--- a/lessons/2-1/downloads/2-1-notes.docx
+++ b/lessons/2-1/downloads/2-1-notes.docx
@@ -363,6 +363,610 @@
         <w:rPr>
           <w:b/>
           <w:bCs/>
+          <w:color w:val="1FA6A2"/>
+          <w:sz w:val="26"/>
+          <w:szCs w:val="26"/>
+        </w:rPr>
+        <w:t xml:space="preserve">Turn &amp; Talk — Discussion Points  (Level 1 support · Level 2)</w:t>
+      </w:r>
+    </w:p>
+    <w:p>
+      <w:pPr>
+        <w:spacing w:after="60"/>
+      </w:pPr>
+      <w:r>
+        <w:rPr>
+          <w:i/>
+          <w:iCs/>
+          <w:color w:val="5F6F80"/>
+          <w:sz w:val="19"/>
+          <w:szCs w:val="19"/>
+        </w:rPr>
+        <w:t xml:space="preserve">Talk with a partner. Use the Level 1 stems if you need help getting started; try the Level 2 question when you are ready for more.</w:t>
+      </w:r>
+    </w:p>
+    <w:p>
+      <w:pPr>
+        <w:spacing w:after="60"/>
+      </w:pPr>
+      <w:r>
+        <w:rPr>
+          <w:b/>
+          <w:bCs/>
+          <w:color w:val="12355B"/>
+          <w:sz w:val="21"/>
+          <w:szCs w:val="21"/>
+        </w:rPr>
+        <w:t xml:space="preserve">1. [Launch] </w:t>
+      </w:r>
+      <w:r>
+        <w:rPr>
+          <w:b/>
+          <w:bCs/>
+          <w:sz w:val="21"/>
+          <w:szCs w:val="21"/>
+        </w:rPr>
+        <w:t xml:space="preserve">Agent Reyes cuts a 3-foot strip of tape into 1/4-foot sections. Before calculating, will the number of sections be more or less than 3? Why?</w:t>
+      </w:r>
+    </w:p>
+    <w:p>
+      <w:pPr>
+        <w:spacing w:after="60"/>
+      </w:pPr>
+      <w:r>
+        <w:rPr>
+          <w:b/>
+          <w:bCs/>
+          <w:color w:val="1FA6A2"/>
+          <w:sz w:val="20"/>
+          <w:szCs w:val="20"/>
+        </w:rPr>
+        <w:t xml:space="preserve">Level 1 — Start here: </w:t>
+      </w:r>
+      <w:r>
+        <w:rPr>
+          <w:sz w:val="20"/>
+          <w:szCs w:val="20"/>
+        </w:rPr>
+        <w:t xml:space="preserve">There will be more than 3 sections because each piece is smaller than a whole foot.</w:t>
+      </w:r>
+    </w:p>
+    <w:p>
+      <w:pPr>
+        <w:spacing w:after="60"/>
+      </w:pPr>
+      <w:r>
+        <w:rPr>
+          <w:sz w:val="21"/>
+          <w:szCs w:val="21"/>
+        </w:rPr>
+        <w:t xml:space="preserve">The number of sections will be ___ than 3 because ___.</w:t>
+      </w:r>
+      <w:r>
+        <w:rPr>
+          <w:i/>
+          <w:iCs/>
+          <w:color w:val="5F6F80"/>
+          <w:sz w:val="19"/>
+          <w:szCs w:val="19"/>
+        </w:rPr>
+        <w:br/>
+        <w:t xml:space="preserve">
+El número de secciones será ___ que 3 porque ___.</w:t>
+      </w:r>
+    </w:p>
+    <w:p>
+      <w:pPr>
+        <w:spacing w:after="60"/>
+      </w:pPr>
+      <w:r>
+        <w:rPr>
+          <w:sz w:val="21"/>
+          <w:szCs w:val="21"/>
+        </w:rPr>
+        <w:t xml:space="preserve">Each 1/4-foot piece is ___ than one whole foot, so ___.</w:t>
+      </w:r>
+      <w:r>
+        <w:rPr>
+          <w:i/>
+          <w:iCs/>
+          <w:color w:val="5F6F80"/>
+          <w:sz w:val="19"/>
+          <w:szCs w:val="19"/>
+        </w:rPr>
+        <w:br/>
+        <w:t xml:space="preserve">
+Cada pieza de 1/4 de pie es ___ que un pie entero, así que ___.</w:t>
+      </w:r>
+    </w:p>
+    <w:p>
+      <w:pPr>
+        <w:spacing w:after="60"/>
+      </w:pPr>
+      <w:r>
+        <w:rPr>
+          <w:b/>
+          <w:bCs/>
+          <w:color w:val="12355B"/>
+          <w:sz w:val="20"/>
+          <w:szCs w:val="20"/>
+        </w:rPr>
+        <w:t xml:space="preserve">Word bank: </w:t>
+      </w:r>
+      <w:r>
+        <w:rPr>
+          <w:color w:val="1FA6A2"/>
+          <w:sz w:val="20"/>
+          <w:szCs w:val="20"/>
+        </w:rPr>
+        <w:t xml:space="preserve">dividend, divisor, unit fraction</w:t>
+      </w:r>
+    </w:p>
+    <w:p>
+      <w:pPr>
+        <w:spacing w:after="60"/>
+      </w:pPr>
+      <w:r>
+        <w:rPr>
+          <w:b/>
+          <w:bCs/>
+          <w:color w:val="12355B"/>
+          <w:sz w:val="19"/>
+          <w:szCs w:val="19"/>
+        </w:rPr>
+        <w:t xml:space="preserve">Listen for: </w:t>
+      </w:r>
+      <w:r>
+        <w:rPr>
+          <w:i/>
+          <w:iCs/>
+          <w:color w:val="5F6F80"/>
+          <w:sz w:val="19"/>
+          <w:szCs w:val="19"/>
+        </w:rPr>
+        <w:t xml:space="preserve">Students reason that dividing by a number less than 1 gives a quotient greater than the dividend, so there are more than 3 sections.</w:t>
+      </w:r>
+    </w:p>
+    <w:p>
+      <w:pPr>
+        <w:spacing w:after="60"/>
+      </w:pPr>
+      <w:r>
+        <w:rPr>
+          <w:b/>
+          <w:bCs/>
+          <w:color w:val="9A6B12"/>
+          <w:sz w:val="20"/>
+          <w:szCs w:val="20"/>
+        </w:rPr>
+        <w:t xml:space="preserve">Level 2: </w:t>
+      </w:r>
+      <w:r>
+        <w:rPr>
+          <w:sz w:val="20"/>
+          <w:szCs w:val="20"/>
+        </w:rPr>
+        <w:t xml:space="preserve">Predict how the number of sections would change if each piece were 1/8 foot instead of 1/4 foot. Justify your prediction.</w:t>
+      </w:r>
+    </w:p>
+    <w:p>
+      <w:pPr>
+        <w:spacing w:after="60"/>
+        <w:ind w:left="360"/>
+      </w:pPr>
+      <w:r>
+        <w:rPr>
+          <w:sz w:val="20"/>
+          <w:szCs w:val="20"/>
+        </w:rPr>
+        <w:t xml:space="preserve">• With 1/8-foot pieces there would be ___ sections because ___.</w:t>
+      </w:r>
+    </w:p>
+    <w:p>
+      <w:pPr>
+        <w:spacing w:after="60"/>
+        <w:ind w:left="360"/>
+      </w:pPr>
+      <w:r>
+        <w:rPr>
+          <w:sz w:val="20"/>
+          <w:szCs w:val="20"/>
+        </w:rPr>
+        <w:t xml:space="preserve">• A smaller divisor produces ___ because ___.</w:t>
+      </w:r>
+    </w:p>
+    <w:p>
+      <w:pPr>
+        <w:spacing w:after="60"/>
+      </w:pPr>
+      <w:r>
+        <w:rPr>
+          <w:b/>
+          <w:bCs/>
+          <w:color w:val="12355B"/>
+          <w:sz w:val="21"/>
+          <w:szCs w:val="21"/>
+        </w:rPr>
+        <w:t xml:space="preserve">2. [Explore] </w:t>
+      </w:r>
+      <w:r>
+        <w:rPr>
+          <w:b/>
+          <w:bCs/>
+          <w:sz w:val="21"/>
+          <w:szCs w:val="21"/>
+        </w:rPr>
+        <w:t xml:space="preserve">What does 3 ÷ 1/4 actually mean? Show your partner with the bar model.</w:t>
+      </w:r>
+    </w:p>
+    <w:p>
+      <w:pPr>
+        <w:spacing w:after="60"/>
+      </w:pPr>
+      <w:r>
+        <w:rPr>
+          <w:b/>
+          <w:bCs/>
+          <w:color w:val="1FA6A2"/>
+          <w:sz w:val="20"/>
+          <w:szCs w:val="20"/>
+        </w:rPr>
+        <w:t xml:space="preserve">Level 1 — Start here: </w:t>
+      </w:r>
+      <w:r>
+        <w:rPr>
+          <w:sz w:val="20"/>
+          <w:szCs w:val="20"/>
+        </w:rPr>
+        <w:t xml:space="preserve">3 ÷ 1/4 asks how many 1/4-size pieces fit into 3.</w:t>
+      </w:r>
+    </w:p>
+    <w:p>
+      <w:pPr>
+        <w:spacing w:after="60"/>
+      </w:pPr>
+      <w:r>
+        <w:rPr>
+          <w:sz w:val="21"/>
+          <w:szCs w:val="21"/>
+        </w:rPr>
+        <w:t xml:space="preserve">Dividing 3 by 1/4 means finding how many ___ fit into ___.</w:t>
+      </w:r>
+      <w:r>
+        <w:rPr>
+          <w:i/>
+          <w:iCs/>
+          <w:color w:val="5F6F80"/>
+          <w:sz w:val="19"/>
+          <w:szCs w:val="19"/>
+        </w:rPr>
+        <w:br/>
+        <w:t xml:space="preserve">
+Dividir 3 entre 1/4 significa encontrar cuántos ___ caben en ___.</w:t>
+      </w:r>
+    </w:p>
+    <w:p>
+      <w:pPr>
+        <w:spacing w:after="60"/>
+      </w:pPr>
+      <w:r>
+        <w:rPr>
+          <w:sz w:val="21"/>
+          <w:szCs w:val="21"/>
+        </w:rPr>
+        <w:t xml:space="preserve">My bar model shows ___ fourths, so the quotient is ___.</w:t>
+      </w:r>
+      <w:r>
+        <w:rPr>
+          <w:i/>
+          <w:iCs/>
+          <w:color w:val="5F6F80"/>
+          <w:sz w:val="19"/>
+          <w:szCs w:val="19"/>
+        </w:rPr>
+        <w:br/>
+        <w:t xml:space="preserve">
+Mi modelo de barras muestra ___ cuartos, así que el cociente es ___.</w:t>
+      </w:r>
+    </w:p>
+    <w:p>
+      <w:pPr>
+        <w:spacing w:after="60"/>
+      </w:pPr>
+      <w:r>
+        <w:rPr>
+          <w:b/>
+          <w:bCs/>
+          <w:color w:val="12355B"/>
+          <w:sz w:val="20"/>
+          <w:szCs w:val="20"/>
+        </w:rPr>
+        <w:t xml:space="preserve">Word bank: </w:t>
+      </w:r>
+      <w:r>
+        <w:rPr>
+          <w:color w:val="1FA6A2"/>
+          <w:sz w:val="20"/>
+          <w:szCs w:val="20"/>
+        </w:rPr>
+        <w:t xml:space="preserve">dividend, divisor, quotient, unit fraction</w:t>
+      </w:r>
+    </w:p>
+    <w:p>
+      <w:pPr>
+        <w:spacing w:after="60"/>
+      </w:pPr>
+      <w:r>
+        <w:rPr>
+          <w:b/>
+          <w:bCs/>
+          <w:color w:val="12355B"/>
+          <w:sz w:val="19"/>
+          <w:szCs w:val="19"/>
+        </w:rPr>
+        <w:t xml:space="preserve">Listen for: </w:t>
+      </w:r>
+      <w:r>
+        <w:rPr>
+          <w:i/>
+          <w:iCs/>
+          <w:color w:val="5F6F80"/>
+          <w:sz w:val="19"/>
+          <w:szCs w:val="19"/>
+        </w:rPr>
+        <w:t xml:space="preserve">Students name 3 as the dividend and 1/4 as the divisor, and explain the model shows 12 fourths fit into 3.</w:t>
+      </w:r>
+    </w:p>
+    <w:p>
+      <w:pPr>
+        <w:spacing w:after="60"/>
+      </w:pPr>
+      <w:r>
+        <w:rPr>
+          <w:b/>
+          <w:bCs/>
+          <w:color w:val="9A6B12"/>
+          <w:sz w:val="20"/>
+          <w:szCs w:val="20"/>
+        </w:rPr>
+        <w:t xml:space="preserve">Level 2: </w:t>
+      </w:r>
+      <w:r>
+        <w:rPr>
+          <w:sz w:val="20"/>
+          <w:szCs w:val="20"/>
+        </w:rPr>
+        <w:t xml:space="preserve">Why is 3 ÷ 1/4 NOT the same as 1/4 of 3? Critique a classmate who confuses the two.</w:t>
+      </w:r>
+    </w:p>
+    <w:p>
+      <w:pPr>
+        <w:spacing w:after="60"/>
+        <w:ind w:left="360"/>
+      </w:pPr>
+      <w:r>
+        <w:rPr>
+          <w:sz w:val="20"/>
+          <w:szCs w:val="20"/>
+        </w:rPr>
+        <w:t xml:space="preserve">• 3 ÷ 1/4 is different from 1/4 of 3 because ___.</w:t>
+      </w:r>
+    </w:p>
+    <w:p>
+      <w:pPr>
+        <w:spacing w:after="60"/>
+        <w:ind w:left="360"/>
+      </w:pPr>
+      <w:r>
+        <w:rPr>
+          <w:sz w:val="20"/>
+          <w:szCs w:val="20"/>
+        </w:rPr>
+        <w:t xml:space="preserve">• Taking 1/4 of 3 gives ___, but dividing gives ___.</w:t>
+      </w:r>
+    </w:p>
+    <w:p>
+      <w:pPr>
+        <w:spacing w:after="60"/>
+      </w:pPr>
+      <w:r>
+        <w:rPr>
+          <w:b/>
+          <w:bCs/>
+          <w:color w:val="12355B"/>
+          <w:sz w:val="21"/>
+          <w:szCs w:val="21"/>
+        </w:rPr>
+        <w:t xml:space="preserve">3. [Connect] </w:t>
+      </w:r>
+      <w:r>
+        <w:rPr>
+          <w:b/>
+          <w:bCs/>
+          <w:sz w:val="21"/>
+          <w:szCs w:val="21"/>
+        </w:rPr>
+        <w:t xml:space="preserve">Where in cooking, sharing, or building might you divide a whole by a fraction?</w:t>
+      </w:r>
+    </w:p>
+    <w:p>
+      <w:pPr>
+        <w:spacing w:after="60"/>
+      </w:pPr>
+      <w:r>
+        <w:rPr>
+          <w:b/>
+          <w:bCs/>
+          <w:color w:val="1FA6A2"/>
+          <w:sz w:val="20"/>
+          <w:szCs w:val="20"/>
+        </w:rPr>
+        <w:t xml:space="preserve">Level 1 — Start here: </w:t>
+      </w:r>
+      <w:r>
+        <w:rPr>
+          <w:sz w:val="20"/>
+          <w:szCs w:val="20"/>
+        </w:rPr>
+        <w:t xml:space="preserve">Any time you ask 'how many small pieces fit' you are dividing by a fraction.</w:t>
+      </w:r>
+    </w:p>
+    <w:p>
+      <w:pPr>
+        <w:spacing w:after="60"/>
+      </w:pPr>
+      <w:r>
+        <w:rPr>
+          <w:sz w:val="21"/>
+          <w:szCs w:val="21"/>
+        </w:rPr>
+        <w:t xml:space="preserve">In real life I divide by a fraction when ___.</w:t>
+      </w:r>
+      <w:r>
+        <w:rPr>
+          <w:i/>
+          <w:iCs/>
+          <w:color w:val="5F6F80"/>
+          <w:sz w:val="19"/>
+          <w:szCs w:val="19"/>
+        </w:rPr>
+        <w:br/>
+        <w:t xml:space="preserve">
+En la vida real divido entre una fracción cuando ___.</w:t>
+      </w:r>
+    </w:p>
+    <w:p>
+      <w:pPr>
+        <w:spacing w:after="60"/>
+      </w:pPr>
+      <w:r>
+        <w:rPr>
+          <w:sz w:val="21"/>
+          <w:szCs w:val="21"/>
+        </w:rPr>
+        <w:t xml:space="preserve">For example, ___ uses ___ ÷ ___.</w:t>
+      </w:r>
+      <w:r>
+        <w:rPr>
+          <w:i/>
+          <w:iCs/>
+          <w:color w:val="5F6F80"/>
+          <w:sz w:val="19"/>
+          <w:szCs w:val="19"/>
+        </w:rPr>
+        <w:br/>
+        <w:t xml:space="preserve">
+Por ejemplo, ___ usa ___ ÷ ___.</w:t>
+      </w:r>
+    </w:p>
+    <w:p>
+      <w:pPr>
+        <w:spacing w:after="60"/>
+      </w:pPr>
+      <w:r>
+        <w:rPr>
+          <w:b/>
+          <w:bCs/>
+          <w:color w:val="12355B"/>
+          <w:sz w:val="20"/>
+          <w:szCs w:val="20"/>
+        </w:rPr>
+        <w:t xml:space="preserve">Word bank: </w:t>
+      </w:r>
+      <w:r>
+        <w:rPr>
+          <w:color w:val="1FA6A2"/>
+          <w:sz w:val="20"/>
+          <w:szCs w:val="20"/>
+        </w:rPr>
+        <w:t xml:space="preserve">dividend, divisor, quotient</w:t>
+      </w:r>
+    </w:p>
+    <w:p>
+      <w:pPr>
+        <w:spacing w:after="60"/>
+      </w:pPr>
+      <w:r>
+        <w:rPr>
+          <w:b/>
+          <w:bCs/>
+          <w:color w:val="12355B"/>
+          <w:sz w:val="19"/>
+          <w:szCs w:val="19"/>
+        </w:rPr>
+        <w:t xml:space="preserve">Listen for: </w:t>
+      </w:r>
+      <w:r>
+        <w:rPr>
+          <w:i/>
+          <w:iCs/>
+          <w:color w:val="5F6F80"/>
+          <w:sz w:val="19"/>
+          <w:szCs w:val="19"/>
+        </w:rPr>
+        <w:t xml:space="preserve">Students give a 'how many fit' scenario and correctly identify the whole as the dividend and the piece size as the divisor.</w:t>
+      </w:r>
+    </w:p>
+    <w:p>
+      <w:pPr>
+        <w:spacing w:after="60"/>
+      </w:pPr>
+      <w:r>
+        <w:rPr>
+          <w:b/>
+          <w:bCs/>
+          <w:color w:val="9A6B12"/>
+          <w:sz w:val="20"/>
+          <w:szCs w:val="20"/>
+        </w:rPr>
+        <w:t xml:space="preserve">Level 2: </w:t>
+      </w:r>
+      <w:r>
+        <w:rPr>
+          <w:sz w:val="20"/>
+          <w:szCs w:val="20"/>
+        </w:rPr>
+        <w:t xml:space="preserve">Generalize: how can you tell from the words of a problem that you should divide by a fraction rather than multiply?</w:t>
+      </w:r>
+    </w:p>
+    <w:p>
+      <w:pPr>
+        <w:spacing w:after="60"/>
+        <w:ind w:left="360"/>
+      </w:pPr>
+      <w:r>
+        <w:rPr>
+          <w:sz w:val="20"/>
+          <w:szCs w:val="20"/>
+        </w:rPr>
+        <w:t xml:space="preserve">• The clue that tells me to divide is ___.</w:t>
+      </w:r>
+    </w:p>
+    <w:p>
+      <w:pPr>
+        <w:spacing w:after="60"/>
+        <w:ind w:left="360"/>
+      </w:pPr>
+      <w:r>
+        <w:rPr>
+          <w:sz w:val="20"/>
+          <w:szCs w:val="20"/>
+        </w:rPr>
+        <w:t xml:space="preserve">• If the problem instead asked for ___, I would multiply because ___.</w:t>
+      </w:r>
+    </w:p>
+    <w:p>
+      <w:pPr>
+        <w:pStyle w:val="Heading2"/>
+        <w:pBdr>
+          <w:left w:val="single" w:color="1FA6A2" w:sz="18" w:space="8"/>
+        </w:pBdr>
+        <w:spacing w:after="100" w:before="200"/>
+      </w:pPr>
+      <w:r>
+        <w:rPr>
+          <w:b/>
+          <w:bCs/>
           <w:color w:val="9A6B12"/>
           <w:sz w:val="26"/>
           <w:szCs w:val="26"/>
@@ -935,7 +1539,7 @@
           <w:sz w:val="21"/>
           <w:szCs w:val="21"/>
         </w:rPr>
-        <w:t xml:space="preserve">Dividing by a fraction means ___.</w:t>
+        <w:t xml:space="preserve">The number of sections will be ___ than 3 because ___.</w:t>
       </w:r>
       <w:r>
         <w:rPr>
@@ -947,19 +1551,19 @@
         </w:rPr>
         <w:br/>
         <w:t xml:space="preserve">
-Dividir entre una fracción significa ___.</w:t>
-      </w:r>
-    </w:p>
-    <w:p>
-      <w:pPr>
-        <w:spacing w:after="60"/>
-      </w:pPr>
-      <w:r>
-        <w:rPr>
-          <w:sz w:val="21"/>
-          <w:szCs w:val="21"/>
-        </w:rPr>
-        <w:t xml:space="preserve">My model shows ___.</w:t>
+El número de secciones será ___ que 3 porque ___.</w:t>
+      </w:r>
+    </w:p>
+    <w:p>
+      <w:pPr>
+        <w:spacing w:after="60"/>
+      </w:pPr>
+      <w:r>
+        <w:rPr>
+          <w:sz w:val="21"/>
+          <w:szCs w:val="21"/>
+        </w:rPr>
+        <w:t xml:space="preserve">Each 1/4-foot piece is ___ than one whole foot, so ___.</w:t>
       </w:r>
       <w:r>
         <w:rPr>
@@ -971,19 +1575,19 @@
         </w:rPr>
         <w:br/>
         <w:t xml:space="preserve">
-Mi modelo muestra ___.</w:t>
-      </w:r>
-    </w:p>
-    <w:p>
-      <w:pPr>
-        <w:spacing w:after="60"/>
-      </w:pPr>
-      <w:r>
-        <w:rPr>
-          <w:sz w:val="21"/>
-          <w:szCs w:val="21"/>
-        </w:rPr>
-        <w:t xml:space="preserve">In real life this is like ___.</w:t>
+Cada pieza de 1/4 de pie es ___ que un pie entero, así que ___.</w:t>
+      </w:r>
+    </w:p>
+    <w:p>
+      <w:pPr>
+        <w:spacing w:after="60"/>
+      </w:pPr>
+      <w:r>
+        <w:rPr>
+          <w:sz w:val="21"/>
+          <w:szCs w:val="21"/>
+        </w:rPr>
+        <w:t xml:space="preserve">Dividing 3 by 1/4 means finding how many ___ fit into ___.</w:t>
       </w:r>
       <w:r>
         <w:rPr>
@@ -995,7 +1599,7 @@
         </w:rPr>
         <w:br/>
         <w:t xml:space="preserve">
-En la vida real esto es como ___.</w:t>
+Dividir 3 entre 1/4 significa encontrar cuántos ___ caben en ___.</w:t>
       </w:r>
     </w:p>
     <w:p>

--- a/lessons/2-1/downloads/2-1-notes.docx
+++ b/lessons/2-1/downloads/2-1-notes.docx
@@ -437,6 +437,43 @@
       </w:pPr>
       <w:r>
         <w:rPr>
+          <w:b/>
+          <w:bCs/>
+          <w:color w:val="1FA6A2"/>
+          <w:sz w:val="20"/>
+          <w:szCs w:val="20"/>
+        </w:rPr>
+        <w:t xml:space="preserve">Hint (optional): </w:t>
+      </w:r>
+      <w:r>
+        <w:rPr>
+          <w:sz w:val="20"/>
+          <w:szCs w:val="20"/>
+        </w:rPr>
+        <w:t xml:space="preserve">Try starting with the word "dividend" or "divisor". Re-read the question and underline what it is asking you to compare or find. Use one number or word from the problem as your evidence.</w:t>
+      </w:r>
+    </w:p>
+    <w:p>
+      <w:pPr>
+        <w:spacing w:after="60"/>
+      </w:pPr>
+      <w:r>
+        <w:rPr>
+          <w:b/>
+          <w:bCs/>
+          <w:color w:val="12355B"/>
+          <w:sz w:val="19"/>
+          <w:szCs w:val="19"/>
+        </w:rPr>
+        <w:t xml:space="preserve">Sentence starters (optional)</w:t>
+      </w:r>
+    </w:p>
+    <w:p>
+      <w:pPr>
+        <w:spacing w:after="60"/>
+      </w:pPr>
+      <w:r>
+        <w:rPr>
           <w:sz w:val="21"/>
           <w:szCs w:val="21"/>
         </w:rPr>
@@ -627,6 +664,43 @@
       </w:pPr>
       <w:r>
         <w:rPr>
+          <w:b/>
+          <w:bCs/>
+          <w:color w:val="1FA6A2"/>
+          <w:sz w:val="20"/>
+          <w:szCs w:val="20"/>
+        </w:rPr>
+        <w:t xml:space="preserve">Hint (optional): </w:t>
+      </w:r>
+      <w:r>
+        <w:rPr>
+          <w:sz w:val="20"/>
+          <w:szCs w:val="20"/>
+        </w:rPr>
+        <w:t xml:space="preserve">Try starting with the word "dividend" or "divisor". Re-read the question and underline what it is asking you to compare or find. Use one number or word from the problem as your evidence.</w:t>
+      </w:r>
+    </w:p>
+    <w:p>
+      <w:pPr>
+        <w:spacing w:after="60"/>
+      </w:pPr>
+      <w:r>
+        <w:rPr>
+          <w:b/>
+          <w:bCs/>
+          <w:color w:val="12355B"/>
+          <w:sz w:val="19"/>
+          <w:szCs w:val="19"/>
+        </w:rPr>
+        <w:t xml:space="preserve">Sentence starters (optional)</w:t>
+      </w:r>
+    </w:p>
+    <w:p>
+      <w:pPr>
+        <w:spacing w:after="60"/>
+      </w:pPr>
+      <w:r>
+        <w:rPr>
           <w:sz w:val="21"/>
           <w:szCs w:val="21"/>
         </w:rPr>
@@ -809,6 +883,43 @@
           <w:szCs w:val="20"/>
         </w:rPr>
         <w:t xml:space="preserve">Any time you ask 'how many small pieces fit' you are dividing by a fraction.</w:t>
+      </w:r>
+    </w:p>
+    <w:p>
+      <w:pPr>
+        <w:spacing w:after="60"/>
+      </w:pPr>
+      <w:r>
+        <w:rPr>
+          <w:b/>
+          <w:bCs/>
+          <w:color w:val="1FA6A2"/>
+          <w:sz w:val="20"/>
+          <w:szCs w:val="20"/>
+        </w:rPr>
+        <w:t xml:space="preserve">Hint (optional): </w:t>
+      </w:r>
+      <w:r>
+        <w:rPr>
+          <w:sz w:val="20"/>
+          <w:szCs w:val="20"/>
+        </w:rPr>
+        <w:t xml:space="preserve">Try starting with the word "dividend" or "divisor". Re-read the question and underline what it is asking you to compare or find. Use one number or word from the problem as your evidence.</w:t>
+      </w:r>
+    </w:p>
+    <w:p>
+      <w:pPr>
+        <w:spacing w:after="60"/>
+      </w:pPr>
+      <w:r>
+        <w:rPr>
+          <w:b/>
+          <w:bCs/>
+          <w:color w:val="12355B"/>
+          <w:sz w:val="19"/>
+          <w:szCs w:val="19"/>
+        </w:rPr>
+        <w:t xml:space="preserve">Sentence starters (optional)</w:t>
       </w:r>
     </w:p>
     <w:p>

--- a/lessons/2-1/downloads/2-1-notes.docx
+++ b/lessons/2-1/downloads/2-1-notes.docx
@@ -97,6 +97,69 @@
       </w:pPr>
       <w:r>
         <w:rPr>
+          <w:i/>
+          <w:iCs/>
+          <w:color w:val="5F6F80"/>
+          <w:sz w:val="19"/>
+          <w:szCs w:val="19"/>
+        </w:rPr>
+        <w:t xml:space="preserve">Picture first, then the word, then a plain-language meaning.</w:t>
+      </w:r>
+    </w:p>
+    <w:p>
+      <w:pPr>
+        <w:keepNext/>
+        <w:spacing w:after="20" w:before="120"/>
+        <w:jc w:val="center"/>
+      </w:pPr>
+      <w:r>
+        <w:drawing>
+          <wp:inline distT="0" distB="0" distL="0" distR="0">
+            <wp:extent cx="1238250" cy="933450"/>
+            <wp:effectExtent t="0" r="0" b="0" l="0"/>
+            <wp:docPr id="1" name="" descr="" title=""/>
+            <wp:cNvGraphicFramePr>
+              <a:graphicFrameLocks xmlns:a="http://schemas.openxmlformats.org/drawingml/2006/main" noChangeAspect="1"/>
+            </wp:cNvGraphicFramePr>
+            <a:graphic xmlns:a="http://schemas.openxmlformats.org/drawingml/2006/main">
+              <a:graphicData uri="http://schemas.openxmlformats.org/drawingml/2006/picture">
+                <pic:pic xmlns:pic="http://schemas.openxmlformats.org/drawingml/2006/picture">
+                  <pic:nvPicPr>
+                    <pic:cNvPr id="0" name="" descr=""/>
+                    <pic:cNvPicPr>
+                      <a:picLocks noChangeAspect="1" noChangeArrowheads="1"/>
+                    </pic:cNvPicPr>
+                  </pic:nvPicPr>
+                  <pic:blipFill>
+                    <a:blip r:embed="rId9" cstate="none"/>
+                    <a:srcRect/>
+                    <a:stretch>
+                      <a:fillRect/>
+                    </a:stretch>
+                  </pic:blipFill>
+                  <pic:spPr bwMode="auto">
+                    <a:xfrm>
+                      <a:off x="0" y="0"/>
+                      <a:ext cx="1238250" cy="933450"/>
+                    </a:xfrm>
+                    <a:prstGeom prst="rect">
+                      <a:avLst/>
+                    </a:prstGeom>
+                  </pic:spPr>
+                </pic:pic>
+              </a:graphicData>
+            </a:graphic>
+          </wp:inline>
+        </w:drawing>
+      </w:r>
+    </w:p>
+    <w:p>
+      <w:pPr>
+        <w:keepNext/>
+        <w:spacing w:after="20"/>
+      </w:pPr>
+      <w:r>
+        <w:rPr>
           <w:b/>
           <w:bCs/>
           <w:color w:val="12355B"/>
@@ -118,7 +181,7 @@
     </w:p>
     <w:p>
       <w:pPr>
-        <w:spacing w:after="60"/>
+        <w:spacing w:after="160"/>
       </w:pPr>
       <w:r>
         <w:rPr>
@@ -130,22 +193,55 @@
     </w:p>
     <w:p>
       <w:pPr>
-        <w:spacing w:after="60"/>
-      </w:pPr>
-      <w:r>
-        <w:rPr>
-          <w:i/>
-          <w:iCs/>
-          <w:color w:val="5F6F80"/>
-          <w:sz w:val="19"/>
-          <w:szCs w:val="19"/>
-        </w:rPr>
-        <w:t xml:space="preserve">In 3 ÷ 1/4 = 12, the dividend is 3 — it is the total being split</w:t>
-      </w:r>
-    </w:p>
-    <w:p>
-      <w:pPr>
-        <w:spacing w:after="60"/>
+        <w:keepNext/>
+        <w:spacing w:after="20" w:before="120"/>
+        <w:jc w:val="center"/>
+      </w:pPr>
+      <w:r>
+        <w:drawing>
+          <wp:inline distT="0" distB="0" distL="0" distR="0">
+            <wp:extent cx="1238250" cy="933450"/>
+            <wp:effectExtent t="0" r="0" b="0" l="0"/>
+            <wp:docPr id="1" name="" descr="" title=""/>
+            <wp:cNvGraphicFramePr>
+              <a:graphicFrameLocks xmlns:a="http://schemas.openxmlformats.org/drawingml/2006/main" noChangeAspect="1"/>
+            </wp:cNvGraphicFramePr>
+            <a:graphic xmlns:a="http://schemas.openxmlformats.org/drawingml/2006/main">
+              <a:graphicData uri="http://schemas.openxmlformats.org/drawingml/2006/picture">
+                <pic:pic xmlns:pic="http://schemas.openxmlformats.org/drawingml/2006/picture">
+                  <pic:nvPicPr>
+                    <pic:cNvPr id="0" name="" descr=""/>
+                    <pic:cNvPicPr>
+                      <a:picLocks noChangeAspect="1" noChangeArrowheads="1"/>
+                    </pic:cNvPicPr>
+                  </pic:nvPicPr>
+                  <pic:blipFill>
+                    <a:blip r:embed="rId9" cstate="none"/>
+                    <a:srcRect/>
+                    <a:stretch>
+                      <a:fillRect/>
+                    </a:stretch>
+                  </pic:blipFill>
+                  <pic:spPr bwMode="auto">
+                    <a:xfrm>
+                      <a:off x="0" y="0"/>
+                      <a:ext cx="1238250" cy="933450"/>
+                    </a:xfrm>
+                    <a:prstGeom prst="rect">
+                      <a:avLst/>
+                    </a:prstGeom>
+                  </pic:spPr>
+                </pic:pic>
+              </a:graphicData>
+            </a:graphic>
+          </wp:inline>
+        </w:drawing>
+      </w:r>
+    </w:p>
+    <w:p>
+      <w:pPr>
+        <w:keepNext/>
+        <w:spacing w:after="20"/>
       </w:pPr>
       <w:r>
         <w:rPr>
@@ -170,7 +266,7 @@
     </w:p>
     <w:p>
       <w:pPr>
-        <w:spacing w:after="60"/>
+        <w:spacing w:after="160"/>
       </w:pPr>
       <w:r>
         <w:rPr>
@@ -182,22 +278,55 @@
     </w:p>
     <w:p>
       <w:pPr>
-        <w:spacing w:after="60"/>
-      </w:pPr>
-      <w:r>
-        <w:rPr>
-          <w:i/>
-          <w:iCs/>
-          <w:color w:val="5F6F80"/>
-          <w:sz w:val="19"/>
-          <w:szCs w:val="19"/>
-        </w:rPr>
-        <w:t xml:space="preserve">In 3 ÷ 1/4 = 12, the divisor is 1/4 — it is the size of each piece</w:t>
-      </w:r>
-    </w:p>
-    <w:p>
-      <w:pPr>
-        <w:spacing w:after="60"/>
+        <w:keepNext/>
+        <w:spacing w:after="20" w:before="120"/>
+        <w:jc w:val="center"/>
+      </w:pPr>
+      <w:r>
+        <w:drawing>
+          <wp:inline distT="0" distB="0" distL="0" distR="0">
+            <wp:extent cx="1238250" cy="933450"/>
+            <wp:effectExtent t="0" r="0" b="0" l="0"/>
+            <wp:docPr id="1" name="" descr="" title=""/>
+            <wp:cNvGraphicFramePr>
+              <a:graphicFrameLocks xmlns:a="http://schemas.openxmlformats.org/drawingml/2006/main" noChangeAspect="1"/>
+            </wp:cNvGraphicFramePr>
+            <a:graphic xmlns:a="http://schemas.openxmlformats.org/drawingml/2006/main">
+              <a:graphicData uri="http://schemas.openxmlformats.org/drawingml/2006/picture">
+                <pic:pic xmlns:pic="http://schemas.openxmlformats.org/drawingml/2006/picture">
+                  <pic:nvPicPr>
+                    <pic:cNvPr id="0" name="" descr=""/>
+                    <pic:cNvPicPr>
+                      <a:picLocks noChangeAspect="1" noChangeArrowheads="1"/>
+                    </pic:cNvPicPr>
+                  </pic:nvPicPr>
+                  <pic:blipFill>
+                    <a:blip r:embed="rId9" cstate="none"/>
+                    <a:srcRect/>
+                    <a:stretch>
+                      <a:fillRect/>
+                    </a:stretch>
+                  </pic:blipFill>
+                  <pic:spPr bwMode="auto">
+                    <a:xfrm>
+                      <a:off x="0" y="0"/>
+                      <a:ext cx="1238250" cy="933450"/>
+                    </a:xfrm>
+                    <a:prstGeom prst="rect">
+                      <a:avLst/>
+                    </a:prstGeom>
+                  </pic:spPr>
+                </pic:pic>
+              </a:graphicData>
+            </a:graphic>
+          </wp:inline>
+        </w:drawing>
+      </w:r>
+    </w:p>
+    <w:p>
+      <w:pPr>
+        <w:keepNext/>
+        <w:spacing w:after="20"/>
       </w:pPr>
       <w:r>
         <w:rPr>
@@ -222,7 +351,7 @@
     </w:p>
     <w:p>
       <w:pPr>
-        <w:spacing w:after="60"/>
+        <w:spacing w:after="160"/>
       </w:pPr>
       <w:r>
         <w:rPr>
@@ -234,22 +363,55 @@
     </w:p>
     <w:p>
       <w:pPr>
-        <w:spacing w:after="60"/>
-      </w:pPr>
-      <w:r>
-        <w:rPr>
-          <w:i/>
-          <w:iCs/>
-          <w:color w:val="5F6F80"/>
-          <w:sz w:val="19"/>
-          <w:szCs w:val="19"/>
-        </w:rPr>
-        <w:t xml:space="preserve">In 3 ÷ 1/4 = 12, the quotient is 12 — there are 12 quarter-size pieces in 3</w:t>
-      </w:r>
-    </w:p>
-    <w:p>
-      <w:pPr>
-        <w:spacing w:after="60"/>
+        <w:keepNext/>
+        <w:spacing w:after="20" w:before="120"/>
+        <w:jc w:val="center"/>
+      </w:pPr>
+      <w:r>
+        <w:drawing>
+          <wp:inline distT="0" distB="0" distL="0" distR="0">
+            <wp:extent cx="1238250" cy="933450"/>
+            <wp:effectExtent t="0" r="0" b="0" l="0"/>
+            <wp:docPr id="1" name="" descr="" title=""/>
+            <wp:cNvGraphicFramePr>
+              <a:graphicFrameLocks xmlns:a="http://schemas.openxmlformats.org/drawingml/2006/main" noChangeAspect="1"/>
+            </wp:cNvGraphicFramePr>
+            <a:graphic xmlns:a="http://schemas.openxmlformats.org/drawingml/2006/main">
+              <a:graphicData uri="http://schemas.openxmlformats.org/drawingml/2006/picture">
+                <pic:pic xmlns:pic="http://schemas.openxmlformats.org/drawingml/2006/picture">
+                  <pic:nvPicPr>
+                    <pic:cNvPr id="0" name="" descr=""/>
+                    <pic:cNvPicPr>
+                      <a:picLocks noChangeAspect="1" noChangeArrowheads="1"/>
+                    </pic:cNvPicPr>
+                  </pic:nvPicPr>
+                  <pic:blipFill>
+                    <a:blip r:embed="rId10" cstate="none"/>
+                    <a:srcRect/>
+                    <a:stretch>
+                      <a:fillRect/>
+                    </a:stretch>
+                  </pic:blipFill>
+                  <pic:spPr bwMode="auto">
+                    <a:xfrm>
+                      <a:off x="0" y="0"/>
+                      <a:ext cx="1238250" cy="933450"/>
+                    </a:xfrm>
+                    <a:prstGeom prst="rect">
+                      <a:avLst/>
+                    </a:prstGeom>
+                  </pic:spPr>
+                </pic:pic>
+              </a:graphicData>
+            </a:graphic>
+          </wp:inline>
+        </w:drawing>
+      </w:r>
+    </w:p>
+    <w:p>
+      <w:pPr>
+        <w:keepNext/>
+        <w:spacing w:after="20"/>
       </w:pPr>
       <w:r>
         <w:rPr>
@@ -274,7 +436,7 @@
     </w:p>
     <w:p>
       <w:pPr>
-        <w:spacing w:after="60"/>
+        <w:spacing w:after="160"/>
       </w:pPr>
       <w:r>
         <w:rPr>
@@ -286,22 +448,55 @@
     </w:p>
     <w:p>
       <w:pPr>
-        <w:spacing w:after="60"/>
-      </w:pPr>
-      <w:r>
-        <w:rPr>
-          <w:i/>
-          <w:iCs/>
-          <w:color w:val="5F6F80"/>
-          <w:sz w:val="19"/>
-          <w:szCs w:val="19"/>
-        </w:rPr>
-        <w:t xml:space="preserve">The reciprocal of 1/4 is 4/1 = 4. Multiplying by the reciprocal gives the same result as dividing.</w:t>
-      </w:r>
-    </w:p>
-    <w:p>
-      <w:pPr>
-        <w:spacing w:after="60"/>
+        <w:keepNext/>
+        <w:spacing w:after="20" w:before="120"/>
+        <w:jc w:val="center"/>
+      </w:pPr>
+      <w:r>
+        <w:drawing>
+          <wp:inline distT="0" distB="0" distL="0" distR="0">
+            <wp:extent cx="1238250" cy="933450"/>
+            <wp:effectExtent t="0" r="0" b="0" l="0"/>
+            <wp:docPr id="1" name="" descr="" title=""/>
+            <wp:cNvGraphicFramePr>
+              <a:graphicFrameLocks xmlns:a="http://schemas.openxmlformats.org/drawingml/2006/main" noChangeAspect="1"/>
+            </wp:cNvGraphicFramePr>
+            <a:graphic xmlns:a="http://schemas.openxmlformats.org/drawingml/2006/main">
+              <a:graphicData uri="http://schemas.openxmlformats.org/drawingml/2006/picture">
+                <pic:pic xmlns:pic="http://schemas.openxmlformats.org/drawingml/2006/picture">
+                  <pic:nvPicPr>
+                    <pic:cNvPr id="0" name="" descr=""/>
+                    <pic:cNvPicPr>
+                      <a:picLocks noChangeAspect="1" noChangeArrowheads="1"/>
+                    </pic:cNvPicPr>
+                  </pic:nvPicPr>
+                  <pic:blipFill>
+                    <a:blip r:embed="rId11" cstate="none"/>
+                    <a:srcRect/>
+                    <a:stretch>
+                      <a:fillRect/>
+                    </a:stretch>
+                  </pic:blipFill>
+                  <pic:spPr bwMode="auto">
+                    <a:xfrm>
+                      <a:off x="0" y="0"/>
+                      <a:ext cx="1238250" cy="933450"/>
+                    </a:xfrm>
+                    <a:prstGeom prst="rect">
+                      <a:avLst/>
+                    </a:prstGeom>
+                  </pic:spPr>
+                </pic:pic>
+              </a:graphicData>
+            </a:graphic>
+          </wp:inline>
+        </w:drawing>
+      </w:r>
+    </w:p>
+    <w:p>
+      <w:pPr>
+        <w:keepNext/>
+        <w:spacing w:after="20"/>
       </w:pPr>
       <w:r>
         <w:rPr>
@@ -326,7 +521,7 @@
     </w:p>
     <w:p>
       <w:pPr>
-        <w:spacing w:after="60"/>
+        <w:spacing w:after="160"/>
       </w:pPr>
       <w:r>
         <w:rPr>
@@ -334,21 +529,6 @@
           <w:szCs w:val="21"/>
         </w:rPr>
         <w:t xml:space="preserve">A fraction with 1 on top, like 1/4.</w:t>
-      </w:r>
-    </w:p>
-    <w:p>
-      <w:pPr>
-        <w:spacing w:after="60"/>
-      </w:pPr>
-      <w:r>
-        <w:rPr>
-          <w:i/>
-          <w:iCs/>
-          <w:color w:val="5F6F80"/>
-          <w:sz w:val="19"/>
-          <w:szCs w:val="19"/>
-        </w:rPr>
-        <w:t xml:space="preserve">1/2, 1/3, 1/4, 1/5 — each represents one equal part of a whole</w:t>
       </w:r>
     </w:p>
     <w:p>

--- a/lessons/2-1/downloads/2-1-notes.docx
+++ b/lessons/2-1/downloads/2-1-notes.docx
@@ -1223,7 +1223,7 @@
           <w:sz w:val="24"/>
           <w:szCs w:val="24"/>
         </w:rPr>
-        <w:t xml:space="preserve">Try the Model</w:t>
+        <w:t xml:space="preserve">Solved Example</w:t>
       </w:r>
       <w:r>
         <w:rPr>
@@ -1233,90 +1233,152 @@
           <w:sz w:val="19"/>
           <w:szCs w:val="19"/>
         </w:rPr>
-        <w:t xml:space="preserve">   step through it together</w:t>
-      </w:r>
-    </w:p>
-    <w:p>
-      <w:pPr>
-        <w:spacing w:after="80"/>
-      </w:pPr>
-      <w:r>
-        <w:rPr>
-          <w:sz w:val="21"/>
-          <w:szCs w:val="21"/>
-        </w:rPr>
-        <w:t xml:space="preserve">Use the bar model to see how many 1/4-size pieces fit into 3 wholes.</w:t>
-      </w:r>
-    </w:p>
-    <w:p>
-      <w:pPr>
+        <w:t xml:space="preserve">   I Do — watch each step</w:t>
+      </w:r>
+    </w:p>
+    <w:p>
+      <w:pPr>
+        <w:keepNext/>
         <w:spacing w:after="40"/>
       </w:pPr>
       <w:r>
-        <w:t xml:space="preserve"/>
-      </w:r>
-    </w:p>
-    <w:tbl>
-      <w:tblPr>
-        <w:tblW w:type="pct" w:w="100%"/>
-        <w:tblBorders>
-          <w:top w:val="single" w:color="C7D2DD" w:sz="6"/>
-          <w:left w:val="single" w:color="C7D2DD" w:sz="6"/>
-          <w:bottom w:val="single" w:color="C7D2DD" w:sz="6"/>
-          <w:right w:val="single" w:color="C7D2DD" w:sz="6"/>
-          <w:insideH w:val="single" w:color="auto" w:sz="4"/>
-          <w:insideV w:val="single" w:color="auto" w:sz="4"/>
-        </w:tblBorders>
-      </w:tblPr>
-      <w:tblGrid>
-        <w:gridCol w:w="100"/>
-      </w:tblGrid>
-      <w:tr>
-        <w:tc>
-          <w:tcPr>
-            <w:shd w:fill="E6F4F3" w:color="auto" w:val="clear"/>
-            <w:tcMar>
-              <w:top w:type="dxa" w:w="60"/>
-              <w:left w:type="dxa" w:w="120"/>
-              <w:bottom w:type="dxa" w:w="60"/>
-              <w:right w:type="dxa" w:w="120"/>
-            </w:tcMar>
-          </w:tcPr>
-          <w:p>
-            <w:pPr>
-              <w:spacing w:after="0" w:line="320"/>
-            </w:pPr>
-            <w:r>
-              <w:t xml:space="preserve"/>
-            </w:r>
-          </w:p>
-          <w:p>
-            <w:pPr>
-              <w:spacing w:after="0" w:line="320"/>
-            </w:pPr>
-            <w:r>
-              <w:t xml:space="preserve"/>
-            </w:r>
-          </w:p>
-          <w:p>
-            <w:pPr>
-              <w:spacing w:after="0" w:line="320"/>
-            </w:pPr>
-            <w:r>
-              <w:t xml:space="preserve"/>
-            </w:r>
-          </w:p>
-          <w:p>
-            <w:pPr>
-              <w:spacing w:after="0" w:line="320"/>
-            </w:pPr>
-            <w:r>
-              <w:t xml:space="preserve"/>
-            </w:r>
-          </w:p>
-        </w:tc>
-      </w:tr>
-    </w:tbl>
+        <w:rPr>
+          <w:b/>
+          <w:bCs/>
+          <w:color w:val="12355B"/>
+          <w:sz w:val="21"/>
+          <w:szCs w:val="21"/>
+        </w:rPr>
+        <w:t xml:space="preserve">Problem:  </w:t>
+      </w:r>
+      <w:r>
+        <w:rPr>
+          <w:sz w:val="21"/>
+          <w:szCs w:val="21"/>
+        </w:rPr>
+        <w:t xml:space="preserve">What does 3 ÷ 1/4 mean?</w:t>
+      </w:r>
+    </w:p>
+    <w:p>
+      <w:pPr>
+        <w:spacing w:after="30"/>
+        <w:ind w:left="420"/>
+      </w:pPr>
+      <w:r>
+        <w:rPr>
+          <w:sz w:val="20"/>
+          <w:szCs w:val="20"/>
+        </w:rPr>
+        <w:t xml:space="preserve">A)  How many 1/4-size pieces fit into 3</w:t>
+      </w:r>
+    </w:p>
+    <w:p>
+      <w:pPr>
+        <w:spacing w:after="30"/>
+        <w:ind w:left="420"/>
+      </w:pPr>
+      <w:r>
+        <w:rPr>
+          <w:sz w:val="20"/>
+          <w:szCs w:val="20"/>
+        </w:rPr>
+        <w:t xml:space="preserve">B)  3 groups of 1/4</w:t>
+      </w:r>
+    </w:p>
+    <w:p>
+      <w:pPr>
+        <w:spacing w:after="30"/>
+        <w:ind w:left="420"/>
+      </w:pPr>
+      <w:r>
+        <w:rPr>
+          <w:sz w:val="20"/>
+          <w:szCs w:val="20"/>
+        </w:rPr>
+        <w:t xml:space="preserve">C)  3 minus 1/4</w:t>
+      </w:r>
+    </w:p>
+    <w:p>
+      <w:pPr>
+        <w:spacing w:after="30"/>
+        <w:ind w:left="420"/>
+      </w:pPr>
+      <w:r>
+        <w:rPr>
+          <w:sz w:val="20"/>
+          <w:szCs w:val="20"/>
+        </w:rPr>
+        <w:t xml:space="preserve">D)  1/4 of 3</w:t>
+      </w:r>
+    </w:p>
+    <w:p>
+      <w:pPr>
+        <w:spacing w:after="20" w:before="50"/>
+      </w:pPr>
+      <w:r>
+        <w:rPr>
+          <w:b/>
+          <w:bCs/>
+          <w:color w:val="1FA6A2"/>
+          <w:sz w:val="21"/>
+          <w:szCs w:val="21"/>
+        </w:rPr>
+        <w:t xml:space="preserve">Step 1:  </w:t>
+      </w:r>
+      <w:r>
+        <w:rPr>
+          <w:sz w:val="21"/>
+          <w:szCs w:val="21"/>
+        </w:rPr>
+        <w:t xml:space="preserve">3 ÷ 1/4 asks: how many 1/4-size pieces fit into 3?</w:t>
+      </w:r>
+    </w:p>
+    <w:p>
+      <w:pPr>
+        <w:spacing w:after="20" w:before="50"/>
+      </w:pPr>
+      <w:r>
+        <w:rPr>
+          <w:b/>
+          <w:bCs/>
+          <w:color w:val="1FA6A2"/>
+          <w:sz w:val="21"/>
+          <w:szCs w:val="21"/>
+        </w:rPr>
+        <w:t xml:space="preserve">Step 2:  </w:t>
+      </w:r>
+      <w:r>
+        <w:rPr>
+          <w:sz w:val="21"/>
+          <w:szCs w:val="21"/>
+        </w:rPr>
+        <w:t xml:space="preserve">The answer is 12, because each whole has 4 fourths, and 3 × 4 = 12.</w:t>
+      </w:r>
+    </w:p>
+    <w:p>
+      <w:pPr>
+        <w:spacing w:after="40" w:before="60"/>
+      </w:pPr>
+      <w:r>
+        <w:rPr>
+          <w:b/>
+          <w:bCs/>
+          <w:color w:val="12355B"/>
+          <w:sz w:val="21"/>
+          <w:szCs w:val="21"/>
+        </w:rPr>
+        <w:t xml:space="preserve">Answer:  </w:t>
+      </w:r>
+      <w:r>
+        <w:rPr>
+          <w:b/>
+          <w:bCs/>
+          <w:sz w:val="21"/>
+          <w:szCs w:val="21"/>
+        </w:rPr>
+        <w:t xml:space="preserve">A. How many 1/4-size pieces fit into 3</w:t>
+      </w:r>
+    </w:p>
     <w:p>
       <w:pPr>
         <w:pStyle w:val="Heading1"/>
@@ -1361,6 +1423,170 @@
           <w:szCs w:val="19"/>
         </w:rPr>
         <w:t xml:space="preserve">   We Do — work with your class</w:t>
+      </w:r>
+    </w:p>
+    <w:p>
+      <w:pPr>
+        <w:keepNext/>
+        <w:spacing w:after="40" w:before="40"/>
+      </w:pPr>
+      <w:r>
+        <w:rPr>
+          <w:b/>
+          <w:bCs/>
+          <w:color w:val="12355B"/>
+          <w:sz w:val="21"/>
+          <w:szCs w:val="21"/>
+        </w:rPr>
+        <w:t xml:space="preserve">Problem:  </w:t>
+      </w:r>
+      <w:r>
+        <w:rPr>
+          <w:sz w:val="21"/>
+          <w:szCs w:val="21"/>
+        </w:rPr>
+        <w:t xml:space="preserve">Which expression means 'how many 1/3-size pieces are in 2'?</w:t>
+      </w:r>
+    </w:p>
+    <w:p>
+      <w:pPr>
+        <w:spacing w:after="30"/>
+        <w:ind w:left="420"/>
+      </w:pPr>
+      <w:r>
+        <w:rPr>
+          <w:sz w:val="20"/>
+          <w:szCs w:val="20"/>
+        </w:rPr>
+        <w:t xml:space="preserve">A)  2 ÷ 1/3</w:t>
+      </w:r>
+    </w:p>
+    <w:p>
+      <w:pPr>
+        <w:spacing w:after="30"/>
+        <w:ind w:left="420"/>
+      </w:pPr>
+      <w:r>
+        <w:rPr>
+          <w:sz w:val="20"/>
+          <w:szCs w:val="20"/>
+        </w:rPr>
+        <w:t xml:space="preserve">B)  2 × 1/3</w:t>
+      </w:r>
+    </w:p>
+    <w:p>
+      <w:pPr>
+        <w:spacing w:after="30"/>
+        <w:ind w:left="420"/>
+      </w:pPr>
+      <w:r>
+        <w:rPr>
+          <w:sz w:val="20"/>
+          <w:szCs w:val="20"/>
+        </w:rPr>
+        <w:t xml:space="preserve">C)  1/3 ÷ 2</w:t>
+      </w:r>
+    </w:p>
+    <w:p>
+      <w:pPr>
+        <w:spacing w:after="30"/>
+        <w:ind w:left="420"/>
+      </w:pPr>
+      <w:r>
+        <w:rPr>
+          <w:sz w:val="20"/>
+          <w:szCs w:val="20"/>
+        </w:rPr>
+        <w:t xml:space="preserve">D)  2 + 1/3</w:t>
+      </w:r>
+    </w:p>
+    <w:p>
+      <w:pPr>
+        <w:keepNext/>
+        <w:spacing w:after="0" w:before="50"/>
+      </w:pPr>
+      <w:r>
+        <w:rPr>
+          <w:b/>
+          <w:bCs/>
+          <w:color w:val="6B4FA0"/>
+          <w:sz w:val="21"/>
+          <w:szCs w:val="21"/>
+        </w:rPr>
+        <w:t xml:space="preserve">Step 1:</w:t>
+      </w:r>
+    </w:p>
+    <w:p>
+      <w:pPr>
+        <w:pBdr>
+          <w:bottom w:val="single" w:color="AFBECC" w:sz="6"/>
+        </w:pBdr>
+        <w:spacing w:after="30" w:before="150"/>
+      </w:pPr>
+      <w:r>
+        <w:t xml:space="preserve"/>
+      </w:r>
+    </w:p>
+    <w:p>
+      <w:pPr>
+        <w:keepNext/>
+        <w:spacing w:after="0" w:before="50"/>
+      </w:pPr>
+      <w:r>
+        <w:rPr>
+          <w:b/>
+          <w:bCs/>
+          <w:color w:val="6B4FA0"/>
+          <w:sz w:val="21"/>
+          <w:szCs w:val="21"/>
+        </w:rPr>
+        <w:t xml:space="preserve">Step 2:</w:t>
+      </w:r>
+    </w:p>
+    <w:p>
+      <w:pPr>
+        <w:pBdr>
+          <w:bottom w:val="single" w:color="AFBECC" w:sz="6"/>
+        </w:pBdr>
+        <w:spacing w:after="30" w:before="150"/>
+      </w:pPr>
+      <w:r>
+        <w:t xml:space="preserve"/>
+      </w:r>
+    </w:p>
+    <w:p>
+      <w:pPr>
+        <w:keepNext/>
+        <w:spacing w:after="0" w:before="60"/>
+      </w:pPr>
+      <w:r>
+        <w:rPr>
+          <w:b/>
+          <w:bCs/>
+          <w:color w:val="12355B"/>
+          <w:sz w:val="21"/>
+          <w:szCs w:val="21"/>
+        </w:rPr>
+        <w:t xml:space="preserve">Answer:</w:t>
+      </w:r>
+    </w:p>
+    <w:p>
+      <w:pPr>
+        <w:pBdr>
+          <w:bottom w:val="single" w:color="AFBECC" w:sz="6"/>
+        </w:pBdr>
+        <w:spacing w:after="30" w:before="150"/>
+      </w:pPr>
+      <w:r>
+        <w:t xml:space="preserve"/>
+      </w:r>
+    </w:p>
+    <w:p>
+      <w:pPr>
+        <w:spacing w:after="80"/>
+      </w:pPr>
+      <w:r>
+        <w:t xml:space="preserve"/>
       </w:r>
     </w:p>
     <w:tbl>
@@ -1880,7 +2106,7 @@
           <w:sz w:val="21"/>
           <w:szCs w:val="21"/>
         </w:rPr>
-        <w:t xml:space="preserve">What does 3 ÷ 1/4 mean?</w:t>
+        <w:t xml:space="preserve">A rope is 4 feet long. How many 1/2-foot pieces can be cut from it?</w:t>
       </w:r>
     </w:p>
     <w:p>
@@ -1893,7 +2119,7 @@
           <w:sz w:val="20"/>
           <w:szCs w:val="20"/>
         </w:rPr>
-        <w:t xml:space="preserve">A)  How many 1/4-size pieces fit into 3</w:t>
+        <w:t xml:space="preserve">A)  8 pieces</w:t>
       </w:r>
     </w:p>
     <w:p>
@@ -1906,7 +2132,7 @@
           <w:sz w:val="20"/>
           <w:szCs w:val="20"/>
         </w:rPr>
-        <w:t xml:space="preserve">B)  3 groups of 1/4</w:t>
+        <w:t xml:space="preserve">B)  2 pieces</w:t>
       </w:r>
     </w:p>
     <w:p>
@@ -1919,7 +2145,7 @@
           <w:sz w:val="20"/>
           <w:szCs w:val="20"/>
         </w:rPr>
-        <w:t xml:space="preserve">C)  3 minus 1/4</w:t>
+        <w:t xml:space="preserve">C)  4 pieces</w:t>
       </w:r>
     </w:p>
     <w:p>
@@ -1932,7 +2158,7 @@
           <w:sz w:val="20"/>
           <w:szCs w:val="20"/>
         </w:rPr>
-        <w:t xml:space="preserve">D)  1/4 of 3</w:t>
+        <w:t xml:space="preserve">D)  1/2 piece</w:t>
       </w:r>
     </w:p>
     <w:p>
@@ -2010,7 +2236,7 @@
           <w:sz w:val="21"/>
           <w:szCs w:val="21"/>
         </w:rPr>
-        <w:t xml:space="preserve">Which expression means 'how many 1/3-size pieces are in 2'?</w:t>
+        <w:t xml:space="preserve">What is 6 ÷ 1/5?</w:t>
       </w:r>
     </w:p>
     <w:p>
@@ -2023,7 +2249,7 @@
           <w:sz w:val="20"/>
           <w:szCs w:val="20"/>
         </w:rPr>
-        <w:t xml:space="preserve">A)  2 ÷ 1/3</w:t>
+        <w:t xml:space="preserve">A)  30</w:t>
       </w:r>
     </w:p>
     <w:p>
@@ -2036,7 +2262,7 @@
           <w:sz w:val="20"/>
           <w:szCs w:val="20"/>
         </w:rPr>
-        <w:t xml:space="preserve">B)  2 × 1/3</w:t>
+        <w:t xml:space="preserve">B)  6/5</w:t>
       </w:r>
     </w:p>
     <w:p>
@@ -2049,7 +2275,7 @@
           <w:sz w:val="20"/>
           <w:szCs w:val="20"/>
         </w:rPr>
-        <w:t xml:space="preserve">C)  1/3 ÷ 2</w:t>
+        <w:t xml:space="preserve">C)  5/6</w:t>
       </w:r>
     </w:p>
     <w:p>
@@ -2062,7 +2288,7 @@
           <w:sz w:val="20"/>
           <w:szCs w:val="20"/>
         </w:rPr>
-        <w:t xml:space="preserve">D)  2 + 1/3</w:t>
+        <w:t xml:space="preserve">D)  1</w:t>
       </w:r>
     </w:p>
     <w:p>
@@ -2140,7 +2366,7 @@
           <w:sz w:val="21"/>
           <w:szCs w:val="21"/>
         </w:rPr>
-        <w:t xml:space="preserve">A rope is 4 feet long. How many 1/2-foot pieces can be cut from it?</w:t>
+        <w:t xml:space="preserve">A shelf is 5 feet long. Books are each 1/4 foot wide. How many books fit on the shelf? Which expression represents this?</w:t>
       </w:r>
     </w:p>
     <w:p>
@@ -2153,7 +2379,7 @@
           <w:sz w:val="20"/>
           <w:szCs w:val="20"/>
         </w:rPr>
-        <w:t xml:space="preserve">A)  8 pieces</w:t>
+        <w:t xml:space="preserve">A)  5 ÷ 1/4 = 20 books</w:t>
       </w:r>
     </w:p>
     <w:p>
@@ -2166,7 +2392,7 @@
           <w:sz w:val="20"/>
           <w:szCs w:val="20"/>
         </w:rPr>
-        <w:t xml:space="preserve">B)  2 pieces</w:t>
+        <w:t xml:space="preserve">B)  5 × 1/4 = 1 1/4 books</w:t>
       </w:r>
     </w:p>
     <w:p>
@@ -2179,7 +2405,7 @@
           <w:sz w:val="20"/>
           <w:szCs w:val="20"/>
         </w:rPr>
-        <w:t xml:space="preserve">C)  4 pieces</w:t>
+        <w:t xml:space="preserve">C)  1/4 ÷ 5 = 1/20 book</w:t>
       </w:r>
     </w:p>
     <w:p>
@@ -2192,7 +2418,7 @@
           <w:sz w:val="20"/>
           <w:szCs w:val="20"/>
         </w:rPr>
-        <w:t xml:space="preserve">D)  1/2 piece</w:t>
+        <w:t xml:space="preserve">D)  5 + 1/4 = 5 1/4 books</w:t>
       </w:r>
     </w:p>
     <w:p>
@@ -2270,7 +2496,7 @@
           <w:sz w:val="21"/>
           <w:szCs w:val="21"/>
         </w:rPr>
-        <w:t xml:space="preserve">What is 6 ÷ 1/5?</w:t>
+        <w:t xml:space="preserve">What does 6 ÷ (1/3) mean?</w:t>
       </w:r>
     </w:p>
     <w:p>
@@ -2283,7 +2509,7 @@
           <w:sz w:val="20"/>
           <w:szCs w:val="20"/>
         </w:rPr>
-        <w:t xml:space="preserve">A)  30</w:t>
+        <w:t xml:space="preserve">A)  How many thirds are in 6</w:t>
       </w:r>
     </w:p>
     <w:p>
@@ -2296,7 +2522,7 @@
           <w:sz w:val="20"/>
           <w:szCs w:val="20"/>
         </w:rPr>
-        <w:t xml:space="preserve">B)  6/5</w:t>
+        <w:t xml:space="preserve">B)  One third of 6</w:t>
       </w:r>
     </w:p>
     <w:p>
@@ -2309,7 +2535,7 @@
           <w:sz w:val="20"/>
           <w:szCs w:val="20"/>
         </w:rPr>
-        <w:t xml:space="preserve">C)  5/6</w:t>
+        <w:t xml:space="preserve">C)  6 minus a third</w:t>
       </w:r>
     </w:p>
     <w:p>
@@ -2322,7 +2548,7 @@
           <w:sz w:val="20"/>
           <w:szCs w:val="20"/>
         </w:rPr>
-        <w:t xml:space="preserve">D)  1</w:t>
+        <w:t xml:space="preserve">D)  6 times 3 then minus</w:t>
       </w:r>
     </w:p>
     <w:p>
@@ -3035,6 +3261,64 @@
           <w:sz w:val="24"/>
           <w:szCs w:val="24"/>
         </w:rPr>
+        <w:t xml:space="preserve">Worked Notes (I Do / We Do)</w:t>
+      </w:r>
+    </w:p>
+    <w:p>
+      <w:pPr>
+        <w:spacing w:after="80"/>
+      </w:pPr>
+      <w:r>
+        <w:rPr>
+          <w:b/>
+          <w:bCs/>
+          <w:sz w:val="21"/>
+          <w:szCs w:val="21"/>
+        </w:rPr>
+        <w:t xml:space="preserve">I Do:  </w:t>
+      </w:r>
+      <w:r>
+        <w:rPr>
+          <w:sz w:val="21"/>
+          <w:szCs w:val="21"/>
+        </w:rPr>
+        <w:t xml:space="preserve">A. How many 1/4-size pieces fit into 3</w:t>
+      </w:r>
+    </w:p>
+    <w:p>
+      <w:pPr>
+        <w:spacing w:after="80"/>
+      </w:pPr>
+      <w:r>
+        <w:rPr>
+          <w:b/>
+          <w:bCs/>
+          <w:sz w:val="21"/>
+          <w:szCs w:val="21"/>
+        </w:rPr>
+        <w:t xml:space="preserve">We Do:  </w:t>
+      </w:r>
+      <w:r>
+        <w:rPr>
+          <w:sz w:val="21"/>
+          <w:szCs w:val="21"/>
+        </w:rPr>
+        <w:t xml:space="preserve">A. 2 ÷ 1/3</w:t>
+      </w:r>
+    </w:p>
+    <w:p>
+      <w:pPr>
+        <w:pStyle w:val="Heading2"/>
+        <w:spacing w:after="80" w:before="180"/>
+      </w:pPr>
+      <w:r>
+        <w:rPr>
+          <w:b/>
+          <w:bCs/>
+          <w:color w:val="12355B"/>
+          <w:sz w:val="24"/>
+          <w:szCs w:val="24"/>
+        </w:rPr>
         <w:t xml:space="preserve">Independent Practice</w:t>
       </w:r>
     </w:p>
@@ -3056,7 +3340,7 @@
           <w:sz w:val="21"/>
           <w:szCs w:val="21"/>
         </w:rPr>
-        <w:t xml:space="preserve">A)  How many 1/4-size pieces fit into 3</w:t>
+        <w:t xml:space="preserve">A)  8 pieces</w:t>
       </w:r>
       <w:r>
         <w:rPr>
@@ -3066,7 +3350,7 @@
           <w:sz w:val="19"/>
           <w:szCs w:val="19"/>
         </w:rPr>
-        <w:t xml:space="preserve">  — 3 ÷ 1/4 asks: how many 1/4-size pieces fit into 3? The answer is 12, because each whole has 4 fourths, and 3 × 4 = 12.</w:t>
+        <w:t xml:space="preserve">  — 4 ÷ 1/2 = 4 × 2 = 8 pieces. Each whole foot contains 2 halves, and 4 × 2 = 8.</w:t>
       </w:r>
     </w:p>
     <w:p>
@@ -3087,7 +3371,7 @@
           <w:sz w:val="21"/>
           <w:szCs w:val="21"/>
         </w:rPr>
-        <w:t xml:space="preserve">A)  2 ÷ 1/3</w:t>
+        <w:t xml:space="preserve">A)  30</w:t>
       </w:r>
       <w:r>
         <w:rPr>
@@ -3097,7 +3381,7 @@
           <w:sz w:val="19"/>
           <w:szCs w:val="19"/>
         </w:rPr>
-        <w:t xml:space="preserve">  — Finding how many 1/3-size pieces fit into 2 is represented by 2 ÷ 1/3. The answer is 6.</w:t>
+        <w:t xml:space="preserve">  — 6 ÷ 1/5 means how many 1/5-size pieces fit into 6. Each whole has 5 fifths, so 6 × 5 = 30.</w:t>
       </w:r>
     </w:p>
     <w:p>
@@ -3118,7 +3402,7 @@
           <w:sz w:val="21"/>
           <w:szCs w:val="21"/>
         </w:rPr>
-        <w:t xml:space="preserve">A)  8 pieces</w:t>
+        <w:t xml:space="preserve">A)  5 ÷ 1/4 = 20 books</w:t>
       </w:r>
       <w:r>
         <w:rPr>
@@ -3128,7 +3412,7 @@
           <w:sz w:val="19"/>
           <w:szCs w:val="19"/>
         </w:rPr>
-        <w:t xml:space="preserve">  — 4 ÷ 1/2 = 4 × 2 = 8 pieces. Each whole foot contains 2 halves, and 4 × 2 = 8.</w:t>
+        <w:t xml:space="preserve">  — You are finding how many 1/4-foot pieces fit into 5 feet, which is 5 ÷ 1/4 = 5 × 4 = 20 books.</w:t>
       </w:r>
     </w:p>
     <w:p>
@@ -3149,7 +3433,7 @@
           <w:sz w:val="21"/>
           <w:szCs w:val="21"/>
         </w:rPr>
-        <w:t xml:space="preserve">A)  30</w:t>
+        <w:t xml:space="preserve">A)  How many thirds are in 6</w:t>
       </w:r>
       <w:r>
         <w:rPr>
@@ -3159,7 +3443,7 @@
           <w:sz w:val="19"/>
           <w:szCs w:val="19"/>
         </w:rPr>
-        <w:t xml:space="preserve">  — 6 ÷ 1/5 means how many 1/5-size pieces fit into 6. Each whole has 5 fifths, so 6 × 5 = 30.</w:t>
+        <w:t xml:space="preserve">  — Dividing by 1/3 asks how many one-third pieces fit into 6. The answer is 18.</w:t>
       </w:r>
     </w:p>
     <w:p>

--- a/lessons/2-1/downloads/2-1-notes.docx
+++ b/lessons/2-1/downloads/2-1-notes.docx
@@ -1023,6 +1023,216 @@
     <w:p>
       <w:pPr>
         <w:pStyle w:val="Heading1"/>
+        <w:pBdr>
+          <w:bottom w:val="single" w:color="1FA6A2" w:sz="14" w:space="6"/>
+        </w:pBdr>
+        <w:spacing w:after="140" w:before="260"/>
+      </w:pPr>
+      <w:r>
+        <w:rPr>
+          <w:b/>
+          <w:bCs/>
+          <w:color w:val="12355B"/>
+          <w:sz w:val="30"/>
+          <w:szCs w:val="30"/>
+        </w:rPr>
+        <w:t xml:space="preserve">Guided Notes</w:t>
+      </w:r>
+    </w:p>
+    <w:p>
+      <w:pPr>
+        <w:spacing w:after="100"/>
+      </w:pPr>
+      <w:r>
+        <w:rPr>
+          <w:i/>
+          <w:iCs/>
+          <w:color w:val="5F6F80"/>
+          <w:sz w:val="19"/>
+          <w:szCs w:val="19"/>
+        </w:rPr>
+        <w:t xml:space="preserve">Fill in each blank as we go. Use the Word Bank to help you.</w:t>
+      </w:r>
+    </w:p>
+    <w:tbl>
+      <w:tblPr>
+        <w:tblW w:type="pct" w:w="100%"/>
+        <w:tblBorders>
+          <w:top w:val="single" w:color="BBD0DE" w:sz="8"/>
+          <w:left w:val="single" w:color="BBD0DE" w:sz="8"/>
+          <w:bottom w:val="single" w:color="BBD0DE" w:sz="8"/>
+          <w:right w:val="single" w:color="BBD0DE" w:sz="8"/>
+          <w:insideH w:val="single" w:color="auto" w:sz="4"/>
+          <w:insideV w:val="single" w:color="auto" w:sz="4"/>
+        </w:tblBorders>
+      </w:tblPr>
+      <w:tblGrid>
+        <w:gridCol w:w="100"/>
+      </w:tblGrid>
+      <w:tr>
+        <w:tc>
+          <w:tcPr>
+            <w:shd w:fill="EEF4F8" w:color="auto" w:val="clear"/>
+            <w:tcMar>
+              <w:top w:type="dxa" w:w="120"/>
+              <w:left w:type="dxa" w:w="180"/>
+              <w:bottom w:type="dxa" w:w="120"/>
+              <w:right w:type="dxa" w:w="180"/>
+            </w:tcMar>
+          </w:tcPr>
+          <w:p>
+            <w:pPr>
+              <w:spacing w:after="40"/>
+            </w:pPr>
+            <w:r>
+              <w:rPr>
+                <w:b/>
+                <w:bCs/>
+                <w:color w:val="1FA6A2"/>
+                <w:sz w:val="18"/>
+                <w:szCs w:val="18"/>
+              </w:rPr>
+              <w:t xml:space="preserve">WORD BANK</w:t>
+            </w:r>
+          </w:p>
+          <w:p>
+            <w:pPr>
+              <w:spacing w:after="80"/>
+            </w:pPr>
+            <w:r>
+              <w:rPr>
+                <w:b/>
+                <w:bCs/>
+                <w:sz w:val="21"/>
+                <w:szCs w:val="21"/>
+              </w:rPr>
+              <w:t xml:space="preserve">Dividend      •      Divisor      •      Quotient      •      Reciprocal      •      Unit fraction</w:t>
+            </w:r>
+          </w:p>
+        </w:tc>
+      </w:tr>
+    </w:tbl>
+    <w:p>
+      <w:pPr>
+        <w:spacing w:after="80"/>
+      </w:pPr>
+      <w:r>
+        <w:t xml:space="preserve"/>
+      </w:r>
+    </w:p>
+    <w:p>
+      <w:pPr>
+        <w:spacing w:after="120" w:before="80"/>
+      </w:pPr>
+      <w:r>
+        <w:rPr>
+          <w:b/>
+          <w:bCs/>
+          <w:color w:val="12355B"/>
+          <w:sz w:val="22"/>
+          <w:szCs w:val="22"/>
+        </w:rPr>
+        <w:t xml:space="preserve">1.  </w:t>
+      </w:r>
+      <w:r>
+        <w:rPr>
+          <w:sz w:val="22"/>
+          <w:szCs w:val="22"/>
+        </w:rPr>
+        <w:t xml:space="preserve">In 6 ÷ 1/2, the number 6 being divided is the ___.</w:t>
+      </w:r>
+    </w:p>
+    <w:p>
+      <w:pPr>
+        <w:spacing w:after="120" w:before="80"/>
+      </w:pPr>
+      <w:r>
+        <w:rPr>
+          <w:b/>
+          <w:bCs/>
+          <w:color w:val="12355B"/>
+          <w:sz w:val="22"/>
+          <w:szCs w:val="22"/>
+        </w:rPr>
+        <w:t xml:space="preserve">2.  </w:t>
+      </w:r>
+      <w:r>
+        <w:rPr>
+          <w:sz w:val="22"/>
+          <w:szCs w:val="22"/>
+        </w:rPr>
+        <w:t xml:space="preserve">In 6 ÷ 1/2, the number 1/2 we divide by is the ___.</w:t>
+      </w:r>
+    </w:p>
+    <w:p>
+      <w:pPr>
+        <w:spacing w:after="120" w:before="80"/>
+      </w:pPr>
+      <w:r>
+        <w:rPr>
+          <w:b/>
+          <w:bCs/>
+          <w:color w:val="12355B"/>
+          <w:sz w:val="22"/>
+          <w:szCs w:val="22"/>
+        </w:rPr>
+        <w:t xml:space="preserve">3.  </w:t>
+      </w:r>
+      <w:r>
+        <w:rPr>
+          <w:sz w:val="22"/>
+          <w:szCs w:val="22"/>
+        </w:rPr>
+        <w:t xml:space="preserve">The answer to a division problem is the ___.</w:t>
+      </w:r>
+    </w:p>
+    <w:p>
+      <w:pPr>
+        <w:spacing w:after="120" w:before="80"/>
+      </w:pPr>
+      <w:r>
+        <w:rPr>
+          <w:b/>
+          <w:bCs/>
+          <w:color w:val="12355B"/>
+          <w:sz w:val="22"/>
+          <w:szCs w:val="22"/>
+        </w:rPr>
+        <w:t xml:space="preserve">4.  </w:t>
+      </w:r>
+      <w:r>
+        <w:rPr>
+          <w:sz w:val="22"/>
+          <w:szCs w:val="22"/>
+        </w:rPr>
+        <w:t xml:space="preserve">The fraction you get by flipping the numerator and denominator is the ___.</w:t>
+      </w:r>
+    </w:p>
+    <w:p>
+      <w:pPr>
+        <w:spacing w:after="120" w:before="80"/>
+      </w:pPr>
+      <w:r>
+        <w:rPr>
+          <w:b/>
+          <w:bCs/>
+          <w:color w:val="12355B"/>
+          <w:sz w:val="22"/>
+          <w:szCs w:val="22"/>
+        </w:rPr>
+        <w:t xml:space="preserve">5.  </w:t>
+      </w:r>
+      <w:r>
+        <w:rPr>
+          <w:sz w:val="22"/>
+          <w:szCs w:val="22"/>
+        </w:rPr>
+        <w:t xml:space="preserve">A fraction with a numerator of 1, like 1/5, is a ___.</w:t>
+      </w:r>
+    </w:p>
+    <w:p>
+      <w:pPr>
+        <w:pStyle w:val="Heading1"/>
         <w:pageBreakBefore/>
         <w:pBdr>
           <w:bottom w:val="single" w:color="1FA6A2" w:sz="14" w:space="6"/>
@@ -2025,6 +2235,87 @@
     </w:p>
     <w:p>
       <w:pPr>
+        <w:spacing w:after="40" w:before="80"/>
+      </w:pPr>
+      <w:r>
+        <w:rPr>
+          <w:b/>
+          <w:bCs/>
+          <w:color w:val="12355B"/>
+          <w:sz w:val="21"/>
+          <w:szCs w:val="21"/>
+        </w:rPr>
+        <w:t xml:space="preserve">4. </w:t>
+      </w:r>
+      <w:r>
+        <w:rPr>
+          <w:b/>
+          <w:bCs/>
+          <w:color w:val="6B4FA0"/>
+          <w:sz w:val="19"/>
+          <w:szCs w:val="19"/>
+        </w:rPr>
+        <w:t xml:space="preserve">[Practice] </w:t>
+      </w:r>
+      <w:r>
+        <w:rPr>
+          <w:b/>
+          <w:bCs/>
+          <w:sz w:val="21"/>
+          <w:szCs w:val="21"/>
+        </w:rPr>
+        <w:t xml:space="preserve">During practice on Interpret Division of Fractions, what strategy did you use when a problem felt tricky?</w:t>
+      </w:r>
+    </w:p>
+    <w:p>
+      <w:pPr>
+        <w:spacing w:after="60"/>
+      </w:pPr>
+      <w:r>
+        <w:rPr>
+          <w:color w:val="1A2733"/>
+          <w:sz w:val="21"/>
+          <w:szCs w:val="21"/>
+        </w:rPr>
+        <w:t xml:space="preserve">Start with:  Dividing 3 by 1/4 means finding how many ___ fit into ___.</w:t>
+      </w:r>
+      <w:r>
+        <w:rPr>
+          <w:i/>
+          <w:iCs/>
+          <w:color w:val="5F6F80"/>
+          <w:sz w:val="19"/>
+          <w:szCs w:val="19"/>
+        </w:rPr>
+        <w:br/>
+        <w:t xml:space="preserve">Dividir 3 entre 1/4 significa encontrar cuántos ___ caben en ___.</w:t>
+      </w:r>
+    </w:p>
+    <w:p>
+      <w:pPr>
+        <w:spacing w:after="80"/>
+      </w:pPr>
+      <w:r>
+        <w:rPr>
+          <w:b/>
+          <w:bCs/>
+          <w:color w:val="12355B"/>
+          <w:sz w:val="19"/>
+          <w:szCs w:val="19"/>
+        </w:rPr>
+        <w:t xml:space="preserve">Word bank:  </w:t>
+      </w:r>
+      <w:r>
+        <w:rPr>
+          <w:color w:val="1FA6A2"/>
+          <w:sz w:val="19"/>
+          <w:szCs w:val="19"/>
+        </w:rPr>
+        <w:t xml:space="preserve">Dividend,  Divisor,  Quotient,  Reciprocal</w:t>
+      </w:r>
+    </w:p>
+    <w:p>
+      <w:pPr>
         <w:pStyle w:val="Heading1"/>
         <w:pageBreakBefore/>
         <w:pBdr>
@@ -2496,7 +2787,7 @@
           <w:sz w:val="21"/>
           <w:szCs w:val="21"/>
         </w:rPr>
-        <w:t xml:space="preserve">What does 6 ÷ (1/3) mean?</w:t>
+        <w:t xml:space="preserve">Agent Cole has 8 feet of evidence rope and cuts it into 1/3-foot pieces for tagging. What does 8 ÷ 1/3 mean?</w:t>
       </w:r>
     </w:p>
     <w:p>
@@ -2509,7 +2800,7 @@
           <w:sz w:val="20"/>
           <w:szCs w:val="20"/>
         </w:rPr>
-        <w:t xml:space="preserve">A)  How many thirds are in 6</w:t>
+        <w:t xml:space="preserve">A)  How many 1/3-foot pieces fit into 8 feet</w:t>
       </w:r>
     </w:p>
     <w:p>
@@ -2522,7 +2813,7 @@
           <w:sz w:val="20"/>
           <w:szCs w:val="20"/>
         </w:rPr>
-        <w:t xml:space="preserve">B)  One third of 6</w:t>
+        <w:t xml:space="preserve">B)  1/3 of the 8 feet of rope</w:t>
       </w:r>
     </w:p>
     <w:p>
@@ -2535,7 +2826,7 @@
           <w:sz w:val="20"/>
           <w:szCs w:val="20"/>
         </w:rPr>
-        <w:t xml:space="preserve">C)  6 minus a third</w:t>
+        <w:t xml:space="preserve">C)  8 feet shortened by 1/3 of a foot</w:t>
       </w:r>
     </w:p>
     <w:p>
@@ -2548,7 +2839,7 @@
           <w:sz w:val="20"/>
           <w:szCs w:val="20"/>
         </w:rPr>
-        <w:t xml:space="preserve">D)  6 times 3 then minus</w:t>
+        <w:t xml:space="preserve">D)  8 pieces that are each 1/3 foot long</w:t>
       </w:r>
     </w:p>
     <w:p>
@@ -2621,33 +2912,7 @@
           <w:sz w:val="30"/>
           <w:szCs w:val="30"/>
         </w:rPr>
-        <w:t xml:space="preserve">Write About the Math</w:t>
-      </w:r>
-    </w:p>
-    <w:p>
-      <w:pPr>
-        <w:pStyle w:val="Heading2"/>
-        <w:spacing w:after="80" w:before="180"/>
-      </w:pPr>
-      <w:r>
-        <w:rPr>
-          <w:b/>
-          <w:bCs/>
-          <w:color w:val="12355B"/>
-          <w:sz w:val="24"/>
-          <w:szCs w:val="24"/>
-        </w:rPr>
-        <w:t xml:space="preserve">Build Strong Sentences</w:t>
-      </w:r>
-      <w:r>
-        <w:rPr>
-          <w:i/>
-          <w:iCs/>
-          <w:color w:val="B97A12"/>
-          <w:sz w:val="19"/>
-          <w:szCs w:val="19"/>
-        </w:rPr>
-        <w:t xml:space="preserve">   The Writing Revolution</w:t>
+        <w:t xml:space="preserve">Exit Ticket</w:t>
       </w:r>
     </w:p>
     <w:p>
@@ -2662,435 +2927,86 @@
           <w:sz w:val="19"/>
           <w:szCs w:val="19"/>
         </w:rPr>
-        <w:t xml:space="preserve">I can explain a fraction division using the words dividend, divisor, quotient, reciprocal, and unit fraction.</w:t>
-      </w:r>
-    </w:p>
-    <w:p>
-      <w:pPr>
-        <w:pStyle w:val="Heading2"/>
-        <w:spacing w:after="80" w:before="180"/>
-      </w:pPr>
-      <w:r>
-        <w:rPr>
-          <w:b/>
-          <w:bCs/>
-          <w:color w:val="12355B"/>
-          <w:sz w:val="24"/>
-          <w:szCs w:val="24"/>
-        </w:rPr>
-        <w:t xml:space="preserve">1. Kernel Sentence</w:t>
-      </w:r>
-      <w:r>
-        <w:rPr>
-          <w:i/>
-          <w:iCs/>
-          <w:color w:val="1FA6A2"/>
-          <w:sz w:val="19"/>
-          <w:szCs w:val="19"/>
-        </w:rPr>
-        <w:t xml:space="preserve">   subject + verb</w:t>
-      </w:r>
-    </w:p>
-    <w:tbl>
-      <w:tblPr>
-        <w:tblW w:type="pct" w:w="100%"/>
-        <w:tblBorders>
-          <w:top w:val="single" w:color="B97A12" w:sz="8"/>
-          <w:left w:val="single" w:color="B97A12" w:sz="8"/>
-          <w:bottom w:val="single" w:color="B97A12" w:sz="8"/>
-          <w:right w:val="single" w:color="B97A12" w:sz="8"/>
-          <w:insideH w:val="single" w:color="auto" w:sz="4"/>
-          <w:insideV w:val="single" w:color="auto" w:sz="4"/>
-        </w:tblBorders>
-      </w:tblPr>
-      <w:tblGrid>
-        <w:gridCol w:w="100"/>
-      </w:tblGrid>
-      <w:tr>
-        <w:tc>
-          <w:tcPr>
-            <w:shd w:fill="FBF3E2" w:color="auto" w:val="clear"/>
-            <w:tcMar>
-              <w:top w:type="dxa" w:w="120"/>
-              <w:left w:type="dxa" w:w="180"/>
-              <w:bottom w:type="dxa" w:w="120"/>
-              <w:right w:type="dxa" w:w="180"/>
-            </w:tcMar>
-          </w:tcPr>
-          <w:p>
-            <w:pPr>
-              <w:spacing w:after="0"/>
-            </w:pPr>
-            <w:r>
-              <w:rPr>
-                <w:b/>
-                <w:bCs/>
-                <w:color w:val="1FA6A2"/>
-                <w:sz w:val="20"/>
-                <w:szCs w:val="20"/>
-              </w:rPr>
-              <w:t xml:space="preserve">Model:  </w:t>
-            </w:r>
-            <w:r>
-              <w:rPr>
-                <w:sz w:val="20"/>
-                <w:szCs w:val="20"/>
-              </w:rPr>
-              <w:t xml:space="preserve">Dividend is the number you are splitting up in a division problem.</w:t>
-            </w:r>
-          </w:p>
-        </w:tc>
-      </w:tr>
-    </w:tbl>
+        <w:t xml:space="preserve">Answer on your own. This shows what you learned today.</w:t>
+      </w:r>
+    </w:p>
+    <w:p>
+      <w:pPr>
+        <w:spacing w:after="80" w:before="80"/>
+      </w:pPr>
+      <w:r>
+        <w:rPr>
+          <w:color w:val="B97A12"/>
+          <w:sz w:val="22"/>
+          <w:szCs w:val="22"/>
+        </w:rPr>
+        <w:t xml:space="preserve">★  </w:t>
+      </w:r>
+      <w:r>
+        <w:rPr>
+          <w:b/>
+          <w:bCs/>
+          <w:sz w:val="22"/>
+          <w:szCs w:val="22"/>
+        </w:rPr>
+        <w:t xml:space="preserve">What does 5 ÷ 1/4 mean, and what is the quotient?</w:t>
+      </w:r>
+    </w:p>
+    <w:p>
+      <w:pPr>
+        <w:spacing w:after="60"/>
+        <w:ind w:left="420"/>
+      </w:pPr>
+      <w:r>
+        <w:rPr>
+          <w:sz w:val="21"/>
+          <w:szCs w:val="21"/>
+        </w:rPr>
+        <w:t xml:space="preserve">A)  How many 1/4-size pieces fit into 5; quotient is 20</w:t>
+      </w:r>
+    </w:p>
+    <w:p>
+      <w:pPr>
+        <w:spacing w:after="60"/>
+        <w:ind w:left="420"/>
+      </w:pPr>
+      <w:r>
+        <w:rPr>
+          <w:sz w:val="21"/>
+          <w:szCs w:val="21"/>
+        </w:rPr>
+        <w:t xml:space="preserve">B)  5 groups of 1/4; quotient is 5/4</w:t>
+      </w:r>
+    </w:p>
+    <w:p>
+      <w:pPr>
+        <w:spacing w:after="60"/>
+        <w:ind w:left="420"/>
+      </w:pPr>
+      <w:r>
+        <w:rPr>
+          <w:sz w:val="21"/>
+          <w:szCs w:val="21"/>
+        </w:rPr>
+        <w:t xml:space="preserve">C)  1/4 of 5; quotient is 5/4</w:t>
+      </w:r>
+    </w:p>
+    <w:p>
+      <w:pPr>
+        <w:spacing w:after="60"/>
+        <w:ind w:left="420"/>
+      </w:pPr>
+      <w:r>
+        <w:rPr>
+          <w:sz w:val="21"/>
+          <w:szCs w:val="21"/>
+        </w:rPr>
+        <w:t xml:space="preserve">D)  5 minus 1/4; quotient is 4 3/4</w:t>
+      </w:r>
+    </w:p>
     <w:p>
       <w:pPr>
         <w:spacing w:after="40"/>
-      </w:pPr>
-      <w:r>
-        <w:t xml:space="preserve"/>
-      </w:r>
-    </w:p>
-    <w:p>
-      <w:pPr>
-        <w:spacing w:after="60"/>
-      </w:pPr>
-      <w:r>
-        <w:rPr>
-          <w:color w:val="1A2733"/>
-          <w:sz w:val="21"/>
-          <w:szCs w:val="21"/>
-        </w:rPr>
-        <w:t xml:space="preserve">Write a kernel sentence about dividend. Use a subject and a verb.</w:t>
-      </w:r>
-      <w:r>
-        <w:rPr>
-          <w:i/>
-          <w:iCs/>
-          <w:color w:val="5F6F80"/>
-          <w:sz w:val="19"/>
-          <w:szCs w:val="19"/>
-        </w:rPr>
-        <w:br/>
-        <w:t xml:space="preserve">Escribe una oración base sobre dividendo. Usa un sujeto y un verbo.</w:t>
-      </w:r>
-    </w:p>
-    <w:p>
-      <w:pPr>
-        <w:pBdr>
-          <w:bottom w:val="single" w:color="AFBECC" w:sz="6"/>
-        </w:pBdr>
-        <w:spacing w:after="30" w:before="150"/>
-      </w:pPr>
-      <w:r>
-        <w:t xml:space="preserve"/>
-      </w:r>
-    </w:p>
-    <w:p>
-      <w:pPr>
-        <w:pBdr>
-          <w:bottom w:val="single" w:color="AFBECC" w:sz="6"/>
-        </w:pBdr>
-        <w:spacing w:after="30" w:before="150"/>
-      </w:pPr>
-      <w:r>
-        <w:t xml:space="preserve"/>
-      </w:r>
-    </w:p>
-    <w:p>
-      <w:pPr>
-        <w:pStyle w:val="Heading2"/>
-        <w:spacing w:after="80" w:before="180"/>
-      </w:pPr>
-      <w:r>
-        <w:rPr>
-          <w:b/>
-          <w:bCs/>
-          <w:color w:val="12355B"/>
-          <w:sz w:val="24"/>
-          <w:szCs w:val="24"/>
-        </w:rPr>
-        <w:t xml:space="preserve">2. Sentence Expansion</w:t>
-      </w:r>
-      <w:r>
-        <w:rPr>
-          <w:i/>
-          <w:iCs/>
-          <w:color w:val="1FA6A2"/>
-          <w:sz w:val="19"/>
-          <w:szCs w:val="19"/>
-        </w:rPr>
-        <w:t xml:space="preserve">   because · but · so</w:t>
-      </w:r>
-    </w:p>
-    <w:p>
-      <w:pPr>
-        <w:spacing w:after="80"/>
-      </w:pPr>
-      <w:r>
-        <w:rPr>
-          <w:b/>
-          <w:bCs/>
-          <w:color w:val="1FA6A2"/>
-          <w:sz w:val="20"/>
-          <w:szCs w:val="20"/>
-        </w:rPr>
-        <w:t xml:space="preserve">Kernel:  </w:t>
-      </w:r>
-      <w:r>
-        <w:rPr>
-          <w:sz w:val="20"/>
-          <w:szCs w:val="20"/>
-        </w:rPr>
-        <w:t xml:space="preserve">Dividend matters in math</w:t>
-      </w:r>
-    </w:p>
-    <w:p>
-      <w:pPr>
-        <w:spacing w:after="80"/>
-      </w:pPr>
-      <w:r>
-        <w:rPr>
-          <w:b/>
-          <w:bCs/>
-          <w:color w:val="12355B"/>
-          <w:sz w:val="21"/>
-          <w:szCs w:val="21"/>
-        </w:rPr>
-        <w:t xml:space="preserve">because  </w:t>
-      </w:r>
-      <w:r>
-        <w:rPr>
-          <w:sz w:val="21"/>
-          <w:szCs w:val="21"/>
-        </w:rPr>
-        <w:t xml:space="preserve">Dividend matters in math because ___.</w:t>
-      </w:r>
-      <w:r>
-        <w:rPr>
-          <w:i/>
-          <w:iCs/>
-          <w:color w:val="5F6F80"/>
-          <w:sz w:val="19"/>
-          <w:szCs w:val="19"/>
-        </w:rPr>
-        <w:br/>
-        <w:t xml:space="preserve">Dividendo importa en matemáticas porque ___.</w:t>
-      </w:r>
-    </w:p>
-    <w:p>
-      <w:pPr>
-        <w:pBdr>
-          <w:bottom w:val="single" w:color="AFBECC" w:sz="6"/>
-        </w:pBdr>
-        <w:spacing w:after="30" w:before="150"/>
-      </w:pPr>
-      <w:r>
-        <w:t xml:space="preserve"/>
-      </w:r>
-    </w:p>
-    <w:p>
-      <w:pPr>
-        <w:spacing w:after="80"/>
-      </w:pPr>
-      <w:r>
-        <w:rPr>
-          <w:b/>
-          <w:bCs/>
-          <w:color w:val="12355B"/>
-          <w:sz w:val="21"/>
-          <w:szCs w:val="21"/>
-        </w:rPr>
-        <w:t xml:space="preserve">but  </w:t>
-      </w:r>
-      <w:r>
-        <w:rPr>
-          <w:sz w:val="21"/>
-          <w:szCs w:val="21"/>
-        </w:rPr>
-        <w:t xml:space="preserve">Dividend matters in math, but ___.</w:t>
-      </w:r>
-      <w:r>
-        <w:rPr>
-          <w:i/>
-          <w:iCs/>
-          <w:color w:val="5F6F80"/>
-          <w:sz w:val="19"/>
-          <w:szCs w:val="19"/>
-        </w:rPr>
-        <w:br/>
-        <w:t xml:space="preserve">Dividendo importa en matemáticas, pero ___.</w:t>
-      </w:r>
-    </w:p>
-    <w:p>
-      <w:pPr>
-        <w:pBdr>
-          <w:bottom w:val="single" w:color="AFBECC" w:sz="6"/>
-        </w:pBdr>
-        <w:spacing w:after="30" w:before="150"/>
-      </w:pPr>
-      <w:r>
-        <w:t xml:space="preserve"/>
-      </w:r>
-    </w:p>
-    <w:p>
-      <w:pPr>
-        <w:spacing w:after="80"/>
-      </w:pPr>
-      <w:r>
-        <w:rPr>
-          <w:b/>
-          <w:bCs/>
-          <w:color w:val="12355B"/>
-          <w:sz w:val="21"/>
-          <w:szCs w:val="21"/>
-        </w:rPr>
-        <w:t xml:space="preserve">so  </w:t>
-      </w:r>
-      <w:r>
-        <w:rPr>
-          <w:sz w:val="21"/>
-          <w:szCs w:val="21"/>
-        </w:rPr>
-        <w:t xml:space="preserve">Dividend matters in math, so ___.</w:t>
-      </w:r>
-      <w:r>
-        <w:rPr>
-          <w:i/>
-          <w:iCs/>
-          <w:color w:val="5F6F80"/>
-          <w:sz w:val="19"/>
-          <w:szCs w:val="19"/>
-        </w:rPr>
-        <w:br/>
-        <w:t xml:space="preserve">Dividendo importa en matemáticas, entonces ___.</w:t>
-      </w:r>
-    </w:p>
-    <w:p>
-      <w:pPr>
-        <w:pBdr>
-          <w:bottom w:val="single" w:color="AFBECC" w:sz="6"/>
-        </w:pBdr>
-        <w:spacing w:after="30" w:before="150"/>
-      </w:pPr>
-      <w:r>
-        <w:t xml:space="preserve"/>
-      </w:r>
-    </w:p>
-    <w:p>
-      <w:pPr>
-        <w:pStyle w:val="Heading2"/>
-        <w:spacing w:after="80" w:before="180"/>
-      </w:pPr>
-      <w:r>
-        <w:rPr>
-          <w:b/>
-          <w:bCs/>
-          <w:color w:val="12355B"/>
-          <w:sz w:val="24"/>
-          <w:szCs w:val="24"/>
-        </w:rPr>
-        <w:t xml:space="preserve">3. Explain Your Reasoning</w:t>
-      </w:r>
-      <w:r>
-        <w:rPr>
-          <w:i/>
-          <w:iCs/>
-          <w:color w:val="1FA6A2"/>
-          <w:sz w:val="19"/>
-          <w:szCs w:val="19"/>
-        </w:rPr>
-        <w:t xml:space="preserve">   use a sentence starter</w:t>
-      </w:r>
-    </w:p>
-    <w:p>
-      <w:pPr>
-        <w:spacing w:after="60"/>
-      </w:pPr>
-      <w:r>
-        <w:rPr>
-          <w:color w:val="1A2733"/>
-          <w:sz w:val="21"/>
-          <w:szCs w:val="21"/>
-        </w:rPr>
-        <w:t xml:space="preserve">The number of sections will be ___ than 3 because ___.</w:t>
-      </w:r>
-      <w:r>
-        <w:rPr>
-          <w:i/>
-          <w:iCs/>
-          <w:color w:val="5F6F80"/>
-          <w:sz w:val="19"/>
-          <w:szCs w:val="19"/>
-        </w:rPr>
-        <w:br/>
-        <w:t xml:space="preserve">El número de secciones será ___ que 3 porque ___.</w:t>
-      </w:r>
-    </w:p>
-    <w:p>
-      <w:pPr>
-        <w:spacing w:after="60"/>
-      </w:pPr>
-      <w:r>
-        <w:rPr>
-          <w:color w:val="1A2733"/>
-          <w:sz w:val="21"/>
-          <w:szCs w:val="21"/>
-        </w:rPr>
-        <w:t xml:space="preserve">Each 1/4-foot piece is ___ than one whole foot, so ___.</w:t>
-      </w:r>
-      <w:r>
-        <w:rPr>
-          <w:i/>
-          <w:iCs/>
-          <w:color w:val="5F6F80"/>
-          <w:sz w:val="19"/>
-          <w:szCs w:val="19"/>
-        </w:rPr>
-        <w:br/>
-        <w:t xml:space="preserve">Cada pieza de 1/4 de pie es ___ que un pie entero, así que ___.</w:t>
-      </w:r>
-    </w:p>
-    <w:p>
-      <w:pPr>
-        <w:spacing w:after="60"/>
-      </w:pPr>
-      <w:r>
-        <w:rPr>
-          <w:color w:val="1A2733"/>
-          <w:sz w:val="21"/>
-          <w:szCs w:val="21"/>
-        </w:rPr>
-        <w:t xml:space="preserve">Dividing 3 by 1/4 means finding how many ___ fit into ___.</w:t>
-      </w:r>
-      <w:r>
-        <w:rPr>
-          <w:i/>
-          <w:iCs/>
-          <w:color w:val="5F6F80"/>
-          <w:sz w:val="19"/>
-          <w:szCs w:val="19"/>
-        </w:rPr>
-        <w:br/>
-        <w:t xml:space="preserve">Dividir 3 entre 1/4 significa encontrar cuántos ___ caben en ___.</w:t>
-      </w:r>
-    </w:p>
-    <w:p>
-      <w:pPr>
-        <w:pBdr>
-          <w:bottom w:val="single" w:color="AFBECC" w:sz="6"/>
-        </w:pBdr>
-        <w:spacing w:after="30" w:before="150"/>
-      </w:pPr>
-      <w:r>
-        <w:t xml:space="preserve"/>
-      </w:r>
-    </w:p>
-    <w:p>
-      <w:pPr>
-        <w:pBdr>
-          <w:bottom w:val="single" w:color="AFBECC" w:sz="6"/>
-        </w:pBdr>
-        <w:spacing w:after="30" w:before="150"/>
       </w:pPr>
       <w:r>
         <w:t xml:space="preserve"/>
@@ -3113,7 +3029,7 @@
           <w:sz w:val="30"/>
           <w:szCs w:val="30"/>
         </w:rPr>
-        <w:t xml:space="preserve">Exit Ticket</w:t>
+        <w:t xml:space="preserve">Answer Key &amp; Teacher Guide</w:t>
       </w:r>
     </w:p>
     <w:p>
@@ -3128,115 +3044,224 @@
           <w:sz w:val="19"/>
           <w:szCs w:val="19"/>
         </w:rPr>
-        <w:t xml:space="preserve">Answer on your own. This shows what you learned today.</w:t>
-      </w:r>
-    </w:p>
-    <w:p>
-      <w:pPr>
-        <w:spacing w:after="80" w:before="80"/>
-      </w:pPr>
-      <w:r>
-        <w:rPr>
-          <w:color w:val="B97A12"/>
-          <w:sz w:val="22"/>
-          <w:szCs w:val="22"/>
-        </w:rPr>
-        <w:t xml:space="preserve">★  </w:t>
-      </w:r>
-      <w:r>
-        <w:rPr>
-          <w:b/>
-          <w:bCs/>
-          <w:sz w:val="22"/>
-          <w:szCs w:val="22"/>
-        </w:rPr>
-        <w:t xml:space="preserve">What does 5 ÷ 1/4 mean, and what is the quotient?</w:t>
-      </w:r>
-    </w:p>
-    <w:p>
-      <w:pPr>
-        <w:spacing w:after="60"/>
-        <w:ind w:left="420"/>
-      </w:pPr>
-      <w:r>
-        <w:rPr>
-          <w:sz w:val="21"/>
-          <w:szCs w:val="21"/>
-        </w:rPr>
-        <w:t xml:space="preserve">A)  How many 1/4-size pieces fit into 5; quotient is 20</w:t>
-      </w:r>
-    </w:p>
-    <w:p>
-      <w:pPr>
-        <w:spacing w:after="60"/>
-        <w:ind w:left="420"/>
-      </w:pPr>
-      <w:r>
-        <w:rPr>
-          <w:sz w:val="21"/>
-          <w:szCs w:val="21"/>
-        </w:rPr>
-        <w:t xml:space="preserve">B)  5 groups of 1/4; quotient is 5/4</w:t>
-      </w:r>
-    </w:p>
-    <w:p>
-      <w:pPr>
-        <w:spacing w:after="60"/>
-        <w:ind w:left="420"/>
-      </w:pPr>
-      <w:r>
-        <w:rPr>
-          <w:sz w:val="21"/>
-          <w:szCs w:val="21"/>
-        </w:rPr>
-        <w:t xml:space="preserve">C)  1/4 of 5; quotient is 5/4</w:t>
-      </w:r>
-    </w:p>
-    <w:p>
-      <w:pPr>
-        <w:spacing w:after="60"/>
-        <w:ind w:left="420"/>
-      </w:pPr>
-      <w:r>
-        <w:rPr>
-          <w:sz w:val="21"/>
-          <w:szCs w:val="21"/>
-        </w:rPr>
-        <w:t xml:space="preserve">D)  5 minus 1/4; quotient is 4 3/4</w:t>
-      </w:r>
-    </w:p>
-    <w:p>
-      <w:pPr>
-        <w:spacing w:after="40"/>
-      </w:pPr>
-      <w:r>
-        <w:t xml:space="preserve"/>
-      </w:r>
-    </w:p>
-    <w:p>
-      <w:pPr>
-        <w:pStyle w:val="Heading1"/>
-        <w:pageBreakBefore/>
-        <w:pBdr>
-          <w:bottom w:val="single" w:color="1FA6A2" w:sz="14" w:space="6"/>
-        </w:pBdr>
-        <w:spacing w:after="140" w:before="0"/>
-      </w:pPr>
-      <w:r>
-        <w:rPr>
-          <w:b/>
-          <w:bCs/>
-          <w:color w:val="12355B"/>
-          <w:sz w:val="30"/>
-          <w:szCs w:val="30"/>
-        </w:rPr>
-        <w:t xml:space="preserve">Answer Key &amp; Teacher Guide</w:t>
-      </w:r>
-    </w:p>
-    <w:p>
-      <w:pPr>
-        <w:spacing w:after="100"/>
-      </w:pPr>
+        <w:t xml:space="preserve">Teacher reference — remove or fold back before distributing to students.</w:t>
+      </w:r>
+    </w:p>
+    <w:p>
+      <w:pPr>
+        <w:pStyle w:val="Heading2"/>
+        <w:spacing w:after="80" w:before="180"/>
+      </w:pPr>
+      <w:r>
+        <w:rPr>
+          <w:b/>
+          <w:bCs/>
+          <w:color w:val="12355B"/>
+          <w:sz w:val="24"/>
+          <w:szCs w:val="24"/>
+        </w:rPr>
+        <w:t xml:space="preserve">Guided Notes (Fill-in)</w:t>
+      </w:r>
+    </w:p>
+    <w:p>
+      <w:pPr>
+        <w:spacing w:after="80"/>
+      </w:pPr>
+      <w:r>
+        <w:rPr>
+          <w:b/>
+          <w:bCs/>
+          <w:sz w:val="21"/>
+          <w:szCs w:val="21"/>
+        </w:rPr>
+        <w:t xml:space="preserve">Notes 1:  </w:t>
+      </w:r>
+      <w:r>
+        <w:rPr>
+          <w:sz w:val="21"/>
+          <w:szCs w:val="21"/>
+        </w:rPr>
+        <w:t xml:space="preserve">Dividend</w:t>
+      </w:r>
+    </w:p>
+    <w:p>
+      <w:pPr>
+        <w:spacing w:after="80"/>
+      </w:pPr>
+      <w:r>
+        <w:rPr>
+          <w:b/>
+          <w:bCs/>
+          <w:sz w:val="21"/>
+          <w:szCs w:val="21"/>
+        </w:rPr>
+        <w:t xml:space="preserve">Notes 2:  </w:t>
+      </w:r>
+      <w:r>
+        <w:rPr>
+          <w:sz w:val="21"/>
+          <w:szCs w:val="21"/>
+        </w:rPr>
+        <w:t xml:space="preserve">Divisor</w:t>
+      </w:r>
+    </w:p>
+    <w:p>
+      <w:pPr>
+        <w:spacing w:after="80"/>
+      </w:pPr>
+      <w:r>
+        <w:rPr>
+          <w:b/>
+          <w:bCs/>
+          <w:sz w:val="21"/>
+          <w:szCs w:val="21"/>
+        </w:rPr>
+        <w:t xml:space="preserve">Notes 3:  </w:t>
+      </w:r>
+      <w:r>
+        <w:rPr>
+          <w:sz w:val="21"/>
+          <w:szCs w:val="21"/>
+        </w:rPr>
+        <w:t xml:space="preserve">Quotient</w:t>
+      </w:r>
+    </w:p>
+    <w:p>
+      <w:pPr>
+        <w:spacing w:after="80"/>
+      </w:pPr>
+      <w:r>
+        <w:rPr>
+          <w:b/>
+          <w:bCs/>
+          <w:sz w:val="21"/>
+          <w:szCs w:val="21"/>
+        </w:rPr>
+        <w:t xml:space="preserve">Notes 4:  </w:t>
+      </w:r>
+      <w:r>
+        <w:rPr>
+          <w:sz w:val="21"/>
+          <w:szCs w:val="21"/>
+        </w:rPr>
+        <w:t xml:space="preserve">Reciprocal</w:t>
+      </w:r>
+    </w:p>
+    <w:p>
+      <w:pPr>
+        <w:spacing w:after="80"/>
+      </w:pPr>
+      <w:r>
+        <w:rPr>
+          <w:b/>
+          <w:bCs/>
+          <w:sz w:val="21"/>
+          <w:szCs w:val="21"/>
+        </w:rPr>
+        <w:t xml:space="preserve">Notes 5:  </w:t>
+      </w:r>
+      <w:r>
+        <w:rPr>
+          <w:sz w:val="21"/>
+          <w:szCs w:val="21"/>
+        </w:rPr>
+        <w:t xml:space="preserve">Unit fraction</w:t>
+      </w:r>
+    </w:p>
+    <w:p>
+      <w:pPr>
+        <w:pStyle w:val="Heading2"/>
+        <w:spacing w:after="80" w:before="180"/>
+      </w:pPr>
+      <w:r>
+        <w:rPr>
+          <w:b/>
+          <w:bCs/>
+          <w:color w:val="12355B"/>
+          <w:sz w:val="24"/>
+          <w:szCs w:val="24"/>
+        </w:rPr>
+        <w:t xml:space="preserve">Worked Notes (I Do / We Do)</w:t>
+      </w:r>
+    </w:p>
+    <w:p>
+      <w:pPr>
+        <w:spacing w:after="80"/>
+      </w:pPr>
+      <w:r>
+        <w:rPr>
+          <w:b/>
+          <w:bCs/>
+          <w:sz w:val="21"/>
+          <w:szCs w:val="21"/>
+        </w:rPr>
+        <w:t xml:space="preserve">I Do:  </w:t>
+      </w:r>
+      <w:r>
+        <w:rPr>
+          <w:sz w:val="21"/>
+          <w:szCs w:val="21"/>
+        </w:rPr>
+        <w:t xml:space="preserve">A. How many 1/4-size pieces fit into 3</w:t>
+      </w:r>
+    </w:p>
+    <w:p>
+      <w:pPr>
+        <w:spacing w:after="80"/>
+      </w:pPr>
+      <w:r>
+        <w:rPr>
+          <w:b/>
+          <w:bCs/>
+          <w:sz w:val="21"/>
+          <w:szCs w:val="21"/>
+        </w:rPr>
+        <w:t xml:space="preserve">We Do:  </w:t>
+      </w:r>
+      <w:r>
+        <w:rPr>
+          <w:sz w:val="21"/>
+          <w:szCs w:val="21"/>
+        </w:rPr>
+        <w:t xml:space="preserve">A. 2 ÷ 1/3</w:t>
+      </w:r>
+    </w:p>
+    <w:p>
+      <w:pPr>
+        <w:pStyle w:val="Heading2"/>
+        <w:spacing w:after="80" w:before="180"/>
+      </w:pPr>
+      <w:r>
+        <w:rPr>
+          <w:b/>
+          <w:bCs/>
+          <w:color w:val="12355B"/>
+          <w:sz w:val="24"/>
+          <w:szCs w:val="24"/>
+        </w:rPr>
+        <w:t xml:space="preserve">Independent Practice</w:t>
+      </w:r>
+    </w:p>
+    <w:p>
+      <w:pPr>
+        <w:spacing w:after="80"/>
+      </w:pPr>
+      <w:r>
+        <w:rPr>
+          <w:b/>
+          <w:bCs/>
+          <w:sz w:val="21"/>
+          <w:szCs w:val="21"/>
+        </w:rPr>
+        <w:t xml:space="preserve">1.  </w:t>
+      </w:r>
+      <w:r>
+        <w:rPr>
+          <w:sz w:val="21"/>
+          <w:szCs w:val="21"/>
+        </w:rPr>
+        <w:t xml:space="preserve">A)  8 pieces</w:t>
+      </w:r>
       <w:r>
         <w:rPr>
           <w:i/>
@@ -3245,23 +3270,7 @@
           <w:sz w:val="19"/>
           <w:szCs w:val="19"/>
         </w:rPr>
-        <w:t xml:space="preserve">Teacher reference — remove or fold back before distributing to students.</w:t>
-      </w:r>
-    </w:p>
-    <w:p>
-      <w:pPr>
-        <w:pStyle w:val="Heading2"/>
-        <w:spacing w:after="80" w:before="180"/>
-      </w:pPr>
-      <w:r>
-        <w:rPr>
-          <w:b/>
-          <w:bCs/>
-          <w:color w:val="12355B"/>
-          <w:sz w:val="24"/>
-          <w:szCs w:val="24"/>
-        </w:rPr>
-        <w:t xml:space="preserve">Worked Notes (I Do / We Do)</w:t>
+        <w:t xml:space="preserve">  — 4 ÷ 1/2 = 4 × 2 = 8 pieces. Each whole foot contains 2 halves, and 4 × 2 = 8.</w:t>
       </w:r>
     </w:p>
     <w:p>
@@ -3275,72 +3284,14 @@
           <w:sz w:val="21"/>
           <w:szCs w:val="21"/>
         </w:rPr>
-        <w:t xml:space="preserve">I Do:  </w:t>
-      </w:r>
-      <w:r>
-        <w:rPr>
-          <w:sz w:val="21"/>
-          <w:szCs w:val="21"/>
-        </w:rPr>
-        <w:t xml:space="preserve">A. How many 1/4-size pieces fit into 3</w:t>
-      </w:r>
-    </w:p>
-    <w:p>
-      <w:pPr>
-        <w:spacing w:after="80"/>
-      </w:pPr>
-      <w:r>
-        <w:rPr>
-          <w:b/>
-          <w:bCs/>
-          <w:sz w:val="21"/>
-          <w:szCs w:val="21"/>
-        </w:rPr>
-        <w:t xml:space="preserve">We Do:  </w:t>
-      </w:r>
-      <w:r>
-        <w:rPr>
-          <w:sz w:val="21"/>
-          <w:szCs w:val="21"/>
-        </w:rPr>
-        <w:t xml:space="preserve">A. 2 ÷ 1/3</w:t>
-      </w:r>
-    </w:p>
-    <w:p>
-      <w:pPr>
-        <w:pStyle w:val="Heading2"/>
-        <w:spacing w:after="80" w:before="180"/>
-      </w:pPr>
-      <w:r>
-        <w:rPr>
-          <w:b/>
-          <w:bCs/>
-          <w:color w:val="12355B"/>
-          <w:sz w:val="24"/>
-          <w:szCs w:val="24"/>
-        </w:rPr>
-        <w:t xml:space="preserve">Independent Practice</w:t>
-      </w:r>
-    </w:p>
-    <w:p>
-      <w:pPr>
-        <w:spacing w:after="80"/>
-      </w:pPr>
-      <w:r>
-        <w:rPr>
-          <w:b/>
-          <w:bCs/>
-          <w:sz w:val="21"/>
-          <w:szCs w:val="21"/>
-        </w:rPr>
-        <w:t xml:space="preserve">1.  </w:t>
-      </w:r>
-      <w:r>
-        <w:rPr>
-          <w:sz w:val="21"/>
-          <w:szCs w:val="21"/>
-        </w:rPr>
-        <w:t xml:space="preserve">A)  8 pieces</w:t>
+        <w:t xml:space="preserve">2.  </w:t>
+      </w:r>
+      <w:r>
+        <w:rPr>
+          <w:sz w:val="21"/>
+          <w:szCs w:val="21"/>
+        </w:rPr>
+        <w:t xml:space="preserve">A)  30</w:t>
       </w:r>
       <w:r>
         <w:rPr>
@@ -3350,7 +3301,7 @@
           <w:sz w:val="19"/>
           <w:szCs w:val="19"/>
         </w:rPr>
-        <w:t xml:space="preserve">  — 4 ÷ 1/2 = 4 × 2 = 8 pieces. Each whole foot contains 2 halves, and 4 × 2 = 8.</w:t>
+        <w:t xml:space="preserve">  — 6 ÷ 1/5 means how many 1/5-size pieces fit into 6. Each whole has 5 fifths, so 6 × 5 = 30.</w:t>
       </w:r>
     </w:p>
     <w:p>
@@ -3364,14 +3315,14 @@
           <w:sz w:val="21"/>
           <w:szCs w:val="21"/>
         </w:rPr>
-        <w:t xml:space="preserve">2.  </w:t>
-      </w:r>
-      <w:r>
-        <w:rPr>
-          <w:sz w:val="21"/>
-          <w:szCs w:val="21"/>
-        </w:rPr>
-        <w:t xml:space="preserve">A)  30</w:t>
+        <w:t xml:space="preserve">3.  </w:t>
+      </w:r>
+      <w:r>
+        <w:rPr>
+          <w:sz w:val="21"/>
+          <w:szCs w:val="21"/>
+        </w:rPr>
+        <w:t xml:space="preserve">A)  5 ÷ 1/4 = 20 books</w:t>
       </w:r>
       <w:r>
         <w:rPr>
@@ -3381,7 +3332,7 @@
           <w:sz w:val="19"/>
           <w:szCs w:val="19"/>
         </w:rPr>
-        <w:t xml:space="preserve">  — 6 ÷ 1/5 means how many 1/5-size pieces fit into 6. Each whole has 5 fifths, so 6 × 5 = 30.</w:t>
+        <w:t xml:space="preserve">  — You are finding how many 1/4-foot pieces fit into 5 feet, which is 5 ÷ 1/4 = 5 × 4 = 20 books.</w:t>
       </w:r>
     </w:p>
     <w:p>
@@ -3395,14 +3346,14 @@
           <w:sz w:val="21"/>
           <w:szCs w:val="21"/>
         </w:rPr>
-        <w:t xml:space="preserve">3.  </w:t>
-      </w:r>
-      <w:r>
-        <w:rPr>
-          <w:sz w:val="21"/>
-          <w:szCs w:val="21"/>
-        </w:rPr>
-        <w:t xml:space="preserve">A)  5 ÷ 1/4 = 20 books</w:t>
+        <w:t xml:space="preserve">4.  </w:t>
+      </w:r>
+      <w:r>
+        <w:rPr>
+          <w:sz w:val="21"/>
+          <w:szCs w:val="21"/>
+        </w:rPr>
+        <w:t xml:space="preserve">A)  How many 1/3-foot pieces fit into 8 feet</w:t>
       </w:r>
       <w:r>
         <w:rPr>
@@ -3412,7 +3363,23 @@
           <w:sz w:val="19"/>
           <w:szCs w:val="19"/>
         </w:rPr>
-        <w:t xml:space="preserve">  — You are finding how many 1/4-foot pieces fit into 5 feet, which is 5 ÷ 1/4 = 5 × 4 = 20 books.</w:t>
+        <w:t xml:space="preserve">  — Dividing by 1/3 asks how many 1/3-foot pieces fit into 8 feet. Each foot holds 3 thirds, so 8 × 3 = 24 pieces.</w:t>
+      </w:r>
+    </w:p>
+    <w:p>
+      <w:pPr>
+        <w:pStyle w:val="Heading2"/>
+        <w:spacing w:after="80" w:before="180"/>
+      </w:pPr>
+      <w:r>
+        <w:rPr>
+          <w:b/>
+          <w:bCs/>
+          <w:color w:val="12355B"/>
+          <w:sz w:val="24"/>
+          <w:szCs w:val="24"/>
+        </w:rPr>
+        <w:t xml:space="preserve">Exit Ticket</w:t>
       </w:r>
     </w:p>
     <w:p>
@@ -3421,19 +3388,10 @@
       </w:pPr>
       <w:r>
         <w:rPr>
-          <w:b/>
-          <w:bCs/>
-          <w:sz w:val="21"/>
-          <w:szCs w:val="21"/>
-        </w:rPr>
-        <w:t xml:space="preserve">4.  </w:t>
-      </w:r>
-      <w:r>
-        <w:rPr>
-          <w:sz w:val="21"/>
-          <w:szCs w:val="21"/>
-        </w:rPr>
-        <w:t xml:space="preserve">A)  How many thirds are in 6</w:t>
+          <w:sz w:val="21"/>
+          <w:szCs w:val="21"/>
+        </w:rPr>
+        <w:t xml:space="preserve">A)  How many 1/4-size pieces fit into 5; quotient is 20</w:t>
       </w:r>
       <w:r>
         <w:rPr>
@@ -3443,173 +3401,7 @@
           <w:sz w:val="19"/>
           <w:szCs w:val="19"/>
         </w:rPr>
-        <w:t xml:space="preserve">  — Dividing by 1/3 asks how many one-third pieces fit into 6. The answer is 18.</w:t>
-      </w:r>
-    </w:p>
-    <w:p>
-      <w:pPr>
-        <w:pStyle w:val="Heading2"/>
-        <w:spacing w:after="80" w:before="180"/>
-      </w:pPr>
-      <w:r>
-        <w:rPr>
-          <w:b/>
-          <w:bCs/>
-          <w:color w:val="12355B"/>
-          <w:sz w:val="24"/>
-          <w:szCs w:val="24"/>
-        </w:rPr>
-        <w:t xml:space="preserve">Exit Ticket</w:t>
-      </w:r>
-    </w:p>
-    <w:p>
-      <w:pPr>
-        <w:spacing w:after="80"/>
-      </w:pPr>
-      <w:r>
-        <w:rPr>
-          <w:sz w:val="21"/>
-          <w:szCs w:val="21"/>
-        </w:rPr>
-        <w:t xml:space="preserve">A)  How many 1/4-size pieces fit into 5; quotient is 20</w:t>
-      </w:r>
-      <w:r>
-        <w:rPr>
-          <w:i/>
-          <w:iCs/>
-          <w:color w:val="5F6F80"/>
-          <w:sz w:val="19"/>
-          <w:szCs w:val="19"/>
-        </w:rPr>
         <w:t xml:space="preserve">  — 5 ÷ 1/4 means 'how many 1/4-size pieces fit into 5.' Since each whole has 4 fourths, 5 × 4 = 20.</w:t>
-      </w:r>
-    </w:p>
-    <w:p>
-      <w:pPr>
-        <w:pStyle w:val="Heading2"/>
-        <w:spacing w:after="80" w:before="180"/>
-      </w:pPr>
-      <w:r>
-        <w:rPr>
-          <w:b/>
-          <w:bCs/>
-          <w:color w:val="12355B"/>
-          <w:sz w:val="24"/>
-          <w:szCs w:val="24"/>
-        </w:rPr>
-        <w:t xml:space="preserve">Writing (TWR) — what to look for</w:t>
-      </w:r>
-    </w:p>
-    <w:p>
-      <w:pPr>
-        <w:spacing w:after="80"/>
-      </w:pPr>
-      <w:r>
-        <w:rPr>
-          <w:sz w:val="20"/>
-          <w:szCs w:val="20"/>
-        </w:rPr>
-        <w:t xml:space="preserve">Kernel sentence: a complete sentence needs a subject and a verb. Example: Dividend is the number you are splitting up in a division problem.</w:t>
-      </w:r>
-    </w:p>
-    <w:p>
-      <w:pPr>
-        <w:spacing w:after="80"/>
-      </w:pPr>
-      <w:r>
-        <w:rPr>
-          <w:sz w:val="20"/>
-          <w:szCs w:val="20"/>
-        </w:rPr>
-        <w:t xml:space="preserve">Expansion: because = reason, but = contrast/exception, so = result. Answers vary; each must keep the kernel idea.</w:t>
-      </w:r>
-    </w:p>
-    <w:p>
-      <w:pPr>
-        <w:pStyle w:val="Heading2"/>
-        <w:spacing w:after="80" w:before="180"/>
-      </w:pPr>
-      <w:r>
-        <w:rPr>
-          <w:b/>
-          <w:bCs/>
-          <w:color w:val="12355B"/>
-          <w:sz w:val="24"/>
-          <w:szCs w:val="24"/>
-        </w:rPr>
-        <w:t xml:space="preserve">Turn &amp; Talk — listen for</w:t>
-      </w:r>
-    </w:p>
-    <w:p>
-      <w:pPr>
-        <w:spacing w:after="80"/>
-      </w:pPr>
-      <w:r>
-        <w:rPr>
-          <w:b/>
-          <w:bCs/>
-          <w:sz w:val="19"/>
-          <w:szCs w:val="19"/>
-        </w:rPr>
-        <w:t xml:space="preserve">1.  </w:t>
-      </w:r>
-      <w:r>
-        <w:rPr>
-          <w:i/>
-          <w:iCs/>
-          <w:color w:val="5F6F80"/>
-          <w:sz w:val="19"/>
-          <w:szCs w:val="19"/>
-        </w:rPr>
-        <w:t xml:space="preserve">Students reason that dividing by a number less than 1 gives a quotient greater than the dividend, so there are more than 3 sections.</w:t>
-      </w:r>
-    </w:p>
-    <w:p>
-      <w:pPr>
-        <w:spacing w:after="80"/>
-      </w:pPr>
-      <w:r>
-        <w:rPr>
-          <w:b/>
-          <w:bCs/>
-          <w:sz w:val="19"/>
-          <w:szCs w:val="19"/>
-        </w:rPr>
-        <w:t xml:space="preserve">2.  </w:t>
-      </w:r>
-      <w:r>
-        <w:rPr>
-          <w:i/>
-          <w:iCs/>
-          <w:color w:val="5F6F80"/>
-          <w:sz w:val="19"/>
-          <w:szCs w:val="19"/>
-        </w:rPr>
-        <w:t xml:space="preserve">Students name 3 as the dividend and 1/4 as the divisor, and explain the model shows 12 fourths fit into 3.</w:t>
-      </w:r>
-    </w:p>
-    <w:p>
-      <w:pPr>
-        <w:spacing w:after="80"/>
-      </w:pPr>
-      <w:r>
-        <w:rPr>
-          <w:b/>
-          <w:bCs/>
-          <w:sz w:val="19"/>
-          <w:szCs w:val="19"/>
-        </w:rPr>
-        <w:t xml:space="preserve">3.  </w:t>
-      </w:r>
-      <w:r>
-        <w:rPr>
-          <w:i/>
-          <w:iCs/>
-          <w:color w:val="5F6F80"/>
-          <w:sz w:val="19"/>
-          <w:szCs w:val="19"/>
-        </w:rPr>
-        <w:t xml:space="preserve">Students give a 'how many fit' scenario and correctly identify the whole as the dividend and the piece size as the divisor.</w:t>
       </w:r>
     </w:p>
     <w:sectPr>

--- a/lessons/2-1/downloads/2-1-notes.docx
+++ b/lessons/2-1/downloads/2-1-notes.docx
@@ -3010,398 +3010,6 @@
       </w:pPr>
       <w:r>
         <w:t xml:space="preserve"/>
-      </w:r>
-    </w:p>
-    <w:p>
-      <w:pPr>
-        <w:pStyle w:val="Heading1"/>
-        <w:pageBreakBefore/>
-        <w:pBdr>
-          <w:bottom w:val="single" w:color="1FA6A2" w:sz="14" w:space="6"/>
-        </w:pBdr>
-        <w:spacing w:after="140" w:before="0"/>
-      </w:pPr>
-      <w:r>
-        <w:rPr>
-          <w:b/>
-          <w:bCs/>
-          <w:color w:val="12355B"/>
-          <w:sz w:val="30"/>
-          <w:szCs w:val="30"/>
-        </w:rPr>
-        <w:t xml:space="preserve">Answer Key &amp; Teacher Guide</w:t>
-      </w:r>
-    </w:p>
-    <w:p>
-      <w:pPr>
-        <w:spacing w:after="100"/>
-      </w:pPr>
-      <w:r>
-        <w:rPr>
-          <w:i/>
-          <w:iCs/>
-          <w:color w:val="5F6F80"/>
-          <w:sz w:val="19"/>
-          <w:szCs w:val="19"/>
-        </w:rPr>
-        <w:t xml:space="preserve">Teacher reference — remove or fold back before distributing to students.</w:t>
-      </w:r>
-    </w:p>
-    <w:p>
-      <w:pPr>
-        <w:pStyle w:val="Heading2"/>
-        <w:spacing w:after="80" w:before="180"/>
-      </w:pPr>
-      <w:r>
-        <w:rPr>
-          <w:b/>
-          <w:bCs/>
-          <w:color w:val="12355B"/>
-          <w:sz w:val="24"/>
-          <w:szCs w:val="24"/>
-        </w:rPr>
-        <w:t xml:space="preserve">Guided Notes (Fill-in)</w:t>
-      </w:r>
-    </w:p>
-    <w:p>
-      <w:pPr>
-        <w:spacing w:after="80"/>
-      </w:pPr>
-      <w:r>
-        <w:rPr>
-          <w:b/>
-          <w:bCs/>
-          <w:sz w:val="21"/>
-          <w:szCs w:val="21"/>
-        </w:rPr>
-        <w:t xml:space="preserve">Notes 1:  </w:t>
-      </w:r>
-      <w:r>
-        <w:rPr>
-          <w:sz w:val="21"/>
-          <w:szCs w:val="21"/>
-        </w:rPr>
-        <w:t xml:space="preserve">Dividend</w:t>
-      </w:r>
-    </w:p>
-    <w:p>
-      <w:pPr>
-        <w:spacing w:after="80"/>
-      </w:pPr>
-      <w:r>
-        <w:rPr>
-          <w:b/>
-          <w:bCs/>
-          <w:sz w:val="21"/>
-          <w:szCs w:val="21"/>
-        </w:rPr>
-        <w:t xml:space="preserve">Notes 2:  </w:t>
-      </w:r>
-      <w:r>
-        <w:rPr>
-          <w:sz w:val="21"/>
-          <w:szCs w:val="21"/>
-        </w:rPr>
-        <w:t xml:space="preserve">Divisor</w:t>
-      </w:r>
-    </w:p>
-    <w:p>
-      <w:pPr>
-        <w:spacing w:after="80"/>
-      </w:pPr>
-      <w:r>
-        <w:rPr>
-          <w:b/>
-          <w:bCs/>
-          <w:sz w:val="21"/>
-          <w:szCs w:val="21"/>
-        </w:rPr>
-        <w:t xml:space="preserve">Notes 3:  </w:t>
-      </w:r>
-      <w:r>
-        <w:rPr>
-          <w:sz w:val="21"/>
-          <w:szCs w:val="21"/>
-        </w:rPr>
-        <w:t xml:space="preserve">Quotient</w:t>
-      </w:r>
-    </w:p>
-    <w:p>
-      <w:pPr>
-        <w:spacing w:after="80"/>
-      </w:pPr>
-      <w:r>
-        <w:rPr>
-          <w:b/>
-          <w:bCs/>
-          <w:sz w:val="21"/>
-          <w:szCs w:val="21"/>
-        </w:rPr>
-        <w:t xml:space="preserve">Notes 4:  </w:t>
-      </w:r>
-      <w:r>
-        <w:rPr>
-          <w:sz w:val="21"/>
-          <w:szCs w:val="21"/>
-        </w:rPr>
-        <w:t xml:space="preserve">Reciprocal</w:t>
-      </w:r>
-    </w:p>
-    <w:p>
-      <w:pPr>
-        <w:spacing w:after="80"/>
-      </w:pPr>
-      <w:r>
-        <w:rPr>
-          <w:b/>
-          <w:bCs/>
-          <w:sz w:val="21"/>
-          <w:szCs w:val="21"/>
-        </w:rPr>
-        <w:t xml:space="preserve">Notes 5:  </w:t>
-      </w:r>
-      <w:r>
-        <w:rPr>
-          <w:sz w:val="21"/>
-          <w:szCs w:val="21"/>
-        </w:rPr>
-        <w:t xml:space="preserve">Unit fraction</w:t>
-      </w:r>
-    </w:p>
-    <w:p>
-      <w:pPr>
-        <w:pStyle w:val="Heading2"/>
-        <w:spacing w:after="80" w:before="180"/>
-      </w:pPr>
-      <w:r>
-        <w:rPr>
-          <w:b/>
-          <w:bCs/>
-          <w:color w:val="12355B"/>
-          <w:sz w:val="24"/>
-          <w:szCs w:val="24"/>
-        </w:rPr>
-        <w:t xml:space="preserve">Worked Notes (I Do / We Do)</w:t>
-      </w:r>
-    </w:p>
-    <w:p>
-      <w:pPr>
-        <w:spacing w:after="80"/>
-      </w:pPr>
-      <w:r>
-        <w:rPr>
-          <w:b/>
-          <w:bCs/>
-          <w:sz w:val="21"/>
-          <w:szCs w:val="21"/>
-        </w:rPr>
-        <w:t xml:space="preserve">I Do:  </w:t>
-      </w:r>
-      <w:r>
-        <w:rPr>
-          <w:sz w:val="21"/>
-          <w:szCs w:val="21"/>
-        </w:rPr>
-        <w:t xml:space="preserve">A. How many 1/4-size pieces fit into 3</w:t>
-      </w:r>
-    </w:p>
-    <w:p>
-      <w:pPr>
-        <w:spacing w:after="80"/>
-      </w:pPr>
-      <w:r>
-        <w:rPr>
-          <w:b/>
-          <w:bCs/>
-          <w:sz w:val="21"/>
-          <w:szCs w:val="21"/>
-        </w:rPr>
-        <w:t xml:space="preserve">We Do:  </w:t>
-      </w:r>
-      <w:r>
-        <w:rPr>
-          <w:sz w:val="21"/>
-          <w:szCs w:val="21"/>
-        </w:rPr>
-        <w:t xml:space="preserve">A. 2 ÷ 1/3</w:t>
-      </w:r>
-    </w:p>
-    <w:p>
-      <w:pPr>
-        <w:pStyle w:val="Heading2"/>
-        <w:spacing w:after="80" w:before="180"/>
-      </w:pPr>
-      <w:r>
-        <w:rPr>
-          <w:b/>
-          <w:bCs/>
-          <w:color w:val="12355B"/>
-          <w:sz w:val="24"/>
-          <w:szCs w:val="24"/>
-        </w:rPr>
-        <w:t xml:space="preserve">Independent Practice</w:t>
-      </w:r>
-    </w:p>
-    <w:p>
-      <w:pPr>
-        <w:spacing w:after="80"/>
-      </w:pPr>
-      <w:r>
-        <w:rPr>
-          <w:b/>
-          <w:bCs/>
-          <w:sz w:val="21"/>
-          <w:szCs w:val="21"/>
-        </w:rPr>
-        <w:t xml:space="preserve">1.  </w:t>
-      </w:r>
-      <w:r>
-        <w:rPr>
-          <w:sz w:val="21"/>
-          <w:szCs w:val="21"/>
-        </w:rPr>
-        <w:t xml:space="preserve">A)  8 pieces</w:t>
-      </w:r>
-      <w:r>
-        <w:rPr>
-          <w:i/>
-          <w:iCs/>
-          <w:color w:val="5F6F80"/>
-          <w:sz w:val="19"/>
-          <w:szCs w:val="19"/>
-        </w:rPr>
-        <w:t xml:space="preserve">  — 4 ÷ 1/2 = 4 × 2 = 8 pieces. Each whole foot contains 2 halves, and 4 × 2 = 8.</w:t>
-      </w:r>
-    </w:p>
-    <w:p>
-      <w:pPr>
-        <w:spacing w:after="80"/>
-      </w:pPr>
-      <w:r>
-        <w:rPr>
-          <w:b/>
-          <w:bCs/>
-          <w:sz w:val="21"/>
-          <w:szCs w:val="21"/>
-        </w:rPr>
-        <w:t xml:space="preserve">2.  </w:t>
-      </w:r>
-      <w:r>
-        <w:rPr>
-          <w:sz w:val="21"/>
-          <w:szCs w:val="21"/>
-        </w:rPr>
-        <w:t xml:space="preserve">A)  30</w:t>
-      </w:r>
-      <w:r>
-        <w:rPr>
-          <w:i/>
-          <w:iCs/>
-          <w:color w:val="5F6F80"/>
-          <w:sz w:val="19"/>
-          <w:szCs w:val="19"/>
-        </w:rPr>
-        <w:t xml:space="preserve">  — 6 ÷ 1/5 means how many 1/5-size pieces fit into 6. Each whole has 5 fifths, so 6 × 5 = 30.</w:t>
-      </w:r>
-    </w:p>
-    <w:p>
-      <w:pPr>
-        <w:spacing w:after="80"/>
-      </w:pPr>
-      <w:r>
-        <w:rPr>
-          <w:b/>
-          <w:bCs/>
-          <w:sz w:val="21"/>
-          <w:szCs w:val="21"/>
-        </w:rPr>
-        <w:t xml:space="preserve">3.  </w:t>
-      </w:r>
-      <w:r>
-        <w:rPr>
-          <w:sz w:val="21"/>
-          <w:szCs w:val="21"/>
-        </w:rPr>
-        <w:t xml:space="preserve">A)  5 ÷ 1/4 = 20 books</w:t>
-      </w:r>
-      <w:r>
-        <w:rPr>
-          <w:i/>
-          <w:iCs/>
-          <w:color w:val="5F6F80"/>
-          <w:sz w:val="19"/>
-          <w:szCs w:val="19"/>
-        </w:rPr>
-        <w:t xml:space="preserve">  — You are finding how many 1/4-foot pieces fit into 5 feet, which is 5 ÷ 1/4 = 5 × 4 = 20 books.</w:t>
-      </w:r>
-    </w:p>
-    <w:p>
-      <w:pPr>
-        <w:spacing w:after="80"/>
-      </w:pPr>
-      <w:r>
-        <w:rPr>
-          <w:b/>
-          <w:bCs/>
-          <w:sz w:val="21"/>
-          <w:szCs w:val="21"/>
-        </w:rPr>
-        <w:t xml:space="preserve">4.  </w:t>
-      </w:r>
-      <w:r>
-        <w:rPr>
-          <w:sz w:val="21"/>
-          <w:szCs w:val="21"/>
-        </w:rPr>
-        <w:t xml:space="preserve">A)  How many 1/3-foot pieces fit into 8 feet</w:t>
-      </w:r>
-      <w:r>
-        <w:rPr>
-          <w:i/>
-          <w:iCs/>
-          <w:color w:val="5F6F80"/>
-          <w:sz w:val="19"/>
-          <w:szCs w:val="19"/>
-        </w:rPr>
-        <w:t xml:space="preserve">  — Dividing by 1/3 asks how many 1/3-foot pieces fit into 8 feet. Each foot holds 3 thirds, so 8 × 3 = 24 pieces.</w:t>
-      </w:r>
-    </w:p>
-    <w:p>
-      <w:pPr>
-        <w:pStyle w:val="Heading2"/>
-        <w:spacing w:after="80" w:before="180"/>
-      </w:pPr>
-      <w:r>
-        <w:rPr>
-          <w:b/>
-          <w:bCs/>
-          <w:color w:val="12355B"/>
-          <w:sz w:val="24"/>
-          <w:szCs w:val="24"/>
-        </w:rPr>
-        <w:t xml:space="preserve">Exit Ticket</w:t>
-      </w:r>
-    </w:p>
-    <w:p>
-      <w:pPr>
-        <w:spacing w:after="80"/>
-      </w:pPr>
-      <w:r>
-        <w:rPr>
-          <w:sz w:val="21"/>
-          <w:szCs w:val="21"/>
-        </w:rPr>
-        <w:t xml:space="preserve">A)  How many 1/4-size pieces fit into 5; quotient is 20</w:t>
-      </w:r>
-      <w:r>
-        <w:rPr>
-          <w:i/>
-          <w:iCs/>
-          <w:color w:val="5F6F80"/>
-          <w:sz w:val="19"/>
-          <w:szCs w:val="19"/>
-        </w:rPr>
-        <w:t xml:space="preserve">  — 5 ÷ 1/4 means 'how many 1/4-size pieces fit into 5.' Since each whole has 4 fourths, 5 × 4 = 20.</w:t>
       </w:r>
     </w:p>
     <w:sectPr>

--- a/lessons/2-1/downloads/2-1-notes.docx
+++ b/lessons/2-1/downloads/2-1-notes.docx
@@ -14,7 +14,7 @@
           <w:sz w:val="18"/>
           <w:szCs w:val="18"/>
         </w:rPr>
-        <w:t xml:space="preserve">UNIT 2  ·  LESSON 1      STANDARD 6.NS.1</w:t>
+        <w:t xml:space="preserve">UNIT 2  ·  LESSON 1      STANDARD 6.NOS.1</w:t>
       </w:r>
     </w:p>
     <w:p>
@@ -2377,6 +2377,32 @@
     </w:p>
     <w:p>
       <w:pPr>
+        <w:pStyle w:val="Heading2"/>
+        <w:spacing w:after="80" w:before="180"/>
+      </w:pPr>
+      <w:r>
+        <w:rPr>
+          <w:b/>
+          <w:bCs/>
+          <w:color w:val="12355B"/>
+          <w:sz w:val="24"/>
+          <w:szCs w:val="24"/>
+        </w:rPr>
+        <w:t xml:space="preserve">Level 1 Support</w:t>
+      </w:r>
+      <w:r>
+        <w:rPr>
+          <w:i/>
+          <w:iCs/>
+          <w:color w:val="1FA6A2"/>
+          <w:sz w:val="19"/>
+          <w:szCs w:val="19"/>
+        </w:rPr>
+        <w:t xml:space="preserve">   extra scaffolding</w:t>
+      </w:r>
+    </w:p>
+    <w:p>
+      <w:pPr>
         <w:keepNext/>
         <w:spacing w:after="60" w:before="160"/>
       </w:pPr>
@@ -2637,6 +2663,32 @@
     </w:tbl>
     <w:p>
       <w:pPr>
+        <w:pStyle w:val="Heading2"/>
+        <w:spacing w:after="80" w:before="180"/>
+      </w:pPr>
+      <w:r>
+        <w:rPr>
+          <w:b/>
+          <w:bCs/>
+          <w:color w:val="12355B"/>
+          <w:sz w:val="24"/>
+          <w:szCs w:val="24"/>
+        </w:rPr>
+        <w:t xml:space="preserve">On Level</w:t>
+      </w:r>
+      <w:r>
+        <w:rPr>
+          <w:i/>
+          <w:iCs/>
+          <w:color w:val="12355B"/>
+          <w:sz w:val="19"/>
+          <w:szCs w:val="19"/>
+        </w:rPr>
+        <w:t xml:space="preserve">   grade-level practice</w:t>
+      </w:r>
+    </w:p>
+    <w:p>
+      <w:pPr>
         <w:keepNext/>
         <w:spacing w:after="60" w:before="160"/>
       </w:pPr>
@@ -2710,136 +2762,6 @@
           <w:szCs w:val="20"/>
         </w:rPr>
         <w:t xml:space="preserve">D)  5 + 1/4 = 5 1/4 books</w:t>
-      </w:r>
-    </w:p>
-    <w:p>
-      <w:pPr>
-        <w:spacing w:after="20"/>
-      </w:pPr>
-      <w:r>
-        <w:t xml:space="preserve"/>
-      </w:r>
-    </w:p>
-    <w:tbl>
-      <w:tblPr>
-        <w:tblW w:type="pct" w:w="100%"/>
-        <w:tblBorders>
-          <w:top w:val="single" w:color="C7D2DD" w:sz="6"/>
-          <w:left w:val="single" w:color="C7D2DD" w:sz="6"/>
-          <w:bottom w:val="single" w:color="C7D2DD" w:sz="6"/>
-          <w:right w:val="single" w:color="C7D2DD" w:sz="6"/>
-          <w:insideH w:val="single" w:color="auto" w:sz="4"/>
-          <w:insideV w:val="single" w:color="auto" w:sz="4"/>
-        </w:tblBorders>
-      </w:tblPr>
-      <w:tblGrid>
-        <w:gridCol w:w="100"/>
-      </w:tblGrid>
-      <w:tr>
-        <w:tc>
-          <w:tcPr>
-            <w:shd w:fill="FBF3E2" w:color="auto" w:val="clear"/>
-            <w:tcMar>
-              <w:top w:type="dxa" w:w="60"/>
-              <w:left w:type="dxa" w:w="120"/>
-              <w:bottom w:type="dxa" w:w="60"/>
-              <w:right w:type="dxa" w:w="120"/>
-            </w:tcMar>
-          </w:tcPr>
-          <w:p>
-            <w:pPr>
-              <w:spacing w:after="0" w:line="320"/>
-            </w:pPr>
-            <w:r>
-              <w:t xml:space="preserve"/>
-            </w:r>
-          </w:p>
-          <w:p>
-            <w:pPr>
-              <w:spacing w:after="0" w:line="320"/>
-            </w:pPr>
-            <w:r>
-              <w:t xml:space="preserve"/>
-            </w:r>
-          </w:p>
-        </w:tc>
-      </w:tr>
-    </w:tbl>
-    <w:p>
-      <w:pPr>
-        <w:keepNext/>
-        <w:spacing w:after="60" w:before="160"/>
-      </w:pPr>
-      <w:r>
-        <w:rPr>
-          <w:b/>
-          <w:bCs/>
-          <w:color w:val="12355B"/>
-          <w:sz w:val="22"/>
-          <w:szCs w:val="22"/>
-        </w:rPr>
-        <w:t xml:space="preserve">4.  </w:t>
-      </w:r>
-      <w:r>
-        <w:rPr>
-          <w:b/>
-          <w:bCs/>
-          <w:sz w:val="21"/>
-          <w:szCs w:val="21"/>
-        </w:rPr>
-        <w:t xml:space="preserve">Agent Cole has 8 feet of evidence rope and cuts it into 1/3-foot pieces for tagging. What does 8 ÷ 1/3 mean?</w:t>
-      </w:r>
-    </w:p>
-    <w:p>
-      <w:pPr>
-        <w:spacing w:after="40"/>
-        <w:ind w:left="420"/>
-      </w:pPr>
-      <w:r>
-        <w:rPr>
-          <w:sz w:val="20"/>
-          <w:szCs w:val="20"/>
-        </w:rPr>
-        <w:t xml:space="preserve">A)  How many 1/3-foot pieces fit into 8 feet</w:t>
-      </w:r>
-    </w:p>
-    <w:p>
-      <w:pPr>
-        <w:spacing w:after="40"/>
-        <w:ind w:left="420"/>
-      </w:pPr>
-      <w:r>
-        <w:rPr>
-          <w:sz w:val="20"/>
-          <w:szCs w:val="20"/>
-        </w:rPr>
-        <w:t xml:space="preserve">B)  1/3 of the 8 feet of rope</w:t>
-      </w:r>
-    </w:p>
-    <w:p>
-      <w:pPr>
-        <w:spacing w:after="40"/>
-        <w:ind w:left="420"/>
-      </w:pPr>
-      <w:r>
-        <w:rPr>
-          <w:sz w:val="20"/>
-          <w:szCs w:val="20"/>
-        </w:rPr>
-        <w:t xml:space="preserve">C)  8 feet shortened by 1/3 of a foot</w:t>
-      </w:r>
-    </w:p>
-    <w:p>
-      <w:pPr>
-        <w:spacing w:after="40"/>
-        <w:ind w:left="420"/>
-      </w:pPr>
-      <w:r>
-        <w:rPr>
-          <w:sz w:val="20"/>
-          <w:szCs w:val="20"/>
-        </w:rPr>
-        <w:t xml:space="preserve">D)  8 pieces that are each 1/3 foot long</w:t>
       </w:r>
     </w:p>
     <w:p>

--- a/lessons/2-1/downloads/2-1-notes.docx
+++ b/lessons/2-1/downloads/2-1-notes.docx
@@ -1228,6 +1228,1302 @@
           <w:szCs w:val="22"/>
         </w:rPr>
         <w:t xml:space="preserve">A fraction with a numerator of 1, like 1/5, is a ___.</w:t>
+      </w:r>
+    </w:p>
+    <w:p>
+      <w:pPr>
+        <w:pStyle w:val="Heading1"/>
+        <w:pageBreakBefore/>
+        <w:pBdr>
+          <w:bottom w:val="single" w:color="1FA6A2" w:sz="14" w:space="6"/>
+        </w:pBdr>
+        <w:spacing w:after="140" w:before="0"/>
+      </w:pPr>
+      <w:r>
+        <w:rPr>
+          <w:b/>
+          <w:bCs/>
+          <w:color w:val="12355B"/>
+          <w:sz w:val="30"/>
+          <w:szCs w:val="30"/>
+        </w:rPr>
+        <w:t xml:space="preserve">Write About the Math</w:t>
+      </w:r>
+    </w:p>
+    <w:p>
+      <w:pPr>
+        <w:spacing w:after="100"/>
+      </w:pPr>
+      <w:r>
+        <w:rPr>
+          <w:i/>
+          <w:iCs/>
+          <w:color w:val="5F6F80"/>
+          <w:sz w:val="19"/>
+          <w:szCs w:val="19"/>
+        </w:rPr>
+        <w:t xml:space="preserve">Use the support level you need. Every level answers the same math question.</w:t>
+      </w:r>
+    </w:p>
+    <w:p>
+      <w:pPr>
+        <w:pStyle w:val="Heading2"/>
+        <w:spacing w:after="80" w:before="180"/>
+      </w:pPr>
+      <w:r>
+        <w:rPr>
+          <w:b/>
+          <w:bCs/>
+          <w:color w:val="12355B"/>
+          <w:sz w:val="24"/>
+          <w:szCs w:val="24"/>
+        </w:rPr>
+        <w:t xml:space="preserve">1. Understand the Question</w:t>
+      </w:r>
+      <w:r>
+        <w:rPr>
+          <w:i/>
+          <w:iCs/>
+          <w:color w:val="B97A12"/>
+          <w:sz w:val="19"/>
+          <w:szCs w:val="19"/>
+        </w:rPr>
+        <w:t xml:space="preserve">   explain</w:t>
+      </w:r>
+    </w:p>
+    <w:tbl>
+      <w:tblPr>
+        <w:tblW w:type="pct" w:w="100%"/>
+        <w:tblBorders>
+          <w:top w:val="single" w:color="1FA6A2" w:sz="8"/>
+          <w:left w:val="single" w:color="1FA6A2" w:sz="8"/>
+          <w:bottom w:val="single" w:color="1FA6A2" w:sz="8"/>
+          <w:right w:val="single" w:color="1FA6A2" w:sz="8"/>
+          <w:insideH w:val="single" w:color="auto" w:sz="4"/>
+          <w:insideV w:val="single" w:color="auto" w:sz="4"/>
+        </w:tblBorders>
+      </w:tblPr>
+      <w:tblGrid>
+        <w:gridCol w:w="100"/>
+      </w:tblGrid>
+      <w:tr>
+        <w:tc>
+          <w:tcPr>
+            <w:shd w:fill="E6F4F3" w:color="auto" w:val="clear"/>
+            <w:tcMar>
+              <w:top w:type="dxa" w:w="120"/>
+              <w:left w:type="dxa" w:w="180"/>
+              <w:bottom w:type="dxa" w:w="120"/>
+              <w:right w:type="dxa" w:w="180"/>
+            </w:tcMar>
+          </w:tcPr>
+          <w:p>
+            <w:pPr>
+              <w:spacing w:after="60"/>
+            </w:pPr>
+            <w:r>
+              <w:rPr>
+                <w:color w:val="1A2733"/>
+                <w:sz w:val="21"/>
+                <w:szCs w:val="21"/>
+              </w:rPr>
+              <w:t xml:space="preserve">What does 3 ÷ 1/4 actually mean? Show your partner with the bar model?</w:t>
+            </w:r>
+          </w:p>
+          <w:p>
+            <w:pPr>
+              <w:spacing w:after="0"/>
+            </w:pPr>
+            <w:r>
+              <w:rPr>
+                <w:b/>
+                <w:bCs/>
+                <w:color w:val="12355B"/>
+                <w:sz w:val="20"/>
+                <w:szCs w:val="20"/>
+              </w:rPr>
+              <w:t xml:space="preserve">Your job:  </w:t>
+            </w:r>
+            <w:r>
+              <w:rPr>
+                <w:sz w:val="20"/>
+                <w:szCs w:val="20"/>
+              </w:rPr>
+              <w:t xml:space="preserve">Answer the question. Use math evidence. Explain how the evidence proves your answer.</w:t>
+            </w:r>
+            <w:r>
+              <w:rPr>
+                <w:i/>
+                <w:iCs/>
+                <w:color w:val="5F6F80"/>
+                <w:sz w:val="18"/>
+                <w:szCs w:val="18"/>
+              </w:rPr>
+              <w:br/>
+              <w:t xml:space="preserve">Responde la pregunta. Usa evidencia matemática. Explica cómo la evidencia demuestra tu respuesta.</w:t>
+            </w:r>
+          </w:p>
+        </w:tc>
+      </w:tr>
+    </w:tbl>
+    <w:p>
+      <w:pPr>
+        <w:pStyle w:val="Heading2"/>
+        <w:spacing w:after="80" w:before="180"/>
+      </w:pPr>
+      <w:r>
+        <w:rPr>
+          <w:b/>
+          <w:bCs/>
+          <w:color w:val="12355B"/>
+          <w:sz w:val="24"/>
+          <w:szCs w:val="24"/>
+        </w:rPr>
+        <w:t xml:space="preserve">2. Plan Your Math Words</w:t>
+      </w:r>
+      <w:r>
+        <w:rPr>
+          <w:i/>
+          <w:iCs/>
+          <w:color w:val="1FA6A2"/>
+          <w:sz w:val="19"/>
+          <w:szCs w:val="19"/>
+        </w:rPr>
+        <w:t xml:space="preserve">   check at least two</w:t>
+      </w:r>
+    </w:p>
+    <w:p>
+      <w:pPr>
+        <w:spacing w:after="60"/>
+      </w:pPr>
+      <w:r>
+        <w:rPr>
+          <w:b/>
+          <w:bCs/>
+          <w:color w:val="1FA6A2"/>
+          <w:sz w:val="22"/>
+          <w:szCs w:val="22"/>
+        </w:rPr>
+        <w:t xml:space="preserve">☐  </w:t>
+      </w:r>
+      <w:r>
+        <w:rPr>
+          <w:b/>
+          <w:bCs/>
+          <w:color w:val="12355B"/>
+          <w:sz w:val="20"/>
+          <w:szCs w:val="20"/>
+        </w:rPr>
+        <w:t xml:space="preserve">Dividend — </w:t>
+      </w:r>
+      <w:r>
+        <w:rPr>
+          <w:sz w:val="20"/>
+          <w:szCs w:val="20"/>
+        </w:rPr>
+        <w:t xml:space="preserve">The number you are splitting up in a division problem.</w:t>
+      </w:r>
+      <w:r>
+        <w:rPr>
+          <w:i/>
+          <w:iCs/>
+          <w:color w:val="5F6F80"/>
+          <w:sz w:val="18"/>
+          <w:szCs w:val="18"/>
+        </w:rPr>
+        <w:br/>
+        <w:t xml:space="preserve">Dividendo — El número que estás repartiendo en una división.</w:t>
+      </w:r>
+    </w:p>
+    <w:p>
+      <w:pPr>
+        <w:spacing w:after="60"/>
+      </w:pPr>
+      <w:r>
+        <w:rPr>
+          <w:b/>
+          <w:bCs/>
+          <w:color w:val="1FA6A2"/>
+          <w:sz w:val="22"/>
+          <w:szCs w:val="22"/>
+        </w:rPr>
+        <w:t xml:space="preserve">☐  </w:t>
+      </w:r>
+      <w:r>
+        <w:rPr>
+          <w:b/>
+          <w:bCs/>
+          <w:color w:val="12355B"/>
+          <w:sz w:val="20"/>
+          <w:szCs w:val="20"/>
+        </w:rPr>
+        <w:t xml:space="preserve">Divisor — </w:t>
+      </w:r>
+      <w:r>
+        <w:rPr>
+          <w:sz w:val="20"/>
+          <w:szCs w:val="20"/>
+        </w:rPr>
+        <w:t xml:space="preserve">The number you split by in a division problem.</w:t>
+      </w:r>
+      <w:r>
+        <w:rPr>
+          <w:i/>
+          <w:iCs/>
+          <w:color w:val="5F6F80"/>
+          <w:sz w:val="18"/>
+          <w:szCs w:val="18"/>
+        </w:rPr>
+        <w:br/>
+        <w:t xml:space="preserve">Divisor — El número entre el que divides en una división.</w:t>
+      </w:r>
+    </w:p>
+    <w:p>
+      <w:pPr>
+        <w:spacing w:after="60"/>
+      </w:pPr>
+      <w:r>
+        <w:rPr>
+          <w:b/>
+          <w:bCs/>
+          <w:color w:val="1FA6A2"/>
+          <w:sz w:val="22"/>
+          <w:szCs w:val="22"/>
+        </w:rPr>
+        <w:t xml:space="preserve">☐  </w:t>
+      </w:r>
+      <w:r>
+        <w:rPr>
+          <w:b/>
+          <w:bCs/>
+          <w:color w:val="12355B"/>
+          <w:sz w:val="20"/>
+          <w:szCs w:val="20"/>
+        </w:rPr>
+        <w:t xml:space="preserve">Quotient — </w:t>
+      </w:r>
+      <w:r>
+        <w:rPr>
+          <w:sz w:val="20"/>
+          <w:szCs w:val="20"/>
+        </w:rPr>
+        <w:t xml:space="preserve">The answer when you divide.</w:t>
+      </w:r>
+      <w:r>
+        <w:rPr>
+          <w:i/>
+          <w:iCs/>
+          <w:color w:val="5F6F80"/>
+          <w:sz w:val="18"/>
+          <w:szCs w:val="18"/>
+        </w:rPr>
+        <w:br/>
+        <w:t xml:space="preserve">Cociente — La respuesta cuando divides.</w:t>
+      </w:r>
+    </w:p>
+    <w:p>
+      <w:pPr>
+        <w:spacing w:after="60"/>
+      </w:pPr>
+      <w:r>
+        <w:rPr>
+          <w:b/>
+          <w:bCs/>
+          <w:color w:val="1FA6A2"/>
+          <w:sz w:val="22"/>
+          <w:szCs w:val="22"/>
+        </w:rPr>
+        <w:t xml:space="preserve">☐  </w:t>
+      </w:r>
+      <w:r>
+        <w:rPr>
+          <w:b/>
+          <w:bCs/>
+          <w:color w:val="12355B"/>
+          <w:sz w:val="20"/>
+          <w:szCs w:val="20"/>
+        </w:rPr>
+        <w:t xml:space="preserve">Unit fraction — </w:t>
+      </w:r>
+      <w:r>
+        <w:rPr>
+          <w:sz w:val="20"/>
+          <w:szCs w:val="20"/>
+        </w:rPr>
+        <w:t xml:space="preserve">A fraction with 1 on top, like 1/4.</w:t>
+      </w:r>
+      <w:r>
+        <w:rPr>
+          <w:i/>
+          <w:iCs/>
+          <w:color w:val="5F6F80"/>
+          <w:sz w:val="18"/>
+          <w:szCs w:val="18"/>
+        </w:rPr>
+        <w:br/>
+        <w:t xml:space="preserve">Fracción unitaria — Una fracción con 1 arriba, como 1/4.</w:t>
+      </w:r>
+    </w:p>
+    <w:p>
+      <w:pPr>
+        <w:spacing w:after="60"/>
+      </w:pPr>
+      <w:r>
+        <w:rPr>
+          <w:b/>
+          <w:bCs/>
+          <w:color w:val="1FA6A2"/>
+          <w:sz w:val="22"/>
+          <w:szCs w:val="22"/>
+        </w:rPr>
+        <w:t xml:space="preserve">☐  </w:t>
+      </w:r>
+      <w:r>
+        <w:rPr>
+          <w:b/>
+          <w:bCs/>
+          <w:color w:val="12355B"/>
+          <w:sz w:val="20"/>
+          <w:szCs w:val="20"/>
+        </w:rPr>
+        <w:t xml:space="preserve">Reciprocal — </w:t>
+      </w:r>
+      <w:r>
+        <w:rPr>
+          <w:sz w:val="20"/>
+          <w:szCs w:val="20"/>
+        </w:rPr>
+        <w:t xml:space="preserve">A fraction turned upside down.</w:t>
+      </w:r>
+      <w:r>
+        <w:rPr>
+          <w:i/>
+          <w:iCs/>
+          <w:color w:val="5F6F80"/>
+          <w:sz w:val="18"/>
+          <w:szCs w:val="18"/>
+        </w:rPr>
+        <w:br/>
+        <w:t xml:space="preserve">Recíproco — Una fracción volteada de arriba abajo.</w:t>
+      </w:r>
+    </w:p>
+    <w:tbl>
+      <w:tblPr>
+        <w:tblW w:type="pct" w:w="100%"/>
+        <w:tblBorders>
+          <w:top w:val="single" w:color="1FA6A2" w:sz="8"/>
+          <w:left w:val="single" w:color="1FA6A2" w:sz="8"/>
+          <w:bottom w:val="single" w:color="1FA6A2" w:sz="8"/>
+          <w:right w:val="single" w:color="1FA6A2" w:sz="8"/>
+          <w:insideH w:val="single" w:color="auto" w:sz="4"/>
+          <w:insideV w:val="single" w:color="auto" w:sz="4"/>
+        </w:tblBorders>
+      </w:tblPr>
+      <w:tblGrid>
+        <w:gridCol w:w="100"/>
+      </w:tblGrid>
+      <w:tr>
+        <w:tc>
+          <w:tcPr>
+            <w:shd w:fill="F7FFFD" w:color="auto" w:val="clear"/>
+            <w:tcMar>
+              <w:top w:type="dxa" w:w="120"/>
+              <w:left w:type="dxa" w:w="180"/>
+              <w:bottom w:type="dxa" w:w="120"/>
+              <w:right w:type="dxa" w:w="180"/>
+            </w:tcMar>
+          </w:tcPr>
+          <w:p>
+            <w:pPr>
+              <w:spacing w:after="50"/>
+            </w:pPr>
+            <w:r>
+              <w:rPr>
+                <w:b/>
+                <w:bCs/>
+                <w:color w:val="1FA6A2"/>
+                <w:sz w:val="20"/>
+                <w:szCs w:val="20"/>
+              </w:rPr>
+              <w:t xml:space="preserve">Say it first:  </w:t>
+            </w:r>
+            <w:r>
+              <w:rPr>
+                <w:sz w:val="20"/>
+                <w:szCs w:val="20"/>
+              </w:rPr>
+              <w:t xml:space="preserve">Say your idea to a partner or quietly to yourself before you write.</w:t>
+            </w:r>
+          </w:p>
+          <w:p>
+            <w:pPr>
+              <w:spacing w:after="60"/>
+            </w:pPr>
+            <w:r>
+              <w:rPr>
+                <w:color w:val="1A2733"/>
+                <w:sz w:val="21"/>
+                <w:szCs w:val="21"/>
+              </w:rPr>
+              <w:t xml:space="preserve">Dividing 3 by 1/4 means finding how many ___ fit into ___.</w:t>
+            </w:r>
+            <w:r>
+              <w:rPr>
+                <w:i/>
+                <w:iCs/>
+                <w:color w:val="5F6F80"/>
+                <w:sz w:val="19"/>
+                <w:szCs w:val="19"/>
+              </w:rPr>
+              <w:br/>
+              <w:t xml:space="preserve">Dividir 3 entre 1/4 significa encontrar cuántos ___ caben en ___.</w:t>
+            </w:r>
+          </w:p>
+        </w:tc>
+      </w:tr>
+    </w:tbl>
+    <w:p>
+      <w:pPr>
+        <w:pStyle w:val="Heading2"/>
+        <w:spacing w:after="80" w:before="180"/>
+      </w:pPr>
+      <w:r>
+        <w:rPr>
+          <w:b/>
+          <w:bCs/>
+          <w:color w:val="12355B"/>
+          <w:sz w:val="24"/>
+          <w:szCs w:val="24"/>
+        </w:rPr>
+        <w:t xml:space="preserve">3. Build Your Explanation</w:t>
+      </w:r>
+      <w:r>
+        <w:rPr>
+          <w:i/>
+          <w:iCs/>
+          <w:color w:val="B97A12"/>
+          <w:sz w:val="19"/>
+          <w:szCs w:val="19"/>
+        </w:rPr>
+        <w:t xml:space="preserve">   choose your support</w:t>
+      </w:r>
+    </w:p>
+    <w:tbl>
+      <w:tblPr>
+        <w:tblW w:type="pct" w:w="100%"/>
+        <w:tblBorders>
+          <w:top w:val="single" w:color="BBD0DE" w:sz="8"/>
+          <w:left w:val="single" w:color="BBD0DE" w:sz="8"/>
+          <w:bottom w:val="single" w:color="BBD0DE" w:sz="8"/>
+          <w:right w:val="single" w:color="BBD0DE" w:sz="8"/>
+          <w:insideH w:val="single" w:color="auto" w:sz="4"/>
+          <w:insideV w:val="single" w:color="auto" w:sz="4"/>
+        </w:tblBorders>
+      </w:tblPr>
+      <w:tblGrid>
+        <w:gridCol w:w="100"/>
+      </w:tblGrid>
+      <w:tr>
+        <w:tc>
+          <w:tcPr>
+            <w:shd w:fill="EEF4F8" w:color="auto" w:val="clear"/>
+            <w:tcMar>
+              <w:top w:type="dxa" w:w="120"/>
+              <w:left w:type="dxa" w:w="180"/>
+              <w:bottom w:type="dxa" w:w="120"/>
+              <w:right w:type="dxa" w:w="180"/>
+            </w:tcMar>
+          </w:tcPr>
+          <w:p>
+            <w:pPr>
+              <w:spacing w:after="50"/>
+            </w:pPr>
+            <w:r>
+              <w:rPr>
+                <w:i/>
+                <w:iCs/>
+                <w:color w:val="5F6F80"/>
+                <w:sz w:val="19"/>
+                <w:szCs w:val="19"/>
+              </w:rPr>
+              <w:t xml:space="preserve">This model shows the parts of an explanation. It does not answer your writing question.</w:t>
+            </w:r>
+          </w:p>
+          <w:p>
+            <w:pPr>
+              <w:spacing w:after="80"/>
+            </w:pPr>
+            <w:r>
+              <w:rPr>
+                <w:b/>
+                <w:bCs/>
+                <w:color w:val="12355B"/>
+                <w:sz w:val="19"/>
+                <w:szCs w:val="19"/>
+              </w:rPr>
+              <w:t xml:space="preserve">Claim:  </w:t>
+            </w:r>
+            <w:r>
+              <w:rPr>
+                <w:sz w:val="19"/>
+                <w:szCs w:val="19"/>
+              </w:rPr>
+              <w:t xml:space="preserve">There will be more than 3 sections because each piece is smaller than a whole foot.</w:t>
+            </w:r>
+          </w:p>
+          <w:p>
+            <w:pPr>
+              <w:spacing w:after="80"/>
+            </w:pPr>
+            <w:r>
+              <w:rPr>
+                <w:b/>
+                <w:bCs/>
+                <w:color w:val="12355B"/>
+                <w:sz w:val="19"/>
+                <w:szCs w:val="19"/>
+              </w:rPr>
+              <w:t xml:space="preserve">Evidence:  </w:t>
+            </w:r>
+            <w:r>
+              <w:rPr>
+                <w:sz w:val="19"/>
+                <w:szCs w:val="19"/>
+              </w:rPr>
+              <w:t xml:space="preserve">Students reason that dividing by a number less than 1 gives a quotient greater than the dividend, so there are more than 3 sections.</w:t>
+            </w:r>
+          </w:p>
+          <w:p>
+            <w:pPr>
+              <w:spacing w:after="80"/>
+            </w:pPr>
+            <w:r>
+              <w:rPr>
+                <w:b/>
+                <w:bCs/>
+                <w:color w:val="12355B"/>
+                <w:sz w:val="19"/>
+                <w:szCs w:val="19"/>
+              </w:rPr>
+              <w:t xml:space="preserve">Reasoning:  </w:t>
+            </w:r>
+            <w:r>
+              <w:rPr>
+                <w:sz w:val="19"/>
+                <w:szCs w:val="19"/>
+              </w:rPr>
+              <w:t xml:space="preserve">This evidence connects the definition of dividend to the mathematical claim.</w:t>
+            </w:r>
+          </w:p>
+        </w:tc>
+      </w:tr>
+    </w:tbl>
+    <w:p>
+      <w:pPr>
+        <w:pStyle w:val="Heading2"/>
+        <w:spacing w:after="80" w:before="180"/>
+      </w:pPr>
+      <w:r>
+        <w:rPr>
+          <w:b/>
+          <w:bCs/>
+          <w:color w:val="12355B"/>
+          <w:sz w:val="24"/>
+          <w:szCs w:val="24"/>
+        </w:rPr>
+        <w:t xml:space="preserve">Start</w:t>
+      </w:r>
+      <w:r>
+        <w:rPr>
+          <w:i/>
+          <w:iCs/>
+          <w:color w:val="1FA6A2"/>
+          <w:sz w:val="19"/>
+          <w:szCs w:val="19"/>
+        </w:rPr>
+        <w:t xml:space="preserve">   Most language support</w:t>
+      </w:r>
+    </w:p>
+    <w:p>
+      <w:pPr>
+        <w:spacing w:after="60"/>
+      </w:pPr>
+      <w:r>
+        <w:rPr>
+          <w:color w:val="1A2733"/>
+          <w:sz w:val="21"/>
+          <w:szCs w:val="21"/>
+        </w:rPr>
+        <w:t xml:space="preserve">Complete the frames. Use the word bank.</w:t>
+      </w:r>
+      <w:r>
+        <w:rPr>
+          <w:i/>
+          <w:iCs/>
+          <w:color w:val="5F6F80"/>
+          <w:sz w:val="19"/>
+          <w:szCs w:val="19"/>
+        </w:rPr>
+        <w:br/>
+        <w:t xml:space="preserve">Completa las oraciones. Usa el banco de palabras.</w:t>
+      </w:r>
+    </w:p>
+    <w:p>
+      <w:pPr>
+        <w:spacing w:after="60"/>
+      </w:pPr>
+      <w:r>
+        <w:rPr>
+          <w:color w:val="1A2733"/>
+          <w:sz w:val="21"/>
+          <w:szCs w:val="21"/>
+        </w:rPr>
+        <w:t xml:space="preserve">Dividing 3 by 1/4 means finding how many ___ fit into ___.</w:t>
+      </w:r>
+      <w:r>
+        <w:rPr>
+          <w:i/>
+          <w:iCs/>
+          <w:color w:val="5F6F80"/>
+          <w:sz w:val="19"/>
+          <w:szCs w:val="19"/>
+        </w:rPr>
+        <w:br/>
+        <w:t xml:space="preserve">Dividir 3 entre 1/4 significa encontrar cuántos ___ caben en ___.</w:t>
+      </w:r>
+    </w:p>
+    <w:p>
+      <w:pPr>
+        <w:spacing w:after="60"/>
+      </w:pPr>
+      <w:r>
+        <w:rPr>
+          <w:color w:val="1A2733"/>
+          <w:sz w:val="21"/>
+          <w:szCs w:val="21"/>
+        </w:rPr>
+        <w:t xml:space="preserve">My bar model shows ___ fourths, so the quotient is ___.</w:t>
+      </w:r>
+      <w:r>
+        <w:rPr>
+          <w:i/>
+          <w:iCs/>
+          <w:color w:val="5F6F80"/>
+          <w:sz w:val="19"/>
+          <w:szCs w:val="19"/>
+        </w:rPr>
+        <w:br/>
+        <w:t xml:space="preserve">Mi modelo de barras muestra ___ cuartos, así que el cociente es ___.</w:t>
+      </w:r>
+    </w:p>
+    <w:tbl>
+      <w:tblPr>
+        <w:tblW w:type="pct" w:w="100%"/>
+        <w:tblBorders>
+          <w:top w:val="single" w:color="C7D2DD" w:sz="6"/>
+          <w:left w:val="single" w:color="C7D2DD" w:sz="6"/>
+          <w:bottom w:val="single" w:color="C7D2DD" w:sz="6"/>
+          <w:right w:val="single" w:color="C7D2DD" w:sz="6"/>
+          <w:insideH w:val="single" w:color="auto" w:sz="4"/>
+          <w:insideV w:val="single" w:color="auto" w:sz="4"/>
+        </w:tblBorders>
+      </w:tblPr>
+      <w:tblGrid>
+        <w:gridCol w:w="100"/>
+      </w:tblGrid>
+      <w:tr>
+        <w:tc>
+          <w:tcPr>
+            <w:shd w:fill="FBF3E2" w:color="auto" w:val="clear"/>
+            <w:tcMar>
+              <w:top w:type="dxa" w:w="60"/>
+              <w:left w:type="dxa" w:w="120"/>
+              <w:bottom w:type="dxa" w:w="60"/>
+              <w:right w:type="dxa" w:w="120"/>
+            </w:tcMar>
+          </w:tcPr>
+          <w:p>
+            <w:pPr>
+              <w:spacing w:after="0" w:line="320"/>
+            </w:pPr>
+            <w:r>
+              <w:t xml:space="preserve"/>
+            </w:r>
+          </w:p>
+          <w:p>
+            <w:pPr>
+              <w:spacing w:after="0" w:line="320"/>
+            </w:pPr>
+            <w:r>
+              <w:t xml:space="preserve"/>
+            </w:r>
+          </w:p>
+          <w:p>
+            <w:pPr>
+              <w:spacing w:after="0" w:line="320"/>
+            </w:pPr>
+            <w:r>
+              <w:t xml:space="preserve"/>
+            </w:r>
+          </w:p>
+        </w:tc>
+      </w:tr>
+    </w:tbl>
+    <w:p>
+      <w:pPr>
+        <w:pStyle w:val="Heading2"/>
+        <w:spacing w:after="80" w:before="180"/>
+      </w:pPr>
+      <w:r>
+        <w:rPr>
+          <w:b/>
+          <w:bCs/>
+          <w:color w:val="12355B"/>
+          <w:sz w:val="24"/>
+          <w:szCs w:val="24"/>
+        </w:rPr>
+        <w:t xml:space="preserve">Build</w:t>
+      </w:r>
+      <w:r>
+        <w:rPr>
+          <w:i/>
+          <w:iCs/>
+          <w:color w:val="B97A12"/>
+          <w:sz w:val="19"/>
+          <w:szCs w:val="19"/>
+        </w:rPr>
+        <w:t xml:space="preserve">   Some language support</w:t>
+      </w:r>
+    </w:p>
+    <w:p>
+      <w:pPr>
+        <w:spacing w:after="60"/>
+      </w:pPr>
+      <w:r>
+        <w:rPr>
+          <w:color w:val="1A2733"/>
+          <w:sz w:val="21"/>
+          <w:szCs w:val="21"/>
+        </w:rPr>
+        <w:t xml:space="preserve">Write two connected sentences. Use because, so, or but.</w:t>
+      </w:r>
+      <w:r>
+        <w:rPr>
+          <w:i/>
+          <w:iCs/>
+          <w:color w:val="5F6F80"/>
+          <w:sz w:val="19"/>
+          <w:szCs w:val="19"/>
+        </w:rPr>
+        <w:br/>
+        <w:t xml:space="preserve">Escribe dos oraciones conectadas. Usa porque, entonces o pero.</w:t>
+      </w:r>
+    </w:p>
+    <w:p>
+      <w:pPr>
+        <w:spacing w:after="60"/>
+      </w:pPr>
+      <w:r>
+        <w:rPr>
+          <w:color w:val="1A2733"/>
+          <w:sz w:val="21"/>
+          <w:szCs w:val="21"/>
+        </w:rPr>
+        <w:t xml:space="preserve">My claim is ___.</w:t>
+      </w:r>
+      <w:r>
+        <w:rPr>
+          <w:i/>
+          <w:iCs/>
+          <w:color w:val="5F6F80"/>
+          <w:sz w:val="19"/>
+          <w:szCs w:val="19"/>
+        </w:rPr>
+        <w:br/>
+        <w:t xml:space="preserve">Mi afirmación es ___.</w:t>
+      </w:r>
+    </w:p>
+    <w:p>
+      <w:pPr>
+        <w:spacing w:after="60"/>
+      </w:pPr>
+      <w:r>
+        <w:rPr>
+          <w:color w:val="1A2733"/>
+          <w:sz w:val="21"/>
+          <w:szCs w:val="21"/>
+        </w:rPr>
+        <w:t xml:space="preserve">I know because ___.</w:t>
+      </w:r>
+      <w:r>
+        <w:rPr>
+          <w:i/>
+          <w:iCs/>
+          <w:color w:val="5F6F80"/>
+          <w:sz w:val="19"/>
+          <w:szCs w:val="19"/>
+        </w:rPr>
+        <w:br/>
+        <w:t xml:space="preserve">Lo sé porque ___.</w:t>
+      </w:r>
+    </w:p>
+    <w:p>
+      <w:pPr>
+        <w:spacing w:after="60"/>
+      </w:pPr>
+      <w:r>
+        <w:rPr>
+          <w:color w:val="1A2733"/>
+          <w:sz w:val="21"/>
+          <w:szCs w:val="21"/>
+        </w:rPr>
+        <w:t xml:space="preserve">So ___.</w:t>
+      </w:r>
+      <w:r>
+        <w:rPr>
+          <w:i/>
+          <w:iCs/>
+          <w:color w:val="5F6F80"/>
+          <w:sz w:val="19"/>
+          <w:szCs w:val="19"/>
+        </w:rPr>
+        <w:br/>
+        <w:t xml:space="preserve">Entonces ___.</w:t>
+      </w:r>
+    </w:p>
+    <w:tbl>
+      <w:tblPr>
+        <w:tblW w:type="pct" w:w="100%"/>
+        <w:tblBorders>
+          <w:top w:val="single" w:color="C7D2DD" w:sz="6"/>
+          <w:left w:val="single" w:color="C7D2DD" w:sz="6"/>
+          <w:bottom w:val="single" w:color="C7D2DD" w:sz="6"/>
+          <w:right w:val="single" w:color="C7D2DD" w:sz="6"/>
+          <w:insideH w:val="single" w:color="auto" w:sz="4"/>
+          <w:insideV w:val="single" w:color="auto" w:sz="4"/>
+        </w:tblBorders>
+      </w:tblPr>
+      <w:tblGrid>
+        <w:gridCol w:w="100"/>
+      </w:tblGrid>
+      <w:tr>
+        <w:tc>
+          <w:tcPr>
+            <w:shd w:fill="FBF3E2" w:color="auto" w:val="clear"/>
+            <w:tcMar>
+              <w:top w:type="dxa" w:w="60"/>
+              <w:left w:type="dxa" w:w="120"/>
+              <w:bottom w:type="dxa" w:w="60"/>
+              <w:right w:type="dxa" w:w="120"/>
+            </w:tcMar>
+          </w:tcPr>
+          <w:p>
+            <w:pPr>
+              <w:spacing w:after="0" w:line="320"/>
+            </w:pPr>
+            <w:r>
+              <w:t xml:space="preserve"/>
+            </w:r>
+          </w:p>
+          <w:p>
+            <w:pPr>
+              <w:spacing w:after="0" w:line="320"/>
+            </w:pPr>
+            <w:r>
+              <w:t xml:space="preserve"/>
+            </w:r>
+          </w:p>
+          <w:p>
+            <w:pPr>
+              <w:spacing w:after="0" w:line="320"/>
+            </w:pPr>
+            <w:r>
+              <w:t xml:space="preserve"/>
+            </w:r>
+          </w:p>
+        </w:tc>
+      </w:tr>
+    </w:tbl>
+    <w:p>
+      <w:pPr>
+        <w:pStyle w:val="Heading2"/>
+        <w:spacing w:after="80" w:before="180"/>
+      </w:pPr>
+      <w:r>
+        <w:rPr>
+          <w:b/>
+          <w:bCs/>
+          <w:color w:val="12355B"/>
+          <w:sz w:val="24"/>
+          <w:szCs w:val="24"/>
+        </w:rPr>
+        <w:t xml:space="preserve">Explain</w:t>
+      </w:r>
+      <w:r>
+        <w:rPr>
+          <w:i/>
+          <w:iCs/>
+          <w:color w:val="B97A12"/>
+          <w:sz w:val="19"/>
+          <w:szCs w:val="19"/>
+        </w:rPr>
+        <w:t xml:space="preserve">   Light language support</w:t>
+      </w:r>
+    </w:p>
+    <w:p>
+      <w:pPr>
+        <w:spacing w:after="60"/>
+      </w:pPr>
+      <w:r>
+        <w:rPr>
+          <w:color w:val="1A2733"/>
+          <w:sz w:val="21"/>
+          <w:szCs w:val="21"/>
+        </w:rPr>
+        <w:t xml:space="preserve">Write a claim, give math evidence, and explain your reasoning.</w:t>
+      </w:r>
+      <w:r>
+        <w:rPr>
+          <w:i/>
+          <w:iCs/>
+          <w:color w:val="5F6F80"/>
+          <w:sz w:val="19"/>
+          <w:szCs w:val="19"/>
+        </w:rPr>
+        <w:br/>
+        <w:t xml:space="preserve">Escribe una afirmación, da evidencia matemática y explica tu razonamiento.</w:t>
+      </w:r>
+    </w:p>
+    <w:p>
+      <w:pPr>
+        <w:spacing w:after="60"/>
+      </w:pPr>
+      <w:r>
+        <w:rPr>
+          <w:color w:val="1A2733"/>
+          <w:sz w:val="21"/>
+          <w:szCs w:val="21"/>
+        </w:rPr>
+        <w:t xml:space="preserve">My claim is ___.</w:t>
+      </w:r>
+      <w:r>
+        <w:rPr>
+          <w:i/>
+          <w:iCs/>
+          <w:color w:val="5F6F80"/>
+          <w:sz w:val="19"/>
+          <w:szCs w:val="19"/>
+        </w:rPr>
+        <w:br/>
+        <w:t xml:space="preserve">Mi afirmación es ___.</w:t>
+      </w:r>
+    </w:p>
+    <w:p>
+      <w:pPr>
+        <w:spacing w:after="60"/>
+      </w:pPr>
+      <w:r>
+        <w:rPr>
+          <w:color w:val="1A2733"/>
+          <w:sz w:val="21"/>
+          <w:szCs w:val="21"/>
+        </w:rPr>
+        <w:t xml:space="preserve">My math evidence is ___.</w:t>
+      </w:r>
+      <w:r>
+        <w:rPr>
+          <w:i/>
+          <w:iCs/>
+          <w:color w:val="5F6F80"/>
+          <w:sz w:val="19"/>
+          <w:szCs w:val="19"/>
+        </w:rPr>
+        <w:br/>
+        <w:t xml:space="preserve">Mi evidencia matemática es ___.</w:t>
+      </w:r>
+    </w:p>
+    <w:p>
+      <w:pPr>
+        <w:spacing w:after="60"/>
+      </w:pPr>
+      <w:r>
+        <w:rPr>
+          <w:color w:val="1A2733"/>
+          <w:sz w:val="21"/>
+          <w:szCs w:val="21"/>
+        </w:rPr>
+        <w:t xml:space="preserve">This proves ___ because ___.</w:t>
+      </w:r>
+      <w:r>
+        <w:rPr>
+          <w:i/>
+          <w:iCs/>
+          <w:color w:val="5F6F80"/>
+          <w:sz w:val="19"/>
+          <w:szCs w:val="19"/>
+        </w:rPr>
+        <w:br/>
+        <w:t xml:space="preserve">Esto demuestra ___ porque ___.</w:t>
+      </w:r>
+    </w:p>
+    <w:tbl>
+      <w:tblPr>
+        <w:tblW w:type="pct" w:w="100%"/>
+        <w:tblBorders>
+          <w:top w:val="single" w:color="C7D2DD" w:sz="6"/>
+          <w:left w:val="single" w:color="C7D2DD" w:sz="6"/>
+          <w:bottom w:val="single" w:color="C7D2DD" w:sz="6"/>
+          <w:right w:val="single" w:color="C7D2DD" w:sz="6"/>
+          <w:insideH w:val="single" w:color="auto" w:sz="4"/>
+          <w:insideV w:val="single" w:color="auto" w:sz="4"/>
+        </w:tblBorders>
+      </w:tblPr>
+      <w:tblGrid>
+        <w:gridCol w:w="100"/>
+      </w:tblGrid>
+      <w:tr>
+        <w:tc>
+          <w:tcPr>
+            <w:shd w:fill="FBF3E2" w:color="auto" w:val="clear"/>
+            <w:tcMar>
+              <w:top w:type="dxa" w:w="60"/>
+              <w:left w:type="dxa" w:w="120"/>
+              <w:bottom w:type="dxa" w:w="60"/>
+              <w:right w:type="dxa" w:w="120"/>
+            </w:tcMar>
+          </w:tcPr>
+          <w:p>
+            <w:pPr>
+              <w:spacing w:after="0" w:line="320"/>
+            </w:pPr>
+            <w:r>
+              <w:t xml:space="preserve"/>
+            </w:r>
+          </w:p>
+          <w:p>
+            <w:pPr>
+              <w:spacing w:after="0" w:line="320"/>
+            </w:pPr>
+            <w:r>
+              <w:t xml:space="preserve"/>
+            </w:r>
+          </w:p>
+          <w:p>
+            <w:pPr>
+              <w:spacing w:after="0" w:line="320"/>
+            </w:pPr>
+            <w:r>
+              <w:t xml:space="preserve"/>
+            </w:r>
+          </w:p>
+          <w:p>
+            <w:pPr>
+              <w:spacing w:after="0" w:line="320"/>
+            </w:pPr>
+            <w:r>
+              <w:t xml:space="preserve"/>
+            </w:r>
+          </w:p>
+          <w:p>
+            <w:pPr>
+              <w:spacing w:after="0" w:line="320"/>
+            </w:pPr>
+            <w:r>
+              <w:t xml:space="preserve"/>
+            </w:r>
+          </w:p>
+        </w:tc>
+      </w:tr>
+    </w:tbl>
+    <w:p>
+      <w:pPr>
+        <w:pStyle w:val="Heading2"/>
+        <w:spacing w:after="80" w:before="180"/>
+      </w:pPr>
+      <w:r>
+        <w:rPr>
+          <w:b/>
+          <w:bCs/>
+          <w:color w:val="12355B"/>
+          <w:sz w:val="24"/>
+          <w:szCs w:val="24"/>
+        </w:rPr>
+        <w:t xml:space="preserve">4. Check Your Explanation</w:t>
+      </w:r>
+      <w:r>
+        <w:rPr>
+          <w:i/>
+          <w:iCs/>
+          <w:color w:val="1FA6A2"/>
+          <w:sz w:val="19"/>
+          <w:szCs w:val="19"/>
+        </w:rPr>
+        <w:t xml:space="preserve">   five quick checks</w:t>
+      </w:r>
+    </w:p>
+    <w:p>
+      <w:pPr>
+        <w:spacing w:after="80"/>
+      </w:pPr>
+      <w:r>
+        <w:rPr>
+          <w:b/>
+          <w:bCs/>
+          <w:color w:val="1FA6A2"/>
+          <w:sz w:val="22"/>
+          <w:szCs w:val="22"/>
+        </w:rPr>
+        <w:t xml:space="preserve">☐  </w:t>
+      </w:r>
+      <w:r>
+        <w:rPr>
+          <w:sz w:val="20"/>
+          <w:szCs w:val="20"/>
+        </w:rPr>
+        <w:t xml:space="preserve">I answered the question.</w:t>
+      </w:r>
+      <w:r>
+        <w:rPr>
+          <w:i/>
+          <w:iCs/>
+          <w:color w:val="5F6F80"/>
+          <w:sz w:val="18"/>
+          <w:szCs w:val="18"/>
+        </w:rPr>
+        <w:br/>
+        <w:t xml:space="preserve">Respondí la pregunta.</w:t>
+      </w:r>
+    </w:p>
+    <w:p>
+      <w:pPr>
+        <w:spacing w:after="80"/>
+      </w:pPr>
+      <w:r>
+        <w:rPr>
+          <w:b/>
+          <w:bCs/>
+          <w:color w:val="1FA6A2"/>
+          <w:sz w:val="22"/>
+          <w:szCs w:val="22"/>
+        </w:rPr>
+        <w:t xml:space="preserve">☐  </w:t>
+      </w:r>
+      <w:r>
+        <w:rPr>
+          <w:sz w:val="20"/>
+          <w:szCs w:val="20"/>
+        </w:rPr>
+        <w:t xml:space="preserve">I used math evidence: numbers, an equation, a model, or a comparison.</w:t>
+      </w:r>
+      <w:r>
+        <w:rPr>
+          <w:i/>
+          <w:iCs/>
+          <w:color w:val="5F6F80"/>
+          <w:sz w:val="18"/>
+          <w:szCs w:val="18"/>
+        </w:rPr>
+        <w:br/>
+        <w:t xml:space="preserve">Usé evidencia matemática: números, una ecuación, un modelo o una comparación.</w:t>
+      </w:r>
+    </w:p>
+    <w:p>
+      <w:pPr>
+        <w:spacing w:after="80"/>
+      </w:pPr>
+      <w:r>
+        <w:rPr>
+          <w:b/>
+          <w:bCs/>
+          <w:color w:val="1FA6A2"/>
+          <w:sz w:val="22"/>
+          <w:szCs w:val="22"/>
+        </w:rPr>
+        <w:t xml:space="preserve">☐  </w:t>
+      </w:r>
+      <w:r>
+        <w:rPr>
+          <w:sz w:val="20"/>
+          <w:szCs w:val="20"/>
+        </w:rPr>
+        <w:t xml:space="preserve">I explained how the evidence proves my answer.</w:t>
+      </w:r>
+      <w:r>
+        <w:rPr>
+          <w:i/>
+          <w:iCs/>
+          <w:color w:val="5F6F80"/>
+          <w:sz w:val="18"/>
+          <w:szCs w:val="18"/>
+        </w:rPr>
+        <w:br/>
+        <w:t xml:space="preserve">Expliqué cómo la evidencia demuestra mi respuesta.</w:t>
+      </w:r>
+    </w:p>
+    <w:p>
+      <w:pPr>
+        <w:spacing w:after="80"/>
+      </w:pPr>
+      <w:r>
+        <w:rPr>
+          <w:b/>
+          <w:bCs/>
+          <w:color w:val="1FA6A2"/>
+          <w:sz w:val="22"/>
+          <w:szCs w:val="22"/>
+        </w:rPr>
+        <w:t xml:space="preserve">☐  </w:t>
+      </w:r>
+      <w:r>
+        <w:rPr>
+          <w:sz w:val="20"/>
+          <w:szCs w:val="20"/>
+        </w:rPr>
+        <w:t xml:space="preserve">I used at least two math words.</w:t>
+      </w:r>
+      <w:r>
+        <w:rPr>
+          <w:i/>
+          <w:iCs/>
+          <w:color w:val="5F6F80"/>
+          <w:sz w:val="18"/>
+          <w:szCs w:val="18"/>
+        </w:rPr>
+        <w:br/>
+        <w:t xml:space="preserve">Usé por lo menos dos palabras matemáticas.</w:t>
+      </w:r>
+    </w:p>
+    <w:p>
+      <w:pPr>
+        <w:spacing w:after="80"/>
+      </w:pPr>
+      <w:r>
+        <w:rPr>
+          <w:b/>
+          <w:bCs/>
+          <w:color w:val="1FA6A2"/>
+          <w:sz w:val="22"/>
+          <w:szCs w:val="22"/>
+        </w:rPr>
+        <w:t xml:space="preserve">☐  </w:t>
+      </w:r>
+      <w:r>
+        <w:rPr>
+          <w:sz w:val="20"/>
+          <w:szCs w:val="20"/>
+        </w:rPr>
+        <w:t xml:space="preserve">I reread complete sentences and punctuation.</w:t>
+      </w:r>
+      <w:r>
+        <w:rPr>
+          <w:i/>
+          <w:iCs/>
+          <w:color w:val="5F6F80"/>
+          <w:sz w:val="18"/>
+          <w:szCs w:val="18"/>
+        </w:rPr>
+        <w:br/>
+        <w:t xml:space="preserve">Volví a leer mis oraciones completas y la puntuación.</w:t>
       </w:r>
     </w:p>
     <w:p>

--- a/lessons/2-1/downloads/2-1-notes.docx
+++ b/lessons/2-1/downloads/2-1-notes.docx
@@ -552,7 +552,7 @@
                 <w:sz w:val="18"/>
                 <w:szCs w:val="18"/>
               </w:rPr>
-              <w:t xml:space="preserve">"How tall are the players on the team?" → answers vary: 60 in, 63 in, 58 in, 65 in</w:t>
+              <w:t xml:space="preserve">“How tall are the players on the team?” → answers vary: 60 in, 63 in, 58 in, 65 in</w:t>
             </w:r>
           </w:p>
         </w:tc>
@@ -706,7 +706,7 @@
                 <w:sz w:val="18"/>
                 <w:szCs w:val="18"/>
               </w:rPr>
-              <w:t xml:space="preserve">"How tall am I?" → one answer: 60 in. Everyone who measures gets the same number.</w:t>
+              <w:t xml:space="preserve">“How tall am I?” → one answer: 60 in. Everyone who measures gets the same number.</w:t>
             </w:r>
           </w:p>
         </w:tc>
@@ -1447,7 +1447,7 @@
           <w:sz w:val="22"/>
           <w:szCs w:val="22"/>
         </w:rPr>
-        <w:t xml:space="preserve">__________  —  A statistical question expects varied answers that can be collected as data.</w:t>
+        <w:t xml:space="preserve">A question that expects varied answers you can collect is a ___ ___.</w:t>
       </w:r>
     </w:p>
     <w:p>

--- a/lessons/2-1/downloads/2-1-notes.docx
+++ b/lessons/2-1/downloads/2-1-notes.docx
@@ -219,10 +219,12 @@
     <w:p>
       <w:pPr>
         <w:pStyle w:val="Heading1"/>
+        <w:keepNext/>
+        <w:keepLines/>
         <w:pBdr>
           <w:bottom w:val="single" w:color="1FA6A2" w:sz="14" w:space="6"/>
         </w:pBdr>
-        <w:spacing w:after="140" w:before="260"/>
+        <w:spacing w:after="140" w:before="300"/>
       </w:pPr>
       <w:r>
         <w:rPr>
@@ -1331,10 +1333,12 @@
     <w:p>
       <w:pPr>
         <w:pStyle w:val="Heading1"/>
+        <w:keepNext/>
+        <w:keepLines/>
         <w:pBdr>
           <w:bottom w:val="single" w:color="1FA6A2" w:sz="14" w:space="6"/>
         </w:pBdr>
-        <w:spacing w:after="140" w:before="260"/>
+        <w:spacing w:after="140" w:before="300"/>
       </w:pPr>
       <w:r>
         <w:rPr>
@@ -1430,7 +1434,8 @@
     </w:p>
     <w:p>
       <w:pPr>
-        <w:spacing w:after="120" w:before="80"/>
+        <w:keepLines/>
+        <w:spacing w:after="260" w:before="200"/>
       </w:pPr>
       <w:r>
         <w:rPr>
@@ -1447,56 +1452,41 @@
           <w:sz w:val="22"/>
           <w:szCs w:val="22"/>
         </w:rPr>
-        <w:t xml:space="preserve">A question that expects varied answers you can collect is a ___ ___.</w:t>
-      </w:r>
-    </w:p>
-    <w:p>
-      <w:pPr>
-        <w:spacing w:after="120" w:before="80"/>
-      </w:pPr>
-      <w:r>
-        <w:rPr>
-          <w:b/>
-          <w:bCs/>
-          <w:color w:val="12355B"/>
+        <w:t xml:space="preserve">A question that expects varied answers you can collect is a </w:t>
+      </w:r>
+      <w:r>
+        <w:rPr>
           <w:sz w:val="22"/>
           <w:szCs w:val="22"/>
         </w:rPr>
-        <w:t xml:space="preserve">2.  </w:t>
+        <w:t xml:space="preserve">________________</w:t>
       </w:r>
       <w:r>
         <w:rPr>
           <w:sz w:val="22"/>
           <w:szCs w:val="22"/>
         </w:rPr>
-        <w:t xml:space="preserve">A question that expects a variety of answers and is answered by collecting data is a ___.</w:t>
-      </w:r>
-    </w:p>
-    <w:p>
-      <w:pPr>
-        <w:spacing w:after="120" w:before="80"/>
-      </w:pPr>
-      <w:r>
-        <w:rPr>
-          <w:b/>
-          <w:bCs/>
-          <w:color w:val="12355B"/>
+        <w:t xml:space="preserve"> </w:t>
+      </w:r>
+      <w:r>
+        <w:rPr>
           <w:sz w:val="22"/>
           <w:szCs w:val="22"/>
         </w:rPr>
-        <w:t xml:space="preserve">3.  </w:t>
+        <w:t xml:space="preserve">________________</w:t>
       </w:r>
       <w:r>
         <w:rPr>
           <w:sz w:val="22"/>
           <w:szCs w:val="22"/>
         </w:rPr>
-        <w:t xml:space="preserve">A question that has one fixed answer and does not need data collection is a ___.</w:t>
-      </w:r>
-    </w:p>
-    <w:p>
-      <w:pPr>
-        <w:spacing w:after="120" w:before="80"/>
+        <w:t xml:space="preserve">.</w:t>
+      </w:r>
+    </w:p>
+    <w:p>
+      <w:pPr>
+        <w:keepLines/>
+        <w:spacing w:after="260" w:before="200"/>
       </w:pPr>
       <w:r>
         <w:rPr>
@@ -1506,41 +1496,34 @@
           <w:sz w:val="22"/>
           <w:szCs w:val="22"/>
         </w:rPr>
-        <w:t xml:space="preserve">4.  </w:t>
+        <w:t xml:space="preserve">2.  </w:t>
       </w:r>
       <w:r>
         <w:rPr>
           <w:sz w:val="22"/>
           <w:szCs w:val="22"/>
         </w:rPr>
-        <w:t xml:space="preserve">Facts or numbers collected to answer a question are ___.</w:t>
-      </w:r>
-    </w:p>
-    <w:p>
-      <w:pPr>
-        <w:spacing w:after="120" w:before="80"/>
-      </w:pPr>
-      <w:r>
-        <w:rPr>
-          <w:b/>
-          <w:bCs/>
-          <w:color w:val="12355B"/>
+        <w:t xml:space="preserve">A question that expects a variety of answers and is answered by collecting data is a </w:t>
+      </w:r>
+      <w:r>
+        <w:rPr>
           <w:sz w:val="22"/>
           <w:szCs w:val="22"/>
         </w:rPr>
-        <w:t xml:space="preserve">5.  </w:t>
+        <w:t xml:space="preserve">________________</w:t>
       </w:r>
       <w:r>
         <w:rPr>
           <w:sz w:val="22"/>
           <w:szCs w:val="22"/>
         </w:rPr>
-        <w:t xml:space="preserve">How much the values in a data set differ from one another is the ___.</w:t>
-      </w:r>
-    </w:p>
-    <w:p>
-      <w:pPr>
-        <w:spacing w:after="120" w:before="80"/>
+        <w:t xml:space="preserve">.</w:t>
+      </w:r>
+    </w:p>
+    <w:p>
+      <w:pPr>
+        <w:keepLines/>
+        <w:spacing w:after="260" w:before="200"/>
       </w:pPr>
       <w:r>
         <w:rPr>
@@ -1550,46 +1533,187 @@
           <w:sz w:val="22"/>
           <w:szCs w:val="22"/>
         </w:rPr>
-        <w:t xml:space="preserve">6.  </w:t>
+        <w:t xml:space="preserve">3.  </w:t>
       </w:r>
       <w:r>
         <w:rPr>
           <w:sz w:val="22"/>
           <w:szCs w:val="22"/>
         </w:rPr>
-        <w:t xml:space="preserve">A way to collect data by asking many people the same question is a ___.</w:t>
-      </w:r>
-    </w:p>
-    <w:p>
-      <w:pPr>
-        <w:spacing w:after="120" w:before="80"/>
-      </w:pPr>
-      <w:r>
-        <w:rPr>
-          <w:b/>
-          <w:bCs/>
-          <w:color w:val="12355B"/>
+        <w:t xml:space="preserve">A question that has one fixed answer and does not need data collection is a </w:t>
+      </w:r>
+      <w:r>
+        <w:rPr>
           <w:sz w:val="22"/>
           <w:szCs w:val="22"/>
         </w:rPr>
-        <w:t xml:space="preserve">7.  </w:t>
+        <w:t xml:space="preserve">________________</w:t>
       </w:r>
       <w:r>
         <w:rPr>
           <w:sz w:val="22"/>
           <w:szCs w:val="22"/>
         </w:rPr>
-        <w:t xml:space="preserve">The way data values are spread out across a range is the ___.</w:t>
+        <w:t xml:space="preserve">.</w:t>
+      </w:r>
+    </w:p>
+    <w:p>
+      <w:pPr>
+        <w:keepLines/>
+        <w:spacing w:after="260" w:before="200"/>
+      </w:pPr>
+      <w:r>
+        <w:rPr>
+          <w:b/>
+          <w:bCs/>
+          <w:color w:val="12355B"/>
+          <w:sz w:val="22"/>
+          <w:szCs w:val="22"/>
+        </w:rPr>
+        <w:t xml:space="preserve">4.  </w:t>
+      </w:r>
+      <w:r>
+        <w:rPr>
+          <w:sz w:val="22"/>
+          <w:szCs w:val="22"/>
+        </w:rPr>
+        <w:t xml:space="preserve">Facts or numbers collected to answer a question are </w:t>
+      </w:r>
+      <w:r>
+        <w:rPr>
+          <w:sz w:val="22"/>
+          <w:szCs w:val="22"/>
+        </w:rPr>
+        <w:t xml:space="preserve">________________</w:t>
+      </w:r>
+      <w:r>
+        <w:rPr>
+          <w:sz w:val="22"/>
+          <w:szCs w:val="22"/>
+        </w:rPr>
+        <w:t xml:space="preserve">.</w:t>
+      </w:r>
+    </w:p>
+    <w:p>
+      <w:pPr>
+        <w:keepLines/>
+        <w:spacing w:after="260" w:before="200"/>
+      </w:pPr>
+      <w:r>
+        <w:rPr>
+          <w:b/>
+          <w:bCs/>
+          <w:color w:val="12355B"/>
+          <w:sz w:val="22"/>
+          <w:szCs w:val="22"/>
+        </w:rPr>
+        <w:t xml:space="preserve">5.  </w:t>
+      </w:r>
+      <w:r>
+        <w:rPr>
+          <w:sz w:val="22"/>
+          <w:szCs w:val="22"/>
+        </w:rPr>
+        <w:t xml:space="preserve">How much the values in a data set differ from one another is the </w:t>
+      </w:r>
+      <w:r>
+        <w:rPr>
+          <w:sz w:val="22"/>
+          <w:szCs w:val="22"/>
+        </w:rPr>
+        <w:t xml:space="preserve">________________</w:t>
+      </w:r>
+      <w:r>
+        <w:rPr>
+          <w:sz w:val="22"/>
+          <w:szCs w:val="22"/>
+        </w:rPr>
+        <w:t xml:space="preserve">.</w:t>
+      </w:r>
+    </w:p>
+    <w:p>
+      <w:pPr>
+        <w:keepLines/>
+        <w:spacing w:after="260" w:before="200"/>
+      </w:pPr>
+      <w:r>
+        <w:rPr>
+          <w:b/>
+          <w:bCs/>
+          <w:color w:val="12355B"/>
+          <w:sz w:val="22"/>
+          <w:szCs w:val="22"/>
+        </w:rPr>
+        <w:t xml:space="preserve">6.  </w:t>
+      </w:r>
+      <w:r>
+        <w:rPr>
+          <w:sz w:val="22"/>
+          <w:szCs w:val="22"/>
+        </w:rPr>
+        <w:t xml:space="preserve">A way to collect data by asking many people the same question is a </w:t>
+      </w:r>
+      <w:r>
+        <w:rPr>
+          <w:sz w:val="22"/>
+          <w:szCs w:val="22"/>
+        </w:rPr>
+        <w:t xml:space="preserve">________________</w:t>
+      </w:r>
+      <w:r>
+        <w:rPr>
+          <w:sz w:val="22"/>
+          <w:szCs w:val="22"/>
+        </w:rPr>
+        <w:t xml:space="preserve">.</w:t>
+      </w:r>
+    </w:p>
+    <w:p>
+      <w:pPr>
+        <w:keepLines/>
+        <w:spacing w:after="260" w:before="200"/>
+      </w:pPr>
+      <w:r>
+        <w:rPr>
+          <w:b/>
+          <w:bCs/>
+          <w:color w:val="12355B"/>
+          <w:sz w:val="22"/>
+          <w:szCs w:val="22"/>
+        </w:rPr>
+        <w:t xml:space="preserve">7.  </w:t>
+      </w:r>
+      <w:r>
+        <w:rPr>
+          <w:sz w:val="22"/>
+          <w:szCs w:val="22"/>
+        </w:rPr>
+        <w:t xml:space="preserve">The way data values are spread out across a range is the </w:t>
+      </w:r>
+      <w:r>
+        <w:rPr>
+          <w:sz w:val="22"/>
+          <w:szCs w:val="22"/>
+        </w:rPr>
+        <w:t xml:space="preserve">________________</w:t>
+      </w:r>
+      <w:r>
+        <w:rPr>
+          <w:sz w:val="22"/>
+          <w:szCs w:val="22"/>
+        </w:rPr>
+        <w:t xml:space="preserve">.</w:t>
       </w:r>
     </w:p>
     <w:p>
       <w:pPr>
         <w:pStyle w:val="Heading1"/>
-        <w:pageBreakBefore/>
+        <w:keepNext/>
+        <w:keepLines/>
         <w:pBdr>
           <w:bottom w:val="single" w:color="1FA6A2" w:sz="14" w:space="6"/>
         </w:pBdr>
-        <w:spacing w:after="140" w:before="0"/>
+        <w:spacing w:after="140" w:before="300"/>
       </w:pPr>
       <w:r>
         <w:rPr>
@@ -2870,11 +2994,12 @@
     <w:p>
       <w:pPr>
         <w:pStyle w:val="Heading1"/>
-        <w:pageBreakBefore/>
+        <w:keepNext/>
+        <w:keepLines/>
         <w:pBdr>
           <w:bottom w:val="single" w:color="1FA6A2" w:sz="14" w:space="6"/>
         </w:pBdr>
-        <w:spacing w:after="140" w:before="0"/>
+        <w:spacing w:after="140" w:before="300"/>
       </w:pPr>
       <w:r>
         <w:rPr>
@@ -3207,11 +3332,12 @@
     <w:p>
       <w:pPr>
         <w:pStyle w:val="Heading1"/>
-        <w:pageBreakBefore/>
+        <w:keepNext/>
+        <w:keepLines/>
         <w:pBdr>
           <w:bottom w:val="single" w:color="1FA6A2" w:sz="14" w:space="6"/>
         </w:pBdr>
-        <w:spacing w:after="140" w:before="0"/>
+        <w:spacing w:after="140" w:before="300"/>
       </w:pPr>
       <w:r>
         <w:rPr>
@@ -4013,11 +4139,12 @@
     <w:p>
       <w:pPr>
         <w:pStyle w:val="Heading1"/>
-        <w:pageBreakBefore/>
+        <w:keepNext/>
+        <w:keepLines/>
         <w:pBdr>
           <w:bottom w:val="single" w:color="1FA6A2" w:sz="14" w:space="6"/>
         </w:pBdr>
-        <w:spacing w:after="140" w:before="0"/>
+        <w:spacing w:after="140" w:before="300"/>
       </w:pPr>
       <w:r>
         <w:rPr>
@@ -4818,11 +4945,12 @@
     <w:p>
       <w:pPr>
         <w:pStyle w:val="Heading1"/>
-        <w:pageBreakBefore/>
+        <w:keepNext/>
+        <w:keepLines/>
         <w:pBdr>
           <w:bottom w:val="single" w:color="1FA6A2" w:sz="14" w:space="6"/>
         </w:pBdr>
-        <w:spacing w:after="140" w:before="0"/>
+        <w:spacing w:after="140" w:before="300"/>
       </w:pPr>
       <w:r>
         <w:rPr>

--- a/lessons/2-1/downloads/2-1-notes.docx
+++ b/lessons/2-1/downloads/2-1-notes.docx
@@ -1726,47 +1726,6 @@
         <w:t xml:space="preserve">Write About the Math</w:t>
       </w:r>
     </w:p>
-    <w:p>
-      <w:pPr>
-        <w:spacing w:after="100"/>
-      </w:pPr>
-      <w:r>
-        <w:rPr>
-          <w:i/>
-          <w:iCs/>
-          <w:color w:val="5F6F80"/>
-          <w:sz w:val="19"/>
-          <w:szCs w:val="19"/>
-        </w:rPr>
-        <w:t xml:space="preserve">Use the support level you need. Every level answers the same math question.</w:t>
-      </w:r>
-    </w:p>
-    <w:p>
-      <w:pPr>
-        <w:pStyle w:val="Heading2"/>
-        <w:spacing w:after="80" w:before="180"/>
-      </w:pPr>
-      <w:r>
-        <w:rPr>
-          <w:b/>
-          <w:bCs/>
-          <w:color w:val="12355B"/>
-          <w:sz w:val="24"/>
-          <w:szCs w:val="24"/>
-        </w:rPr>
-        <w:t xml:space="preserve">1. Understand the Question</w:t>
-      </w:r>
-      <w:r>
-        <w:rPr>
-          <w:i/>
-          <w:iCs/>
-          <w:color w:val="B97A12"/>
-          <w:sz w:val="19"/>
-          <w:szCs w:val="19"/>
-        </w:rPr>
-        <w:t xml:space="preserve">   explain</w:t>
-      </w:r>
-    </w:p>
     <w:tbl>
       <w:tblPr>
         <w:tblW w:type="pct" w:w="100%"/>
@@ -1805,344 +1764,6 @@
               </w:rPr>
               <w:t xml:space="preserve">Which question is statistical? Why would the editor's question give the newspaper more interesting data?</w:t>
             </w:r>
-          </w:p>
-          <w:p>
-            <w:pPr>
-              <w:spacing w:after="0"/>
-            </w:pPr>
-            <w:r>
-              <w:rPr>
-                <w:b/>
-                <w:bCs/>
-                <w:color w:val="12355B"/>
-                <w:sz w:val="20"/>
-                <w:szCs w:val="20"/>
-              </w:rPr>
-              <w:t xml:space="preserve">Your job:  </w:t>
-            </w:r>
-            <w:r>
-              <w:rPr>
-                <w:sz w:val="20"/>
-                <w:szCs w:val="20"/>
-              </w:rPr>
-              <w:t xml:space="preserve">Answer the question. Use math evidence. Explain how the evidence proves your answer.</w:t>
-            </w:r>
-            <w:r>
-              <w:rPr>
-                <w:i/>
-                <w:iCs/>
-                <w:color w:val="5F6F80"/>
-                <w:sz w:val="18"/>
-                <w:szCs w:val="18"/>
-              </w:rPr>
-              <w:br/>
-              <w:t xml:space="preserve">Responde la pregunta. Usa evidencia matemática. Explica cómo la evidencia demuestra tu respuesta.</w:t>
-            </w:r>
-          </w:p>
-        </w:tc>
-      </w:tr>
-    </w:tbl>
-    <w:p>
-      <w:pPr>
-        <w:pStyle w:val="Heading2"/>
-        <w:spacing w:after="80" w:before="180"/>
-      </w:pPr>
-      <w:r>
-        <w:rPr>
-          <w:b/>
-          <w:bCs/>
-          <w:color w:val="12355B"/>
-          <w:sz w:val="24"/>
-          <w:szCs w:val="24"/>
-        </w:rPr>
-        <w:t xml:space="preserve">2. Plan Your Math Words</w:t>
-      </w:r>
-      <w:r>
-        <w:rPr>
-          <w:i/>
-          <w:iCs/>
-          <w:color w:val="1FA6A2"/>
-          <w:sz w:val="19"/>
-          <w:szCs w:val="19"/>
-        </w:rPr>
-        <w:t xml:space="preserve">   check at least two</w:t>
-      </w:r>
-    </w:p>
-    <w:p>
-      <w:pPr>
-        <w:spacing w:after="60"/>
-      </w:pPr>
-      <w:r>
-        <w:rPr>
-          <w:b/>
-          <w:bCs/>
-          <w:color w:val="1FA6A2"/>
-          <w:sz w:val="22"/>
-          <w:szCs w:val="22"/>
-        </w:rPr>
-        <w:t xml:space="preserve">☐  </w:t>
-      </w:r>
-      <w:r>
-        <w:rPr>
-          <w:b/>
-          <w:bCs/>
-          <w:color w:val="12355B"/>
-          <w:sz w:val="20"/>
-          <w:szCs w:val="20"/>
-        </w:rPr>
-        <w:t xml:space="preserve">Statistical Questions and Data — </w:t>
-      </w:r>
-      <w:r>
-        <w:rPr>
-          <w:sz w:val="20"/>
-          <w:szCs w:val="20"/>
-        </w:rPr>
-        <w:t xml:space="preserve">A statistical question expects varied answers that can be collected as data.</w:t>
-      </w:r>
-      <w:r>
-        <w:rPr>
-          <w:i/>
-          <w:iCs/>
-          <w:color w:val="5F6F80"/>
-          <w:sz w:val="18"/>
-          <w:szCs w:val="18"/>
-        </w:rPr>
-        <w:br/>
-        <w:t xml:space="preserve">Preguntas estadísticas y datos — Una pregunta estadística espera respuestas variadas que se pueden recopilar como datos.</w:t>
-      </w:r>
-    </w:p>
-    <w:p>
-      <w:pPr>
-        <w:spacing w:after="60"/>
-      </w:pPr>
-      <w:r>
-        <w:rPr>
-          <w:b/>
-          <w:bCs/>
-          <w:color w:val="1FA6A2"/>
-          <w:sz w:val="22"/>
-          <w:szCs w:val="22"/>
-        </w:rPr>
-        <w:t xml:space="preserve">☐  </w:t>
-      </w:r>
-      <w:r>
-        <w:rPr>
-          <w:b/>
-          <w:bCs/>
-          <w:color w:val="12355B"/>
-          <w:sz w:val="20"/>
-          <w:szCs w:val="20"/>
-        </w:rPr>
-        <w:t xml:space="preserve">Statistical Question — </w:t>
-      </w:r>
-      <w:r>
-        <w:rPr>
-          <w:sz w:val="20"/>
-          <w:szCs w:val="20"/>
-        </w:rPr>
-        <w:t xml:space="preserve">A question where the answers will be different for different people.</w:t>
-      </w:r>
-      <w:r>
-        <w:rPr>
-          <w:i/>
-          <w:iCs/>
-          <w:color w:val="5F6F80"/>
-          <w:sz w:val="18"/>
-          <w:szCs w:val="18"/>
-        </w:rPr>
-        <w:br/>
-        <w:t xml:space="preserve">Pregunta estadística — Una pregunta cuyas respuestas serán distintas para distintas personas.</w:t>
-      </w:r>
-    </w:p>
-    <w:p>
-      <w:pPr>
-        <w:spacing w:after="60"/>
-      </w:pPr>
-      <w:r>
-        <w:rPr>
-          <w:b/>
-          <w:bCs/>
-          <w:color w:val="1FA6A2"/>
-          <w:sz w:val="22"/>
-          <w:szCs w:val="22"/>
-        </w:rPr>
-        <w:t xml:space="preserve">☐  </w:t>
-      </w:r>
-      <w:r>
-        <w:rPr>
-          <w:b/>
-          <w:bCs/>
-          <w:color w:val="12355B"/>
-          <w:sz w:val="20"/>
-          <w:szCs w:val="20"/>
-        </w:rPr>
-        <w:t xml:space="preserve">Non-statistical Question — </w:t>
-      </w:r>
-      <w:r>
-        <w:rPr>
-          <w:sz w:val="20"/>
-          <w:szCs w:val="20"/>
-        </w:rPr>
-        <w:t xml:space="preserve">A question that has just one fixed answer that is the same no matter who you ask, so there is no data to collect.</w:t>
-      </w:r>
-      <w:r>
-        <w:rPr>
-          <w:i/>
-          <w:iCs/>
-          <w:color w:val="5F6F80"/>
-          <w:sz w:val="18"/>
-          <w:szCs w:val="18"/>
-        </w:rPr>
-        <w:br/>
-        <w:t xml:space="preserve">Pregunta no estadística — Una pregunta que tiene una sola respuesta fija, igual sin importar a quién le preguntes, por lo que no hay datos que recolectar.</w:t>
-      </w:r>
-    </w:p>
-    <w:p>
-      <w:pPr>
-        <w:spacing w:after="60"/>
-      </w:pPr>
-      <w:r>
-        <w:rPr>
-          <w:b/>
-          <w:bCs/>
-          <w:color w:val="1FA6A2"/>
-          <w:sz w:val="22"/>
-          <w:szCs w:val="22"/>
-        </w:rPr>
-        <w:t xml:space="preserve">☐  </w:t>
-      </w:r>
-      <w:r>
-        <w:rPr>
-          <w:b/>
-          <w:bCs/>
-          <w:color w:val="12355B"/>
-          <w:sz w:val="20"/>
-          <w:szCs w:val="20"/>
-        </w:rPr>
-        <w:t xml:space="preserve">Data — </w:t>
-      </w:r>
-      <w:r>
-        <w:rPr>
-          <w:sz w:val="20"/>
-          <w:szCs w:val="20"/>
-        </w:rPr>
-        <w:t xml:space="preserve">Facts and numbers you collect, like answers to a survey.</w:t>
-      </w:r>
-      <w:r>
-        <w:rPr>
-          <w:i/>
-          <w:iCs/>
-          <w:color w:val="5F6F80"/>
-          <w:sz w:val="18"/>
-          <w:szCs w:val="18"/>
-        </w:rPr>
-        <w:br/>
-        <w:t xml:space="preserve">Datos — Datos y números que recoges, como respuestas a una encuesta.</w:t>
-      </w:r>
-    </w:p>
-    <w:p>
-      <w:pPr>
-        <w:spacing w:after="60"/>
-      </w:pPr>
-      <w:r>
-        <w:rPr>
-          <w:b/>
-          <w:bCs/>
-          <w:color w:val="1FA6A2"/>
-          <w:sz w:val="22"/>
-          <w:szCs w:val="22"/>
-        </w:rPr>
-        <w:t xml:space="preserve">☐  </w:t>
-      </w:r>
-      <w:r>
-        <w:rPr>
-          <w:b/>
-          <w:bCs/>
-          <w:color w:val="12355B"/>
-          <w:sz w:val="20"/>
-          <w:szCs w:val="20"/>
-        </w:rPr>
-        <w:t xml:space="preserve">Variability — </w:t>
-      </w:r>
-      <w:r>
-        <w:rPr>
-          <w:sz w:val="20"/>
-          <w:szCs w:val="20"/>
-        </w:rPr>
-        <w:t xml:space="preserve">How spread out the numbers are.</w:t>
-      </w:r>
-      <w:r>
-        <w:rPr>
-          <w:i/>
-          <w:iCs/>
-          <w:color w:val="5F6F80"/>
-          <w:sz w:val="18"/>
-          <w:szCs w:val="18"/>
-        </w:rPr>
-        <w:br/>
-        <w:t xml:space="preserve">Variabilidad — Qué tan separados están los números.</w:t>
-      </w:r>
-    </w:p>
-    <w:tbl>
-      <w:tblPr>
-        <w:tblW w:type="pct" w:w="100%"/>
-        <w:tblBorders>
-          <w:top w:val="single" w:color="1FA6A2" w:sz="8"/>
-          <w:left w:val="single" w:color="1FA6A2" w:sz="8"/>
-          <w:bottom w:val="single" w:color="1FA6A2" w:sz="8"/>
-          <w:right w:val="single" w:color="1FA6A2" w:sz="8"/>
-          <w:insideH w:val="single" w:color="auto" w:sz="4"/>
-          <w:insideV w:val="single" w:color="auto" w:sz="4"/>
-        </w:tblBorders>
-      </w:tblPr>
-      <w:tblGrid>
-        <w:gridCol w:w="100"/>
-      </w:tblGrid>
-      <w:tr>
-        <w:tc>
-          <w:tcPr>
-            <w:shd w:fill="F7FFFD" w:color="auto" w:val="clear"/>
-            <w:tcMar>
-              <w:top w:type="dxa" w:w="120"/>
-              <w:left w:type="dxa" w:w="180"/>
-              <w:bottom w:type="dxa" w:w="120"/>
-              <w:right w:type="dxa" w:w="180"/>
-            </w:tcMar>
-          </w:tcPr>
-          <w:p>
-            <w:pPr>
-              <w:spacing w:after="50"/>
-            </w:pPr>
-            <w:r>
-              <w:rPr>
-                <w:b/>
-                <w:bCs/>
-                <w:color w:val="1FA6A2"/>
-                <w:sz w:val="20"/>
-                <w:szCs w:val="20"/>
-              </w:rPr>
-              <w:t xml:space="preserve">Say it first:  </w:t>
-            </w:r>
-            <w:r>
-              <w:rPr>
-                <w:sz w:val="20"/>
-                <w:szCs w:val="20"/>
-              </w:rPr>
-              <w:t xml:space="preserve">Say your idea to a partner or quietly to yourself before you write.</w:t>
-            </w:r>
-          </w:p>
-          <w:p>
-            <w:pPr>
-              <w:spacing w:after="60"/>
-            </w:pPr>
-            <w:r>
-              <w:rPr>
-                <w:color w:val="1A2733"/>
-                <w:sz w:val="21"/>
-                <w:szCs w:val="21"/>
-              </w:rPr>
-              <w:t xml:space="preserve">The reporter's question is ___ because ___. The editor's question is ___ because ___. The editor's question is better for a story because ___.</w:t>
-            </w:r>
             <w:r>
               <w:rPr>
                 <w:i/>
@@ -2152,7 +1773,7 @@
                 <w:szCs w:val="19"/>
               </w:rPr>
               <w:br/>
-              <w:t xml:space="preserve">Di tu respuesta primero: Mi respuesta es ___ porque ___.</w:t>
+              <w:t xml:space="preserve">¿Qué pregunta es estadística? ¿Por qué la pregunta de la editora le daría al periódico datos más interesantes?</w:t>
             </w:r>
           </w:p>
         </w:tc>
@@ -2160,28 +1781,192 @@
     </w:tbl>
     <w:p>
       <w:pPr>
-        <w:pStyle w:val="Heading2"/>
-        <w:spacing w:after="80" w:before="180"/>
-      </w:pPr>
-      <w:r>
-        <w:rPr>
-          <w:b/>
-          <w:bCs/>
-          <w:color w:val="12355B"/>
-          <w:sz w:val="24"/>
-          <w:szCs w:val="24"/>
-        </w:rPr>
-        <w:t xml:space="preserve">3. Build Your Explanation</w:t>
-      </w:r>
+        <w:spacing w:after="100"/>
+      </w:pPr>
       <w:r>
         <w:rPr>
           <w:i/>
           <w:iCs/>
-          <w:color w:val="B97A12"/>
+          <w:color w:val="5F6F80"/>
           <w:sz w:val="19"/>
           <w:szCs w:val="19"/>
         </w:rPr>
-        <w:t xml:space="preserve">   choose your support</w:t>
+        <w:t xml:space="preserve">Say your answer to a partner first. Then write it, using at least two of these words:</w:t>
+      </w:r>
+    </w:p>
+    <w:p>
+      <w:pPr>
+        <w:spacing w:after="40"/>
+      </w:pPr>
+      <w:r>
+        <w:rPr>
+          <w:b/>
+          <w:bCs/>
+          <w:color w:val="1FA6A2"/>
+          <w:sz w:val="22"/>
+          <w:szCs w:val="22"/>
+        </w:rPr>
+        <w:t xml:space="preserve">☐  </w:t>
+      </w:r>
+      <w:r>
+        <w:rPr>
+          <w:b/>
+          <w:bCs/>
+          <w:color w:val="12355B"/>
+          <w:sz w:val="20"/>
+          <w:szCs w:val="20"/>
+        </w:rPr>
+        <w:t xml:space="preserve">Statistical Question</w:t>
+      </w:r>
+      <w:r>
+        <w:rPr>
+          <w:i/>
+          <w:iCs/>
+          <w:color w:val="5F6F80"/>
+          <w:sz w:val="18"/>
+          <w:szCs w:val="18"/>
+        </w:rPr>
+        <w:t xml:space="preserve">  ·  Pregunta estadística</w:t>
+      </w:r>
+    </w:p>
+    <w:p>
+      <w:pPr>
+        <w:spacing w:after="40"/>
+      </w:pPr>
+      <w:r>
+        <w:rPr>
+          <w:b/>
+          <w:bCs/>
+          <w:color w:val="1FA6A2"/>
+          <w:sz w:val="22"/>
+          <w:szCs w:val="22"/>
+        </w:rPr>
+        <w:t xml:space="preserve">☐  </w:t>
+      </w:r>
+      <w:r>
+        <w:rPr>
+          <w:b/>
+          <w:bCs/>
+          <w:color w:val="12355B"/>
+          <w:sz w:val="20"/>
+          <w:szCs w:val="20"/>
+        </w:rPr>
+        <w:t xml:space="preserve">Non-statistical Question</w:t>
+      </w:r>
+      <w:r>
+        <w:rPr>
+          <w:i/>
+          <w:iCs/>
+          <w:color w:val="5F6F80"/>
+          <w:sz w:val="18"/>
+          <w:szCs w:val="18"/>
+        </w:rPr>
+        <w:t xml:space="preserve">  ·  Pregunta no estadística</w:t>
+      </w:r>
+    </w:p>
+    <w:p>
+      <w:pPr>
+        <w:spacing w:after="40"/>
+      </w:pPr>
+      <w:r>
+        <w:rPr>
+          <w:b/>
+          <w:bCs/>
+          <w:color w:val="1FA6A2"/>
+          <w:sz w:val="22"/>
+          <w:szCs w:val="22"/>
+        </w:rPr>
+        <w:t xml:space="preserve">☐  </w:t>
+      </w:r>
+      <w:r>
+        <w:rPr>
+          <w:b/>
+          <w:bCs/>
+          <w:color w:val="12355B"/>
+          <w:sz w:val="20"/>
+          <w:szCs w:val="20"/>
+        </w:rPr>
+        <w:t xml:space="preserve">Data</w:t>
+      </w:r>
+      <w:r>
+        <w:rPr>
+          <w:i/>
+          <w:iCs/>
+          <w:color w:val="5F6F80"/>
+          <w:sz w:val="18"/>
+          <w:szCs w:val="18"/>
+        </w:rPr>
+        <w:t xml:space="preserve">  ·  Datos</w:t>
+      </w:r>
+    </w:p>
+    <w:p>
+      <w:pPr>
+        <w:spacing w:after="40"/>
+      </w:pPr>
+      <w:r>
+        <w:rPr>
+          <w:b/>
+          <w:bCs/>
+          <w:color w:val="1FA6A2"/>
+          <w:sz w:val="22"/>
+          <w:szCs w:val="22"/>
+        </w:rPr>
+        <w:t xml:space="preserve">☐  </w:t>
+      </w:r>
+      <w:r>
+        <w:rPr>
+          <w:b/>
+          <w:bCs/>
+          <w:color w:val="12355B"/>
+          <w:sz w:val="20"/>
+          <w:szCs w:val="20"/>
+        </w:rPr>
+        <w:t xml:space="preserve">Variability</w:t>
+      </w:r>
+      <w:r>
+        <w:rPr>
+          <w:i/>
+          <w:iCs/>
+          <w:color w:val="5F6F80"/>
+          <w:sz w:val="18"/>
+          <w:szCs w:val="18"/>
+        </w:rPr>
+        <w:t xml:space="preserve">  ·  Variabilidad</w:t>
+      </w:r>
+    </w:p>
+    <w:p>
+      <w:pPr>
+        <w:spacing w:after="40"/>
+      </w:pPr>
+      <w:r>
+        <w:rPr>
+          <w:b/>
+          <w:bCs/>
+          <w:color w:val="1FA6A2"/>
+          <w:sz w:val="22"/>
+          <w:szCs w:val="22"/>
+        </w:rPr>
+        <w:t xml:space="preserve">☐  </w:t>
+      </w:r>
+      <w:r>
+        <w:rPr>
+          <w:b/>
+          <w:bCs/>
+          <w:color w:val="12355B"/>
+          <w:sz w:val="20"/>
+          <w:szCs w:val="20"/>
+        </w:rPr>
+        <w:t xml:space="preserve">Survey</w:t>
+      </w:r>
+      <w:r>
+        <w:rPr>
+          <w:i/>
+          <w:iCs/>
+          <w:color w:val="5F6F80"/>
+          <w:sz w:val="18"/>
+          <w:szCs w:val="18"/>
+        </w:rPr>
+        <w:t xml:space="preserve">  ·  Encuesta</w:t>
       </w:r>
     </w:p>
     <w:tbl>
@@ -2212,21 +1997,6 @@
           </w:tcPr>
           <w:p>
             <w:pPr>
-              <w:spacing w:after="50"/>
-            </w:pPr>
-            <w:r>
-              <w:rPr>
-                <w:i/>
-                <w:iCs/>
-                <w:color w:val="5F6F80"/>
-                <w:sz w:val="19"/>
-                <w:szCs w:val="19"/>
-              </w:rPr>
-              <w:t xml:space="preserve">This model shows the parts of an explanation. It does not answer your writing question.</w:t>
-            </w:r>
-          </w:p>
-          <w:p>
-            <w:pPr>
               <w:spacing w:after="80"/>
             </w:pPr>
             <w:r>
@@ -2237,58 +2007,14 @@
                 <w:sz w:val="19"/>
                 <w:szCs w:val="19"/>
               </w:rPr>
-              <w:t xml:space="preserve">Claim:  </w:t>
+              <w:t xml:space="preserve">Model:  </w:t>
             </w:r>
             <w:r>
               <w:rPr>
                 <w:sz w:val="19"/>
                 <w:szCs w:val="19"/>
               </w:rPr>
-              <w:t xml:space="preserve">A statistical question expects answers that vary across many cases.</w:t>
-            </w:r>
-          </w:p>
-          <w:p>
-            <w:pPr>
-              <w:spacing w:after="80"/>
-            </w:pPr>
-            <w:r>
-              <w:rPr>
-                <w:b/>
-                <w:bCs/>
-                <w:color w:val="12355B"/>
-                <w:sz w:val="19"/>
-                <w:szCs w:val="19"/>
-              </w:rPr>
-              <w:t xml:space="preserve">Evidence:  </w:t>
-            </w:r>
-            <w:r>
-              <w:rPr>
-                <w:sz w:val="19"/>
-                <w:szCs w:val="19"/>
-              </w:rPr>
-              <w:t xml:space="preserve">Students identify "How tall is each player?" as statistical because heights vary, while "How tall is our point guard?" has one fixed answer.</w:t>
-            </w:r>
-          </w:p>
-          <w:p>
-            <w:pPr>
-              <w:spacing w:after="80"/>
-            </w:pPr>
-            <w:r>
-              <w:rPr>
-                <w:b/>
-                <w:bCs/>
-                <w:color w:val="12355B"/>
-                <w:sz w:val="19"/>
-                <w:szCs w:val="19"/>
-              </w:rPr>
-              <w:t xml:space="preserve">Reasoning:  </w:t>
-            </w:r>
-            <w:r>
-              <w:rPr>
-                <w:sz w:val="19"/>
-                <w:szCs w:val="19"/>
-              </w:rPr>
-              <w:t xml:space="preserve">This evidence connects the definition of statistical question to the mathematical claim.</w:t>
+              <w:t xml:space="preserve">A statistical question expects answers that vary across many cases. — Students identify "How tall is each player?" as statistical because heights vary, while "How tall is our point guard?" has one fixed answer.</w:t>
             </w:r>
           </w:p>
         </w:tc>
@@ -2367,7 +2093,7 @@
           <w:sz w:val="21"/>
           <w:szCs w:val="21"/>
         </w:rPr>
-        <w:t xml:space="preserve">My answer is ___.</w:t>
+        <w:t xml:space="preserve">My answer is ___ because ___.</w:t>
       </w:r>
       <w:r>
         <w:rPr>
@@ -2378,7 +2104,7 @@
           <w:szCs w:val="19"/>
         </w:rPr>
         <w:br/>
-        <w:t xml:space="preserve">Mi respuesta es ___.</w:t>
+        <w:t xml:space="preserve">Mi respuesta es ___ porque ___.</w:t>
       </w:r>
     </w:p>
     <w:tbl>
@@ -2518,7 +2244,7 @@
           <w:sz w:val="21"/>
           <w:szCs w:val="21"/>
         </w:rPr>
-        <w:t xml:space="preserve">I know because ___.</w:t>
+        <w:t xml:space="preserve">My evidence is ___, so ___.</w:t>
       </w:r>
       <w:r>
         <w:rPr>
@@ -2529,31 +2255,7 @@
           <w:szCs w:val="19"/>
         </w:rPr>
         <w:br/>
-        <w:t xml:space="preserve">Lo sé porque ___.</w:t>
-      </w:r>
-    </w:p>
-    <w:p>
-      <w:pPr>
-        <w:spacing w:after="60"/>
-      </w:pPr>
-      <w:r>
-        <w:rPr>
-          <w:color w:val="1A2733"/>
-          <w:sz w:val="21"/>
-          <w:szCs w:val="21"/>
-        </w:rPr>
-        <w:t xml:space="preserve">So ___.</w:t>
-      </w:r>
-      <w:r>
-        <w:rPr>
-          <w:i/>
-          <w:iCs/>
-          <w:color w:val="5F6F80"/>
-          <w:sz w:val="19"/>
-          <w:szCs w:val="19"/>
-        </w:rPr>
-        <w:br/>
-        <w:t xml:space="preserve">Entonces ___.</w:t>
+        <w:t xml:space="preserve">Mi evidencia es ___, entonces ___.</w:t>
       </w:r>
     </w:p>
     <w:tbl>
@@ -2659,78 +2361,6 @@
         <w:t xml:space="preserve">Escribe una afirmación, da evidencia matemática y explica tu razonamiento.</w:t>
       </w:r>
     </w:p>
-    <w:p>
-      <w:pPr>
-        <w:spacing w:after="60"/>
-      </w:pPr>
-      <w:r>
-        <w:rPr>
-          <w:color w:val="1A2733"/>
-          <w:sz w:val="21"/>
-          <w:szCs w:val="21"/>
-        </w:rPr>
-        <w:t xml:space="preserve">My claim is ___.</w:t>
-      </w:r>
-      <w:r>
-        <w:rPr>
-          <w:i/>
-          <w:iCs/>
-          <w:color w:val="5F6F80"/>
-          <w:sz w:val="19"/>
-          <w:szCs w:val="19"/>
-        </w:rPr>
-        <w:br/>
-        <w:t xml:space="preserve">Mi afirmación es ___.</w:t>
-      </w:r>
-    </w:p>
-    <w:p>
-      <w:pPr>
-        <w:spacing w:after="60"/>
-      </w:pPr>
-      <w:r>
-        <w:rPr>
-          <w:color w:val="1A2733"/>
-          <w:sz w:val="21"/>
-          <w:szCs w:val="21"/>
-        </w:rPr>
-        <w:t xml:space="preserve">My math evidence is ___.</w:t>
-      </w:r>
-      <w:r>
-        <w:rPr>
-          <w:i/>
-          <w:iCs/>
-          <w:color w:val="5F6F80"/>
-          <w:sz w:val="19"/>
-          <w:szCs w:val="19"/>
-        </w:rPr>
-        <w:br/>
-        <w:t xml:space="preserve">Mi evidencia matemática es ___.</w:t>
-      </w:r>
-    </w:p>
-    <w:p>
-      <w:pPr>
-        <w:spacing w:after="60"/>
-      </w:pPr>
-      <w:r>
-        <w:rPr>
-          <w:color w:val="1A2733"/>
-          <w:sz w:val="21"/>
-          <w:szCs w:val="21"/>
-        </w:rPr>
-        <w:t xml:space="preserve">This proves ___ because ___.</w:t>
-      </w:r>
-      <w:r>
-        <w:rPr>
-          <w:i/>
-          <w:iCs/>
-          <w:color w:val="5F6F80"/>
-          <w:sz w:val="19"/>
-          <w:szCs w:val="19"/>
-        </w:rPr>
-        <w:br/>
-        <w:t xml:space="preserve">Esto demuestra ___ porque ___.</w:t>
-      </w:r>
-    </w:p>
     <w:tbl>
       <w:tblPr>
         <w:tblW w:type="pct" w:w="100%"/>
@@ -2813,7 +2443,7 @@
           <w:sz w:val="24"/>
           <w:szCs w:val="24"/>
         </w:rPr>
-        <w:t xml:space="preserve">4. Check Your Explanation</w:t>
+        <w:t xml:space="preserve">Check Your Explanation</w:t>
       </w:r>
       <w:r>
         <w:rPr>
@@ -2823,7 +2453,7 @@
           <w:sz w:val="19"/>
           <w:szCs w:val="19"/>
         </w:rPr>
-        <w:t xml:space="preserve">   five quick checks</w:t>
+        <w:t xml:space="preserve">   three quick checks</w:t>
       </w:r>
     </w:p>
     <w:p>
@@ -2847,17 +2477,6 @@
         </w:rPr>
         <w:t xml:space="preserve">I answered the question.</w:t>
       </w:r>
-      <w:r>
-        <w:rPr>
-          <w:i/>
-          <w:iCs/>
-          <w:color w:val="5F6F80"/>
-          <w:sz w:val="18"/>
-          <w:szCs w:val="18"/>
-        </w:rPr>
-        <w:br/>
-        <w:t xml:space="preserve">Respondí la pregunta.</w:t>
-      </w:r>
     </w:p>
     <w:p>
       <w:pPr>
@@ -2878,18 +2497,7 @@
           <w:sz w:val="20"/>
           <w:szCs w:val="20"/>
         </w:rPr>
-        <w:t xml:space="preserve">I used math evidence: numbers, an equation, a model, or a comparison.</w:t>
-      </w:r>
-      <w:r>
-        <w:rPr>
-          <w:i/>
-          <w:iCs/>
-          <w:color w:val="5F6F80"/>
-          <w:sz w:val="18"/>
-          <w:szCs w:val="18"/>
-        </w:rPr>
-        <w:br/>
-        <w:t xml:space="preserve">Usé evidencia matemática: números, una ecuación, un modelo o una comparación.</w:t>
+        <w:t xml:space="preserve">I used math evidence: numbers, an equation, or a model.</w:t>
       </w:r>
     </w:p>
     <w:p>
@@ -2911,84 +2519,7 @@
           <w:sz w:val="20"/>
           <w:szCs w:val="20"/>
         </w:rPr>
-        <w:t xml:space="preserve">I explained how the evidence proves my answer.</w:t>
-      </w:r>
-      <w:r>
-        <w:rPr>
-          <w:i/>
-          <w:iCs/>
-          <w:color w:val="5F6F80"/>
-          <w:sz w:val="18"/>
-          <w:szCs w:val="18"/>
-        </w:rPr>
-        <w:br/>
-        <w:t xml:space="preserve">Expliqué cómo la evidencia demuestra mi respuesta.</w:t>
-      </w:r>
-    </w:p>
-    <w:p>
-      <w:pPr>
-        <w:spacing w:after="80"/>
-      </w:pPr>
-      <w:r>
-        <w:rPr>
-          <w:b/>
-          <w:bCs/>
-          <w:color w:val="1FA6A2"/>
-          <w:sz w:val="22"/>
-          <w:szCs w:val="22"/>
-        </w:rPr>
-        <w:t xml:space="preserve">☐  </w:t>
-      </w:r>
-      <w:r>
-        <w:rPr>
-          <w:sz w:val="20"/>
-          <w:szCs w:val="20"/>
-        </w:rPr>
         <w:t xml:space="preserve">I used at least two math words.</w:t>
-      </w:r>
-      <w:r>
-        <w:rPr>
-          <w:i/>
-          <w:iCs/>
-          <w:color w:val="5F6F80"/>
-          <w:sz w:val="18"/>
-          <w:szCs w:val="18"/>
-        </w:rPr>
-        <w:br/>
-        <w:t xml:space="preserve">Usé por lo menos dos palabras matemáticas.</w:t>
-      </w:r>
-    </w:p>
-    <w:p>
-      <w:pPr>
-        <w:spacing w:after="80"/>
-      </w:pPr>
-      <w:r>
-        <w:rPr>
-          <w:b/>
-          <w:bCs/>
-          <w:color w:val="1FA6A2"/>
-          <w:sz w:val="22"/>
-          <w:szCs w:val="22"/>
-        </w:rPr>
-        <w:t xml:space="preserve">☐  </w:t>
-      </w:r>
-      <w:r>
-        <w:rPr>
-          <w:sz w:val="20"/>
-          <w:szCs w:val="20"/>
-        </w:rPr>
-        <w:t xml:space="preserve">I reread complete sentences and punctuation.</w:t>
-      </w:r>
-      <w:r>
-        <w:rPr>
-          <w:i/>
-          <w:iCs/>
-          <w:color w:val="5F6F80"/>
-          <w:sz w:val="18"/>
-          <w:szCs w:val="18"/>
-        </w:rPr>
-        <w:br/>
-        <w:t xml:space="preserve">Volví a leer mis oraciones completas y la puntuación.</w:t>
       </w:r>
     </w:p>
     <w:p>
